--- a/docs/note投稿ネタ30選.docx
+++ b/docs/note投稿ネタ30選.docx
@@ -12,7 +12,7 @@
           <w:color w:val="4B0082"/>
           <w:sz w:val="44"/>
         </w:rPr>
-        <w:t>占い処 六根清浄｜note 投稿ネタ 30選</w:t>
+        <w:t>note 投稿ネタ 30選（改訂版）</w:t>
       </w:r>
     </w:p>
     <w:p>
@@ -25,17 +25,73 @@
           <w:color w:val="646464"/>
           <w:sz w:val="24"/>
         </w:rPr>
-        <w:t>占い師あつき｜"好きな人の本音、占いで読めます"</w:t>
+        <w:t>占い処 六根清浄｜占い師あつき</w:t>
       </w:r>
     </w:p>
     <w:p/>
     <w:p>
       <w:r>
         <w:rPr>
-          <w:color w:val="505050"/>
+          <w:b/>
+          <w:color w:val="4B0082"/>
+          <w:sz w:val="24"/>
+        </w:rPr>
+        <w:t>コンセプト</w:t>
+      </w:r>
+    </w:p>
+    <w:p>
+      <w:pPr>
+        <w:pStyle w:val="ListBullet"/>
+      </w:pPr>
+      <w:r>
+        <w:rPr>
           <w:sz w:val="20"/>
         </w:rPr>
-        <w:t>本リストは「占い処 六根清浄」のブランディングに基づき、noteプラットフォームでの投稿ネタを30個まとめたものです。ターゲットは20〜35歳の恋愛・人生に悩む女性。四柱推命を軸に、「解決する占い師」としての専門性・信頼感・エンタメ性を兼ね備えた記事構成です。</w:t>
+        <w:t>noteは「占いに興味を持ってもらう入口」。占い詳しくない人が読んで面白いと思える記事。</w:t>
+      </w:r>
+    </w:p>
+    <w:p>
+      <w:pPr>
+        <w:pStyle w:val="ListBullet"/>
+      </w:pPr>
+      <w:r>
+        <w:rPr>
+          <w:sz w:val="20"/>
+        </w:rPr>
+        <w:t>四柱推命はタイトルに出さない。記事の中で「占い師視点だとこう見える」として自然に出す。</w:t>
+      </w:r>
+    </w:p>
+    <w:p>
+      <w:pPr>
+        <w:pStyle w:val="ListBullet"/>
+      </w:pPr>
+      <w:r>
+        <w:rPr>
+          <w:sz w:val="20"/>
+        </w:rPr>
+        <w:t>タイトルは短く、挑発的で、思わずクリックしたくなるコピーライティング。</w:t>
+      </w:r>
+    </w:p>
+    <w:p>
+      <w:pPr>
+        <w:pStyle w:val="ListBullet"/>
+      </w:pPr>
+      <w:r>
+        <w:rPr>
+          <w:sz w:val="20"/>
+        </w:rPr>
+        <w:t>トレンドワード・noteで強いハッシュタグ・SNSで拡散されやすいテーマを軸に構成。</w:t>
+      </w:r>
+    </w:p>
+    <w:p>
+      <w:pPr>
+        <w:pStyle w:val="ListBullet"/>
+      </w:pPr>
+      <w:r>
+        <w:rPr>
+          <w:sz w:val="20"/>
+        </w:rPr>
+        <w:t>既存note記事のトーン（「復縁、やめとけ」「混ぜるな危険」「アラサーだけ説」）を踏襲。</w:t>
       </w:r>
     </w:p>
     <w:p/>
@@ -45,489 +101,267 @@
       </w:pPr>
       <w:r>
         <w:rPr>
-          <w:color w:val="B4003C"/>
-          <w:sz w:val="28"/>
-        </w:rPr>
-        <w:t>恋愛・片思い（メインカテゴリ）</w:t>
+          <w:color w:val="969696"/>
+          <w:sz w:val="22"/>
+        </w:rPr>
+        <w:t>既存note記事（17本・参考）</w:t>
       </w:r>
     </w:p>
     <w:p>
-      <w:pPr>
-        <w:pStyle w:val="Heading3"/>
-      </w:pPr>
-      <w:r>
-        <w:rPr>
-          <w:color w:val="1E1E1E"/>
-          <w:sz w:val="24"/>
-        </w:rPr>
-        <w:t>#1　既読スルーする男の「本音」を四柱推命で暴く</w:t>
+      <w:r>
+        <w:rPr>
+          <w:color w:val="A0A0A0"/>
+          <w:sz w:val="18"/>
+        </w:rPr>
+        <w:t>・海賊版タロットの見分け方【ルノルマン・オラクルも同様】</w:t>
       </w:r>
     </w:p>
     <w:p>
       <w:r>
         <w:rPr>
-          <w:b/>
-          <w:sz w:val="20"/>
-        </w:rPr>
-        <w:t>概要：</w:t>
-      </w:r>
-      <w:r>
-        <w:rPr>
-          <w:sz w:val="20"/>
-        </w:rPr>
-        <w:t>日干別に「既読無視の理由」を解説。壬水男は考え中、丙火男は単に忘れてるなど、命式から行動パターンを読み解く。</w:t>
+          <w:color w:val="A0A0A0"/>
+          <w:sz w:val="18"/>
+        </w:rPr>
+        <w:t>・『地獄に堕ちるわよ』は本当だった？細木和子の大殺界を、今さら解説</w:t>
       </w:r>
     </w:p>
     <w:p>
       <w:r>
         <w:rPr>
-          <w:b/>
-          <w:sz w:val="20"/>
-        </w:rPr>
-        <w:t>記事タイプ：</w:t>
-      </w:r>
-      <w:r>
-        <w:rPr>
-          <w:color w:val="0064B4"/>
-          <w:sz w:val="20"/>
-        </w:rPr>
-        <w:t>無料｜集客記事</w:t>
+          <w:color w:val="A0A0A0"/>
+          <w:sz w:val="18"/>
+        </w:rPr>
+        <w:t>・「丙午の女は男を食い殺す」らしい</w:t>
       </w:r>
     </w:p>
     <w:p>
       <w:r>
         <w:rPr>
-          <w:b/>
-          <w:sz w:val="20"/>
-        </w:rPr>
-        <w:t>ターゲット：</w:t>
-      </w:r>
-      <w:r>
-        <w:rPr>
-          <w:color w:val="646464"/>
-          <w:sz w:val="20"/>
-        </w:rPr>
-        <w:t>片思い中の女性</w:t>
+          <w:color w:val="A0A0A0"/>
+          <w:sz w:val="18"/>
+        </w:rPr>
+        <w:t>・占いでギャンブルは勝てるのか、本気で試してみた（3万円→◯◯円に）</w:t>
+      </w:r>
+    </w:p>
+    <w:p>
+      <w:r>
+        <w:rPr>
+          <w:color w:val="A0A0A0"/>
+          <w:sz w:val="18"/>
+        </w:rPr>
+        <w:t>・【蛙化現象】好かれた瞬間に、冷めてしまう人へ</w:t>
+      </w:r>
+    </w:p>
+    <w:p>
+      <w:r>
+        <w:rPr>
+          <w:color w:val="A0A0A0"/>
+          <w:sz w:val="18"/>
+        </w:rPr>
+        <w:t>・「推し」に人生狂わされる人、狂わされない人</w:t>
+      </w:r>
+    </w:p>
+    <w:p>
+      <w:r>
+        <w:rPr>
+          <w:color w:val="A0A0A0"/>
+          <w:sz w:val="18"/>
+        </w:rPr>
+        <w:t>・運気を上げたい人ほど、読まないでほしい話</w:t>
+      </w:r>
+    </w:p>
+    <w:p>
+      <w:r>
+        <w:rPr>
+          <w:color w:val="A0A0A0"/>
+          <w:sz w:val="18"/>
+        </w:rPr>
+        <w:t>・【悪用厳禁】モテる場所、人によって全然違う。</w:t>
+      </w:r>
+    </w:p>
+    <w:p>
+      <w:r>
+        <w:rPr>
+          <w:color w:val="A0A0A0"/>
+          <w:sz w:val="18"/>
+        </w:rPr>
+        <w:t>・占いに金を払う価値、ある？</w:t>
+      </w:r>
+    </w:p>
+    <w:p>
+      <w:r>
+        <w:rPr>
+          <w:color w:val="A0A0A0"/>
+          <w:sz w:val="18"/>
+        </w:rPr>
+        <w:t>・占いで自分がいつ死ぬか、知りたい？</w:t>
+      </w:r>
+    </w:p>
+    <w:p>
+      <w:r>
+        <w:rPr>
+          <w:color w:val="A0A0A0"/>
+          <w:sz w:val="18"/>
+        </w:rPr>
+        <w:t>・MBTIと占い、混ぜるな危険。</w:t>
+      </w:r>
+    </w:p>
+    <w:p>
+      <w:r>
+        <w:rPr>
+          <w:color w:val="A0A0A0"/>
+          <w:sz w:val="18"/>
+        </w:rPr>
+        <w:t>・厄年、怖がるな。でも舐めるな</w:t>
+      </w:r>
+    </w:p>
+    <w:p>
+      <w:r>
+        <w:rPr>
+          <w:color w:val="A0A0A0"/>
+          <w:sz w:val="18"/>
+        </w:rPr>
+        <w:t>・「テイカーに疲れた」 それ、相性の問題</w:t>
+      </w:r>
+    </w:p>
+    <w:p>
+      <w:r>
+        <w:rPr>
+          <w:color w:val="A0A0A0"/>
+          <w:sz w:val="18"/>
+        </w:rPr>
+        <w:t>・占いって、いつ行くべき？</w:t>
+      </w:r>
+    </w:p>
+    <w:p>
+      <w:r>
+        <w:rPr>
+          <w:color w:val="A0A0A0"/>
+          <w:sz w:val="18"/>
+        </w:rPr>
+        <w:t>・「陰キャ・陽キャ」まだ言ってるの、アラサーだけ説</w:t>
+      </w:r>
+    </w:p>
+    <w:p>
+      <w:r>
+        <w:rPr>
+          <w:color w:val="A0A0A0"/>
+          <w:sz w:val="18"/>
+        </w:rPr>
+        <w:t>・占い好き ←ちょっと引いてない？</w:t>
+      </w:r>
+    </w:p>
+    <w:p>
+      <w:r>
+        <w:rPr>
+          <w:color w:val="A0A0A0"/>
+          <w:sz w:val="18"/>
+        </w:rPr>
+        <w:t>・復縁、やめとけ（と言いたいけど言えない話）</w:t>
       </w:r>
     </w:p>
     <w:p/>
     <w:p>
       <w:pPr>
-        <w:pStyle w:val="Heading3"/>
+        <w:pStyle w:val="Heading1"/>
       </w:pPr>
       <w:r>
         <w:rPr>
-          <w:color w:val="1E1E1E"/>
-          <w:sz w:val="24"/>
-        </w:rPr>
-        <w:t>#2　「脈あり」と「社交辞令」を四柱推命で見分ける方法</w:t>
+          <w:color w:val="B4003C"/>
+          <w:sz w:val="32"/>
+        </w:rPr>
+        <w:t>恋愛・人間関係</w:t>
       </w:r>
     </w:p>
     <w:p>
       <w:r>
         <w:rPr>
-          <w:b/>
-          <w:sz w:val="20"/>
-        </w:rPr>
-        <w:t>概要：</w:t>
-      </w:r>
-      <w:r>
-        <w:rPr>
-          <w:sz w:val="20"/>
-        </w:rPr>
-        <w:t>相手の日干・通変星から「好意の表現パターン」を具体的に解説。偏財男は誰にでも優しい、正官男の好意はわかりにくいなど。</w:t>
+          <w:i/>
+          <w:color w:val="787878"/>
+          <w:sz w:val="18"/>
+        </w:rPr>
+        <w:t>── noteの王道ジャンル。占いに興味がない人もクリックする「恋愛あるある×ちょっと深い話」</w:t>
       </w:r>
     </w:p>
     <w:p>
-      <w:r>
-        <w:rPr>
-          <w:b/>
-          <w:sz w:val="20"/>
-        </w:rPr>
-        <w:t>記事タイプ：</w:t>
-      </w:r>
-      <w:r>
-        <w:rPr>
-          <w:color w:val="0064B4"/>
-          <w:sz w:val="20"/>
-        </w:rPr>
-        <w:t>無料｜集客記事</w:t>
+      <w:pPr>
+        <w:pStyle w:val="Heading2"/>
+      </w:pPr>
+      <w:r>
+        <w:rPr>
+          <w:color w:val="969696"/>
+          <w:sz w:val="22"/>
+        </w:rPr>
+        <w:t>#1</w:t>
       </w:r>
     </w:p>
     <w:p>
       <w:r>
         <w:rPr>
           <w:b/>
-          <w:sz w:val="20"/>
-        </w:rPr>
-        <w:t>ターゲット：</w:t>
-      </w:r>
-      <w:r>
-        <w:rPr>
-          <w:color w:val="646464"/>
-          <w:sz w:val="20"/>
-        </w:rPr>
-        <w:t>片思い中の女性</w:t>
-      </w:r>
-    </w:p>
-    <w:p/>
-    <w:p>
-      <w:pPr>
-        <w:pStyle w:val="Heading3"/>
-      </w:pPr>
-      <w:r>
-        <w:rPr>
           <w:color w:val="1E1E1E"/>
-          <w:sz w:val="24"/>
-        </w:rPr>
-        <w:t>#3　あなたの「モテ期」はいつ？四柱推命で導く恋愛タイミング</w:t>
+          <w:sz w:val="28"/>
+        </w:rPr>
+        <w:t>「好きかわからない」←それ、答え出てるよ</w:t>
       </w:r>
     </w:p>
     <w:p>
       <w:r>
         <w:rPr>
-          <w:b/>
           <w:sz w:val="20"/>
         </w:rPr>
-        <w:t>概要：</w:t>
-      </w:r>
-      <w:r>
-        <w:rPr>
-          <w:sz w:val="20"/>
-        </w:rPr>
-        <w:t>大運・年運の桃花星や正財・偏財の巡りから恋愛好調期を解説。2026年の運勢も絡めて具体的に。</w:t>
+        <w:t>片思い中の「好きかどうかわからない」状態を切り込む。自分の気持ちの正体は、性格のタイプで説明がつくという話。占い師視点で「気持ちの読み方」を提案。</w:t>
       </w:r>
     </w:p>
     <w:p>
       <w:r>
         <w:rPr>
           <w:b/>
-          <w:sz w:val="20"/>
-        </w:rPr>
-        <w:t>記事タイプ：</w:t>
-      </w:r>
-      <w:r>
-        <w:rPr>
-          <w:color w:val="0064B4"/>
-          <w:sz w:val="20"/>
-        </w:rPr>
-        <w:t>有料（¥500）｜収益記事</w:t>
+          <w:color w:val="646464"/>
+          <w:sz w:val="18"/>
+        </w:rPr>
+        <w:t>タイトルのフック：</w:t>
+      </w:r>
+      <w:r>
+        <w:rPr>
+          <w:color w:val="960096"/>
+          <w:sz w:val="18"/>
+        </w:rPr>
+        <w:t>共感トリガー × 挑発的断言</w:t>
       </w:r>
     </w:p>
     <w:p>
       <w:r>
         <w:rPr>
           <w:b/>
-          <w:sz w:val="20"/>
-        </w:rPr>
-        <w:t>ターゲット：</w:t>
-      </w:r>
-      <w:r>
-        <w:rPr>
           <w:color w:val="646464"/>
-          <w:sz w:val="20"/>
-        </w:rPr>
-        <w:t>恋愛運を知りたい全般</w:t>
-      </w:r>
-    </w:p>
-    <w:p/>
-    <w:p>
-      <w:pPr>
-        <w:pStyle w:val="Heading3"/>
-      </w:pPr>
-      <w:r>
-        <w:rPr>
-          <w:color w:val="1E1E1E"/>
-          <w:sz w:val="24"/>
-        </w:rPr>
-        <w:t>#4　マッチングアプリで「当たり」を引く人の命式の共通点</w:t>
+          <w:sz w:val="18"/>
+        </w:rPr>
+        <w:t>推奨タグ：</w:t>
+      </w:r>
+      <w:r>
+        <w:rPr>
+          <w:color w:val="0064B4"/>
+          <w:sz w:val="18"/>
+        </w:rPr>
+        <w:t>#恋愛 #エッセイ #片思い #自分磨き</w:t>
       </w:r>
     </w:p>
     <w:p>
       <w:r>
         <w:rPr>
           <w:b/>
-          <w:sz w:val="20"/>
-        </w:rPr>
-        <w:t>概要：</w:t>
-      </w:r>
-      <w:r>
-        <w:rPr>
-          <w:sz w:val="20"/>
-        </w:rPr>
-        <w:t>アプリで良縁を掴みやすい命式パターンと、逆にハマりやすい人の特徴。出会い運アップの行動指針も提案。</w:t>
-      </w:r>
-    </w:p>
-    <w:p>
-      <w:r>
-        <w:rPr>
-          <w:b/>
-          <w:sz w:val="20"/>
+          <w:color w:val="646464"/>
+          <w:sz w:val="18"/>
         </w:rPr>
         <w:t>記事タイプ：</w:t>
       </w:r>
       <w:r>
         <w:rPr>
-          <w:color w:val="0064B4"/>
-          <w:sz w:val="20"/>
+          <w:color w:val="00823C"/>
+          <w:sz w:val="18"/>
         </w:rPr>
         <w:t>無料｜集客記事</w:t>
-      </w:r>
-    </w:p>
-    <w:p>
-      <w:r>
-        <w:rPr>
-          <w:b/>
-          <w:sz w:val="20"/>
-        </w:rPr>
-        <w:t>ターゲット：</w:t>
-      </w:r>
-      <w:r>
-        <w:rPr>
-          <w:color w:val="646464"/>
-          <w:sz w:val="20"/>
-        </w:rPr>
-        <w:t>マッチングアプリ利用者</w:t>
-      </w:r>
-    </w:p>
-    <w:p/>
-    <w:p>
-      <w:pPr>
-        <w:pStyle w:val="Heading3"/>
-      </w:pPr>
-      <w:r>
-        <w:rPr>
-          <w:color w:val="1E1E1E"/>
-          <w:sz w:val="24"/>
-        </w:rPr>
-        <w:t>#5　「復縁できる人」と「次に行くべき人」を占いで判断する基準</w:t>
-      </w:r>
-    </w:p>
-    <w:p>
-      <w:r>
-        <w:rPr>
-          <w:b/>
-          <w:sz w:val="20"/>
-        </w:rPr>
-        <w:t>概要：</w:t>
-      </w:r>
-      <w:r>
-        <w:rPr>
-          <w:sz w:val="20"/>
-        </w:rPr>
-        <w:t>元カレとの相性・大運の巡りから復縁可能性を冷静に判定。しがみつくべきか前に進むべきかの具体的基準を提示。</w:t>
-      </w:r>
-    </w:p>
-    <w:p>
-      <w:r>
-        <w:rPr>
-          <w:b/>
-          <w:sz w:val="20"/>
-        </w:rPr>
-        <w:t>記事タイプ：</w:t>
-      </w:r>
-      <w:r>
-        <w:rPr>
-          <w:color w:val="0064B4"/>
-          <w:sz w:val="20"/>
-        </w:rPr>
-        <w:t>無料｜集客記事</w:t>
-      </w:r>
-    </w:p>
-    <w:p>
-      <w:r>
-        <w:rPr>
-          <w:b/>
-          <w:sz w:val="20"/>
-        </w:rPr>
-        <w:t>ターゲット：</w:t>
-      </w:r>
-      <w:r>
-        <w:rPr>
-          <w:color w:val="646464"/>
-          <w:sz w:val="20"/>
-        </w:rPr>
-        <w:t>失恋・復縁希望者</w:t>
-      </w:r>
-    </w:p>
-    <w:p/>
-    <w:p>
-      <w:pPr>
-        <w:pStyle w:val="Heading3"/>
-      </w:pPr>
-      <w:r>
-        <w:rPr>
-          <w:color w:val="1E1E1E"/>
-          <w:sz w:val="24"/>
-        </w:rPr>
-        <w:t>#6　「好きな人のトリセツ」を自分で作る方法【日干別・保存版】</w:t>
-      </w:r>
-    </w:p>
-    <w:p>
-      <w:r>
-        <w:rPr>
-          <w:b/>
-          <w:sz w:val="20"/>
-        </w:rPr>
-        <w:t>概要：</w:t>
-      </w:r>
-      <w:r>
-        <w:rPr>
-          <w:sz w:val="20"/>
-        </w:rPr>
-        <w:t>看板商品「あの人のトリセツ」の簡易版を無料公開。日干10タイプ別の基本的な扱い方をダイジェストで紹介し、本格版への導線に。</w:t>
-      </w:r>
-    </w:p>
-    <w:p>
-      <w:r>
-        <w:rPr>
-          <w:b/>
-          <w:sz w:val="20"/>
-        </w:rPr>
-        <w:t>記事タイプ：</w:t>
-      </w:r>
-      <w:r>
-        <w:rPr>
-          <w:color w:val="0064B4"/>
-          <w:sz w:val="20"/>
-        </w:rPr>
-        <w:t>無料｜商品導線記事</w:t>
-      </w:r>
-    </w:p>
-    <w:p>
-      <w:r>
-        <w:rPr>
-          <w:b/>
-          <w:sz w:val="20"/>
-        </w:rPr>
-        <w:t>ターゲット：</w:t>
-      </w:r>
-      <w:r>
-        <w:rPr>
-          <w:color w:val="646464"/>
-          <w:sz w:val="20"/>
-        </w:rPr>
-        <w:t>恋愛全般</w:t>
-      </w:r>
-    </w:p>
-    <w:p/>
-    <w:p>
-      <w:pPr>
-        <w:pStyle w:val="Heading3"/>
-      </w:pPr>
-      <w:r>
-        <w:rPr>
-          <w:color w:val="1E1E1E"/>
-          <w:sz w:val="24"/>
-        </w:rPr>
-        <w:t>#7　付き合う前に知っておきたい「彼の地雷」日干別まとめ</w:t>
-      </w:r>
-    </w:p>
-    <w:p>
-      <w:r>
-        <w:rPr>
-          <w:b/>
-          <w:sz w:val="20"/>
-        </w:rPr>
-        <w:t>概要：</w:t>
-      </w:r>
-      <w:r>
-        <w:rPr>
-          <w:sz w:val="20"/>
-        </w:rPr>
-        <w:t>怒りのツボ、NGワード、嫌われる行動を日干別に具体例つきで解説。「これをやったら終わり」リスト。</w:t>
-      </w:r>
-    </w:p>
-    <w:p>
-      <w:r>
-        <w:rPr>
-          <w:b/>
-          <w:sz w:val="20"/>
-        </w:rPr>
-        <w:t>記事タイプ：</w:t>
-      </w:r>
-      <w:r>
-        <w:rPr>
-          <w:color w:val="0064B4"/>
-          <w:sz w:val="20"/>
-        </w:rPr>
-        <w:t>無料｜集客記事</w:t>
-      </w:r>
-    </w:p>
-    <w:p>
-      <w:r>
-        <w:rPr>
-          <w:b/>
-          <w:sz w:val="20"/>
-        </w:rPr>
-        <w:t>ターゲット：</w:t>
-      </w:r>
-      <w:r>
-        <w:rPr>
-          <w:color w:val="646464"/>
-          <w:sz w:val="20"/>
-        </w:rPr>
-        <w:t>交際前〜交際初期の女性</w:t>
-      </w:r>
-    </w:p>
-    <w:p/>
-    <w:p>
-      <w:pPr>
-        <w:pStyle w:val="Heading3"/>
-      </w:pPr>
-      <w:r>
-        <w:rPr>
-          <w:color w:val="1E1E1E"/>
-          <w:sz w:val="24"/>
-        </w:rPr>
-        <w:t>#8　「連絡頻度」でわかる彼の本気度を四柱推命で解説</w:t>
-      </w:r>
-    </w:p>
-    <w:p>
-      <w:r>
-        <w:rPr>
-          <w:b/>
-          <w:sz w:val="20"/>
-        </w:rPr>
-        <w:t>概要：</w:t>
-      </w:r>
-      <w:r>
-        <w:rPr>
-          <w:sz w:val="20"/>
-        </w:rPr>
-        <w:t>日干別に「普通の連絡頻度」を解説。甲木は用件がないと連絡しない、乙木はマメなど。頻度だけで判断すると危ない理由も。</w:t>
-      </w:r>
-    </w:p>
-    <w:p>
-      <w:r>
-        <w:rPr>
-          <w:b/>
-          <w:sz w:val="20"/>
-        </w:rPr>
-        <w:t>記事タイプ：</w:t>
-      </w:r>
-      <w:r>
-        <w:rPr>
-          <w:color w:val="0064B4"/>
-          <w:sz w:val="20"/>
-        </w:rPr>
-        <w:t>無料｜集客記事</w:t>
-      </w:r>
-    </w:p>
-    <w:p>
-      <w:r>
-        <w:rPr>
-          <w:b/>
-          <w:sz w:val="20"/>
-        </w:rPr>
-        <w:t>ターゲット：</w:t>
-      </w:r>
-      <w:r>
-        <w:rPr>
-          <w:color w:val="646464"/>
-          <w:sz w:val="20"/>
-        </w:rPr>
-        <w:t>片思い〜交際初期</w:t>
       </w:r>
     </w:p>
     <w:p/>
@@ -537,189 +371,79 @@
       </w:pPr>
       <w:r>
         <w:rPr>
-          <w:color w:val="B46400"/>
-          <w:sz w:val="28"/>
-        </w:rPr>
-        <w:t>結婚・パートナーシップ</w:t>
+          <w:color w:val="969696"/>
+          <w:sz w:val="22"/>
+        </w:rPr>
+        <w:t>#2</w:t>
       </w:r>
     </w:p>
     <w:p>
-      <w:pPr>
-        <w:pStyle w:val="Heading3"/>
-      </w:pPr>
-      <w:r>
-        <w:rPr>
+      <w:r>
+        <w:rPr>
+          <w:b/>
           <w:color w:val="1E1E1E"/>
-          <w:sz w:val="24"/>
-        </w:rPr>
-        <w:t>#9　「結婚に向いている年」を四柱推命で読む｜2026年版</w:t>
+          <w:sz w:val="28"/>
+        </w:rPr>
+        <w:t>既読スルー、3日目からが本番</w:t>
       </w:r>
     </w:p>
     <w:p>
       <w:r>
         <w:rPr>
-          <w:b/>
           <w:sz w:val="20"/>
         </w:rPr>
-        <w:t>概要：</w:t>
-      </w:r>
-      <w:r>
-        <w:rPr>
-          <w:sz w:val="20"/>
-        </w:rPr>
-        <w:t>結婚運が高まる大運・年運パターンを解説。2026年に結婚運が来ている日干はどれか、具体的に。</w:t>
+        <w:t>既読無視の不安をあおるのではなく「3日目から見えてくるもの」を解説。相手の行動パターンは性格タイプで大体わかるという話に持っていく。</w:t>
       </w:r>
     </w:p>
     <w:p>
       <w:r>
         <w:rPr>
           <w:b/>
-          <w:sz w:val="20"/>
-        </w:rPr>
-        <w:t>記事タイプ：</w:t>
-      </w:r>
-      <w:r>
-        <w:rPr>
-          <w:color w:val="0064B4"/>
-          <w:sz w:val="20"/>
-        </w:rPr>
-        <w:t>有料（¥500）｜収益記事</w:t>
+          <w:color w:val="646464"/>
+          <w:sz w:val="18"/>
+        </w:rPr>
+        <w:t>タイトルのフック：</w:t>
+      </w:r>
+      <w:r>
+        <w:rPr>
+          <w:color w:val="960096"/>
+          <w:sz w:val="18"/>
+        </w:rPr>
+        <w:t>具体的な数字 × 逆転の視点</w:t>
       </w:r>
     </w:p>
     <w:p>
       <w:r>
         <w:rPr>
           <w:b/>
-          <w:sz w:val="20"/>
-        </w:rPr>
-        <w:t>ターゲット：</w:t>
-      </w:r>
-      <w:r>
-        <w:rPr>
           <w:color w:val="646464"/>
-          <w:sz w:val="20"/>
-        </w:rPr>
-        <w:t>結婚を意識する女性</w:t>
-      </w:r>
-    </w:p>
-    <w:p/>
-    <w:p>
-      <w:pPr>
-        <w:pStyle w:val="Heading3"/>
-      </w:pPr>
-      <w:r>
-        <w:rPr>
-          <w:color w:val="1E1E1E"/>
-          <w:sz w:val="24"/>
-        </w:rPr>
-        <w:t>#10　夫（彼）が急に冷たくなった…四柱推命で読む「距離の正体」</w:t>
+          <w:sz w:val="18"/>
+        </w:rPr>
+        <w:t>推奨タグ：</w:t>
+      </w:r>
+      <w:r>
+        <w:rPr>
+          <w:color w:val="0064B4"/>
+          <w:sz w:val="18"/>
+        </w:rPr>
+        <w:t>#恋愛 #既読スルー #LINE #片思い</w:t>
       </w:r>
     </w:p>
     <w:p>
       <w:r>
         <w:rPr>
           <w:b/>
-          <w:sz w:val="20"/>
-        </w:rPr>
-        <w:t>概要：</w:t>
-      </w:r>
-      <w:r>
-        <w:rPr>
-          <w:sz w:val="20"/>
-        </w:rPr>
-        <w:t>パートナーの態度変化を命式・大運から分析。本当に冷めたのか、単に疲れているのか。対処法も提案。</w:t>
-      </w:r>
-    </w:p>
-    <w:p>
-      <w:r>
-        <w:rPr>
-          <w:b/>
-          <w:sz w:val="20"/>
+          <w:color w:val="646464"/>
+          <w:sz w:val="18"/>
         </w:rPr>
         <w:t>記事タイプ：</w:t>
       </w:r>
       <w:r>
         <w:rPr>
-          <w:color w:val="0064B4"/>
-          <w:sz w:val="20"/>
+          <w:color w:val="00823C"/>
+          <w:sz w:val="18"/>
         </w:rPr>
         <w:t>無料｜集客記事</w:t>
-      </w:r>
-    </w:p>
-    <w:p>
-      <w:r>
-        <w:rPr>
-          <w:b/>
-          <w:sz w:val="20"/>
-        </w:rPr>
-        <w:t>ターゲット：</w:t>
-      </w:r>
-      <w:r>
-        <w:rPr>
-          <w:color w:val="646464"/>
-          <w:sz w:val="20"/>
-        </w:rPr>
-        <w:t>交際中・既婚女性</w:t>
-      </w:r>
-    </w:p>
-    <w:p/>
-    <w:p>
-      <w:pPr>
-        <w:pStyle w:val="Heading3"/>
-      </w:pPr>
-      <w:r>
-        <w:rPr>
-          <w:color w:val="1E1E1E"/>
-          <w:sz w:val="24"/>
-        </w:rPr>
-        <w:t>#11　「相性が悪い」と言われたカップルが幸せになる方法</w:t>
-      </w:r>
-    </w:p>
-    <w:p>
-      <w:r>
-        <w:rPr>
-          <w:b/>
-          <w:sz w:val="20"/>
-        </w:rPr>
-        <w:t>概要：</w:t>
-      </w:r>
-      <w:r>
-        <w:rPr>
-          <w:sz w:val="20"/>
-        </w:rPr>
-        <w:t>占いで相性が悪いと出ても諦める必要はない。相剋関係の活かし方、補い合う関係の作り方を具体的に。</w:t>
-      </w:r>
-    </w:p>
-    <w:p>
-      <w:r>
-        <w:rPr>
-          <w:b/>
-          <w:sz w:val="20"/>
-        </w:rPr>
-        <w:t>記事タイプ：</w:t>
-      </w:r>
-      <w:r>
-        <w:rPr>
-          <w:color w:val="0064B4"/>
-          <w:sz w:val="20"/>
-        </w:rPr>
-        <w:t>無料｜信頼構築記事</w:t>
-      </w:r>
-    </w:p>
-    <w:p>
-      <w:r>
-        <w:rPr>
-          <w:b/>
-          <w:sz w:val="20"/>
-        </w:rPr>
-        <w:t>ターゲット：</w:t>
-      </w:r>
-      <w:r>
-        <w:rPr>
-          <w:color w:val="646464"/>
-          <w:sz w:val="20"/>
-        </w:rPr>
-        <w:t>相性に不安を持つ女性</w:t>
       </w:r>
     </w:p>
     <w:p/>
@@ -729,309 +453,79 @@
       </w:pPr>
       <w:r>
         <w:rPr>
-          <w:color w:val="006496"/>
-          <w:sz w:val="28"/>
-        </w:rPr>
-        <w:t>四柱推命・占い解説（専門性アピール）</w:t>
+          <w:color w:val="969696"/>
+          <w:sz w:val="22"/>
+        </w:rPr>
+        <w:t>#3</w:t>
       </w:r>
     </w:p>
     <w:p>
-      <w:pPr>
-        <w:pStyle w:val="Heading3"/>
-      </w:pPr>
-      <w:r>
-        <w:rPr>
+      <w:r>
+        <w:rPr>
+          <w:b/>
           <w:color w:val="1E1E1E"/>
-          <w:sz w:val="24"/>
-        </w:rPr>
-        <w:t>#12　四柱推命とは？タロット・星座占いとの違いをプロが解説</w:t>
+          <w:sz w:val="28"/>
+        </w:rPr>
+        <w:t>【回避型】の彼を好きになった全員に届け</w:t>
       </w:r>
     </w:p>
     <w:p>
       <w:r>
         <w:rPr>
-          <w:b/>
           <w:sz w:val="20"/>
         </w:rPr>
-        <w:t>概要：</w:t>
-      </w:r>
-      <w:r>
-        <w:rPr>
-          <w:sz w:val="20"/>
-        </w:rPr>
-        <w:t>占い初心者向けに四柱推命の仕組み・精度・他占術との違いをわかりやすく解説。「なぜ四柱推命が当たるのか」の根拠も。</w:t>
+        <w:t>愛着スタイル「回避型」は2025-2026年のSNSトレンドワード。追えば追うほど逃げる彼の構造を解説し、占い的に見た「回避型との付き合い方」を提案。</w:t>
       </w:r>
     </w:p>
     <w:p>
       <w:r>
         <w:rPr>
           <w:b/>
-          <w:sz w:val="20"/>
-        </w:rPr>
-        <w:t>記事タイプ：</w:t>
-      </w:r>
-      <w:r>
-        <w:rPr>
-          <w:color w:val="0064B4"/>
-          <w:sz w:val="20"/>
-        </w:rPr>
-        <w:t>無料｜SEO・入口記事</w:t>
+          <w:color w:val="646464"/>
+          <w:sz w:val="18"/>
+        </w:rPr>
+        <w:t>タイトルのフック：</w:t>
+      </w:r>
+      <w:r>
+        <w:rPr>
+          <w:color w:val="960096"/>
+          <w:sz w:val="18"/>
+        </w:rPr>
+        <w:t>トレンドワード × 当事者への直接呼びかけ</w:t>
       </w:r>
     </w:p>
     <w:p>
       <w:r>
         <w:rPr>
           <w:b/>
-          <w:sz w:val="20"/>
-        </w:rPr>
-        <w:t>ターゲット：</w:t>
-      </w:r>
-      <w:r>
-        <w:rPr>
           <w:color w:val="646464"/>
-          <w:sz w:val="20"/>
-        </w:rPr>
-        <w:t>占い初心者</w:t>
-      </w:r>
-    </w:p>
-    <w:p/>
-    <w:p>
-      <w:pPr>
-        <w:pStyle w:val="Heading3"/>
-      </w:pPr>
-      <w:r>
-        <w:rPr>
-          <w:color w:val="1E1E1E"/>
-          <w:sz w:val="24"/>
-        </w:rPr>
-        <w:t>#13　【完全版】日干10タイプ別・性格と恋愛傾向まとめ</w:t>
+          <w:sz w:val="18"/>
+        </w:rPr>
+        <w:t>推奨タグ：</w:t>
+      </w:r>
+      <w:r>
+        <w:rPr>
+          <w:color w:val="0064B4"/>
+          <w:sz w:val="18"/>
+        </w:rPr>
+        <w:t>#恋愛 #回避型 #愛着スタイル #エッセイ</w:t>
       </w:r>
     </w:p>
     <w:p>
       <w:r>
         <w:rPr>
           <w:b/>
-          <w:sz w:val="20"/>
-        </w:rPr>
-        <w:t>概要：</w:t>
-      </w:r>
-      <w:r>
-        <w:rPr>
-          <w:sz w:val="20"/>
-        </w:rPr>
-        <w:t>甲〜癸の10タイプを性格・恋愛傾向・相性のいいタイプまで網羅。保存版として長期的にアクセスを集める記事。</w:t>
-      </w:r>
-    </w:p>
-    <w:p>
-      <w:r>
-        <w:rPr>
-          <w:b/>
-          <w:sz w:val="20"/>
+          <w:color w:val="646464"/>
+          <w:sz w:val="18"/>
         </w:rPr>
         <w:t>記事タイプ：</w:t>
       </w:r>
       <w:r>
         <w:rPr>
-          <w:color w:val="0064B4"/>
-          <w:sz w:val="20"/>
-        </w:rPr>
-        <w:t>無料｜SEO・保存版記事</w:t>
-      </w:r>
-    </w:p>
-    <w:p>
-      <w:r>
-        <w:rPr>
-          <w:b/>
-          <w:sz w:val="20"/>
-        </w:rPr>
-        <w:t>ターゲット：</w:t>
-      </w:r>
-      <w:r>
-        <w:rPr>
-          <w:color w:val="646464"/>
-          <w:sz w:val="20"/>
-        </w:rPr>
-        <w:t>四柱推命に興味がある人</w:t>
-      </w:r>
-    </w:p>
-    <w:p/>
-    <w:p>
-      <w:pPr>
-        <w:pStyle w:val="Heading3"/>
-      </w:pPr>
-      <w:r>
-        <w:rPr>
-          <w:color w:val="1E1E1E"/>
-          <w:sz w:val="24"/>
-        </w:rPr>
-        <w:t>#14　占いで「死」は見えるのか？占い師が本音で語る</w:t>
-      </w:r>
-    </w:p>
-    <w:p>
-      <w:r>
-        <w:rPr>
-          <w:b/>
-          <w:sz w:val="20"/>
-        </w:rPr>
-        <w:t>概要：</w:t>
-      </w:r>
-      <w:r>
-        <w:rPr>
-          <w:sz w:val="20"/>
-        </w:rPr>
-        <w:t>よくある質問に正面から答える。四柱推命で読めること・読めないことの境界線を誠実に解説。</w:t>
-      </w:r>
-    </w:p>
-    <w:p>
-      <w:r>
-        <w:rPr>
-          <w:b/>
-          <w:sz w:val="20"/>
-        </w:rPr>
-        <w:t>記事タイプ：</w:t>
-      </w:r>
-      <w:r>
-        <w:rPr>
-          <w:color w:val="0064B4"/>
-          <w:sz w:val="20"/>
-        </w:rPr>
-        <w:t>無料｜信頼構築記事</w:t>
-      </w:r>
-    </w:p>
-    <w:p>
-      <w:r>
-        <w:rPr>
-          <w:b/>
-          <w:sz w:val="20"/>
-        </w:rPr>
-        <w:t>ターゲット：</w:t>
-      </w:r>
-      <w:r>
-        <w:rPr>
-          <w:color w:val="646464"/>
-          <w:sz w:val="20"/>
-        </w:rPr>
-        <w:t>占い全般に興味がある人</w:t>
-      </w:r>
-    </w:p>
-    <w:p/>
-    <w:p>
-      <w:pPr>
-        <w:pStyle w:val="Heading3"/>
-      </w:pPr>
-      <w:r>
-        <w:rPr>
-          <w:color w:val="1E1E1E"/>
-          <w:sz w:val="24"/>
-        </w:rPr>
-        <w:t>#15　「通変星」って何？あなたの性格を決める10の星を解説</w:t>
-      </w:r>
-    </w:p>
-    <w:p>
-      <w:r>
-        <w:rPr>
-          <w:b/>
-          <w:sz w:val="20"/>
-        </w:rPr>
-        <w:t>概要：</w:t>
-      </w:r>
-      <w:r>
-        <w:rPr>
-          <w:sz w:val="20"/>
-        </w:rPr>
-        <w:t>比肩・劫財・食神・傷官・偏財・正財・偏官・正官・偏印・印綬の10星をキャラクター的にわかりやすく紹介。</w:t>
-      </w:r>
-    </w:p>
-    <w:p>
-      <w:r>
-        <w:rPr>
-          <w:b/>
-          <w:sz w:val="20"/>
-        </w:rPr>
-        <w:t>記事タイプ：</w:t>
-      </w:r>
-      <w:r>
-        <w:rPr>
-          <w:color w:val="0064B4"/>
-          <w:sz w:val="20"/>
-        </w:rPr>
-        <w:t>無料｜教育記事</w:t>
-      </w:r>
-    </w:p>
-    <w:p>
-      <w:r>
-        <w:rPr>
-          <w:b/>
-          <w:sz w:val="20"/>
-        </w:rPr>
-        <w:t>ターゲット：</w:t>
-      </w:r>
-      <w:r>
-        <w:rPr>
-          <w:color w:val="646464"/>
-          <w:sz w:val="20"/>
-        </w:rPr>
-        <w:t>四柱推命を学びたい人</w:t>
-      </w:r>
-    </w:p>
-    <w:p/>
-    <w:p>
-      <w:pPr>
-        <w:pStyle w:val="Heading3"/>
-      </w:pPr>
-      <w:r>
-        <w:rPr>
-          <w:color w:val="1E1E1E"/>
-          <w:sz w:val="24"/>
-        </w:rPr>
-        <w:t>#16　占い師が「言えないこと」「言わないこと」を正直に書く</w:t>
-      </w:r>
-    </w:p>
-    <w:p>
-      <w:r>
-        <w:rPr>
-          <w:b/>
-          <w:sz w:val="20"/>
-        </w:rPr>
-        <w:t>概要：</w:t>
-      </w:r>
-      <w:r>
-        <w:rPr>
-          <w:sz w:val="20"/>
-        </w:rPr>
-        <w:t>業界のタブーや占い師側の事情を赤裸々に。誠実さで差別化し、「この人は信頼できる」と思ってもらう。</w:t>
-      </w:r>
-    </w:p>
-    <w:p>
-      <w:r>
-        <w:rPr>
-          <w:b/>
-          <w:sz w:val="20"/>
-        </w:rPr>
-        <w:t>記事タイプ：</w:t>
-      </w:r>
-      <w:r>
-        <w:rPr>
-          <w:color w:val="0064B4"/>
-          <w:sz w:val="20"/>
-        </w:rPr>
-        <w:t>無料｜ブランディング記事</w:t>
-      </w:r>
-    </w:p>
-    <w:p>
-      <w:r>
-        <w:rPr>
-          <w:b/>
-          <w:sz w:val="20"/>
-        </w:rPr>
-        <w:t>ターゲット：</w:t>
-      </w:r>
-      <w:r>
-        <w:rPr>
-          <w:color w:val="646464"/>
-          <w:sz w:val="20"/>
-        </w:rPr>
-        <w:t>占い経験者</w:t>
+          <w:color w:val="00823C"/>
+          <w:sz w:val="18"/>
+        </w:rPr>
+        <w:t>無料｜集客記事</w:t>
       </w:r>
     </w:p>
     <w:p/>
@@ -1041,189 +535,79 @@
       </w:pPr>
       <w:r>
         <w:rPr>
-          <w:color w:val="960096"/>
-          <w:sz w:val="28"/>
-        </w:rPr>
-        <w:t>有名人・時事ネタ（バズ狙い）</w:t>
+          <w:color w:val="969696"/>
+          <w:sz w:val="22"/>
+        </w:rPr>
+        <w:t>#4</w:t>
       </w:r>
     </w:p>
     <w:p>
-      <w:pPr>
-        <w:pStyle w:val="Heading3"/>
-      </w:pPr>
-      <w:r>
-        <w:rPr>
+      <w:r>
+        <w:rPr>
+          <w:b/>
           <w:color w:val="1E1E1E"/>
-          <w:sz w:val="24"/>
-        </w:rPr>
-        <w:t>#17　【四柱推命で読む】話題のあのカップルの相性を勝手に鑑定</w:t>
+          <w:sz w:val="28"/>
+        </w:rPr>
+        <w:t>「いい人なんだけど」で終わる恋の正体</w:t>
       </w:r>
     </w:p>
     <w:p>
       <w:r>
         <w:rPr>
-          <w:b/>
           <w:sz w:val="20"/>
         </w:rPr>
-        <w:t>概要：</w:t>
-      </w:r>
-      <w:r>
-        <w:rPr>
-          <w:sz w:val="20"/>
-        </w:rPr>
-        <w:t>芸能人カップルの相性を四柱推命で分析。「なぜ惹かれ合ったのか」「今後の展開予測」をエンタメとして。</w:t>
+        <w:t>マッチングアプリや紹介で出会った「いい人止まり」の相手。なぜときめかないのかを占い師が1500件の鑑定から考察。相性には「スペック」では測れない軸がある。</w:t>
       </w:r>
     </w:p>
     <w:p>
       <w:r>
         <w:rPr>
           <w:b/>
-          <w:sz w:val="20"/>
-        </w:rPr>
-        <w:t>記事タイプ：</w:t>
-      </w:r>
-      <w:r>
-        <w:rPr>
-          <w:color w:val="0064B4"/>
-          <w:sz w:val="20"/>
-        </w:rPr>
-        <w:t>無料｜バズ狙い記事</w:t>
+          <w:color w:val="646464"/>
+          <w:sz w:val="18"/>
+        </w:rPr>
+        <w:t>タイトルのフック：</w:t>
+      </w:r>
+      <w:r>
+        <w:rPr>
+          <w:color w:val="960096"/>
+          <w:sz w:val="18"/>
+        </w:rPr>
+        <w:t>あるある共感 × 正体を暴く構造</w:t>
       </w:r>
     </w:p>
     <w:p>
       <w:r>
         <w:rPr>
           <w:b/>
-          <w:sz w:val="20"/>
-        </w:rPr>
-        <w:t>ターゲット：</w:t>
-      </w:r>
-      <w:r>
-        <w:rPr>
           <w:color w:val="646464"/>
-          <w:sz w:val="20"/>
-        </w:rPr>
-        <w:t>芸能ゴシップ好き層</w:t>
-      </w:r>
-    </w:p>
-    <w:p/>
-    <w:p>
-      <w:pPr>
-        <w:pStyle w:val="Heading3"/>
-      </w:pPr>
-      <w:r>
-        <w:rPr>
-          <w:color w:val="1E1E1E"/>
-          <w:sz w:val="24"/>
-        </w:rPr>
-        <w:t>#18　大谷翔平の命式がヤバすぎる件｜四柱推命で読む成功の理由</w:t>
+          <w:sz w:val="18"/>
+        </w:rPr>
+        <w:t>推奨タグ：</w:t>
+      </w:r>
+      <w:r>
+        <w:rPr>
+          <w:color w:val="0064B4"/>
+          <w:sz w:val="18"/>
+        </w:rPr>
+        <w:t>#恋愛 #マッチングアプリ #婚活 #エッセイ</w:t>
       </w:r>
     </w:p>
     <w:p>
       <w:r>
         <w:rPr>
           <w:b/>
-          <w:sz w:val="20"/>
-        </w:rPr>
-        <w:t>概要：</w:t>
-      </w:r>
-      <w:r>
-        <w:rPr>
-          <w:sz w:val="20"/>
-        </w:rPr>
-        <w:t>国民的スター選手の命式を読み解き、なぜあれほど成功したのかを四柱推命的に解説。占いの信頼度アップにも。</w:t>
-      </w:r>
-    </w:p>
-    <w:p>
-      <w:r>
-        <w:rPr>
-          <w:b/>
-          <w:sz w:val="20"/>
+          <w:color w:val="646464"/>
+          <w:sz w:val="18"/>
         </w:rPr>
         <w:t>記事タイプ：</w:t>
       </w:r>
       <w:r>
         <w:rPr>
-          <w:color w:val="0064B4"/>
-          <w:sz w:val="20"/>
-        </w:rPr>
-        <w:t>無料｜バズ狙い記事</w:t>
-      </w:r>
-    </w:p>
-    <w:p>
-      <w:r>
-        <w:rPr>
-          <w:b/>
-          <w:sz w:val="20"/>
-        </w:rPr>
-        <w:t>ターゲット：</w:t>
-      </w:r>
-      <w:r>
-        <w:rPr>
-          <w:color w:val="646464"/>
-          <w:sz w:val="20"/>
-        </w:rPr>
-        <w:t>広い層</w:t>
-      </w:r>
-    </w:p>
-    <w:p/>
-    <w:p>
-      <w:pPr>
-        <w:pStyle w:val="Heading3"/>
-      </w:pPr>
-      <w:r>
-        <w:rPr>
-          <w:color w:val="1E1E1E"/>
-          <w:sz w:val="24"/>
-        </w:rPr>
-        <w:t>#19　2026年下半期の運勢｜日干別・完全版</w:t>
-      </w:r>
-    </w:p>
-    <w:p>
-      <w:r>
-        <w:rPr>
-          <w:b/>
-          <w:sz w:val="20"/>
-        </w:rPr>
-        <w:t>概要：</w:t>
-      </w:r>
-      <w:r>
-        <w:rPr>
-          <w:sz w:val="20"/>
-        </w:rPr>
-        <w:t>半期ごとの運勢まとめ。時事性が高く検索流入も期待できる定番コンテンツ。看板商品「フォーチュンナビ」への導線に。</w:t>
-      </w:r>
-    </w:p>
-    <w:p>
-      <w:r>
-        <w:rPr>
-          <w:b/>
-          <w:sz w:val="20"/>
-        </w:rPr>
-        <w:t>記事タイプ：</w:t>
-      </w:r>
-      <w:r>
-        <w:rPr>
-          <w:color w:val="0064B4"/>
-          <w:sz w:val="20"/>
-        </w:rPr>
-        <w:t>有料（¥800）｜収益記事</w:t>
-      </w:r>
-    </w:p>
-    <w:p>
-      <w:r>
-        <w:rPr>
-          <w:b/>
-          <w:sz w:val="20"/>
-        </w:rPr>
-        <w:t>ターゲット：</w:t>
-      </w:r>
-      <w:r>
-        <w:rPr>
-          <w:color w:val="646464"/>
-          <w:sz w:val="20"/>
-        </w:rPr>
-        <w:t>運勢を知りたい全般</w:t>
+          <w:color w:val="00823C"/>
+          <w:sz w:val="18"/>
+        </w:rPr>
+        <w:t>無料｜集客記事</w:t>
       </w:r>
     </w:p>
     <w:p/>
@@ -1233,189 +617,79 @@
       </w:pPr>
       <w:r>
         <w:rPr>
-          <w:color w:val="00783C"/>
-          <w:sz w:val="28"/>
-        </w:rPr>
-        <w:t>仕事・キャリア・金運</w:t>
+          <w:color w:val="969696"/>
+          <w:sz w:val="22"/>
+        </w:rPr>
+        <w:t>#5</w:t>
       </w:r>
     </w:p>
     <w:p>
-      <w:pPr>
-        <w:pStyle w:val="Heading3"/>
-      </w:pPr>
-      <w:r>
-        <w:rPr>
+      <w:r>
+        <w:rPr>
+          <w:b/>
           <w:color w:val="1E1E1E"/>
-          <w:sz w:val="24"/>
-        </w:rPr>
-        <w:t>#20　「向いている仕事」を四柱推命で見つける｜日干×通変星別ガイド</w:t>
+          <w:sz w:val="28"/>
+        </w:rPr>
+        <w:t>「重い」って言われた。でも軽くなりたくない</w:t>
       </w:r>
     </w:p>
     <w:p>
       <w:r>
         <w:rPr>
-          <w:b/>
           <w:sz w:val="20"/>
         </w:rPr>
-        <w:t>概要：</w:t>
-      </w:r>
-      <w:r>
-        <w:rPr>
-          <w:sz w:val="20"/>
-        </w:rPr>
-        <w:t>日干と通変星の組み合わせから適職を導く。食神×水＝クリエイター、正官×金＝管理職など。転職に悩む人向け。</w:t>
+        <w:t>恋愛で「重い」と言われて傷ついた経験がある人に向けて。重さ＝愛情の深さではないし、軽くなる必要もない。自分の「愛し方の仕様」を知ることで楽になる話。</w:t>
       </w:r>
     </w:p>
     <w:p>
       <w:r>
         <w:rPr>
           <w:b/>
-          <w:sz w:val="20"/>
-        </w:rPr>
-        <w:t>記事タイプ：</w:t>
-      </w:r>
-      <w:r>
-        <w:rPr>
-          <w:color w:val="0064B4"/>
-          <w:sz w:val="20"/>
-        </w:rPr>
-        <w:t>無料｜集客記事</w:t>
+          <w:color w:val="646464"/>
+          <w:sz w:val="18"/>
+        </w:rPr>
+        <w:t>タイトルのフック：</w:t>
+      </w:r>
+      <w:r>
+        <w:rPr>
+          <w:color w:val="960096"/>
+          <w:sz w:val="18"/>
+        </w:rPr>
+        <w:t>傷つき体験への共感 × 反骨的スタンス</w:t>
       </w:r>
     </w:p>
     <w:p>
       <w:r>
         <w:rPr>
           <w:b/>
-          <w:sz w:val="20"/>
-        </w:rPr>
-        <w:t>ターゲット：</w:t>
-      </w:r>
-      <w:r>
-        <w:rPr>
           <w:color w:val="646464"/>
-          <w:sz w:val="20"/>
-        </w:rPr>
-        <w:t>キャリアに悩む人</w:t>
-      </w:r>
-    </w:p>
-    <w:p/>
-    <w:p>
-      <w:pPr>
-        <w:pStyle w:val="Heading3"/>
-      </w:pPr>
-      <w:r>
-        <w:rPr>
-          <w:color w:val="1E1E1E"/>
-          <w:sz w:val="24"/>
-        </w:rPr>
-        <w:t>#21　「転職すべきか」を四柱推命で判断する3つの指標</w:t>
+          <w:sz w:val="18"/>
+        </w:rPr>
+        <w:t>推奨タグ：</w:t>
+      </w:r>
+      <w:r>
+        <w:rPr>
+          <w:color w:val="0064B4"/>
+          <w:sz w:val="18"/>
+        </w:rPr>
+        <w:t>#恋愛 #エッセイ #自己肯定感 #メンタルヘルス</w:t>
       </w:r>
     </w:p>
     <w:p>
       <w:r>
         <w:rPr>
           <w:b/>
-          <w:sz w:val="20"/>
-        </w:rPr>
-        <w:t>概要：</w:t>
-      </w:r>
-      <w:r>
-        <w:rPr>
-          <w:sz w:val="20"/>
-        </w:rPr>
-        <w:t>大運の切り替わり・偏官の巡り・食傷の動きから転職タイミングを具体的に解説。</w:t>
-      </w:r>
-    </w:p>
-    <w:p>
-      <w:r>
-        <w:rPr>
-          <w:b/>
-          <w:sz w:val="20"/>
+          <w:color w:val="646464"/>
+          <w:sz w:val="18"/>
         </w:rPr>
         <w:t>記事タイプ：</w:t>
       </w:r>
       <w:r>
         <w:rPr>
-          <w:color w:val="0064B4"/>
-          <w:sz w:val="20"/>
-        </w:rPr>
-        <w:t>有料（¥500）｜収益記事</w:t>
-      </w:r>
-    </w:p>
-    <w:p>
-      <w:r>
-        <w:rPr>
-          <w:b/>
-          <w:sz w:val="20"/>
-        </w:rPr>
-        <w:t>ターゲット：</w:t>
-      </w:r>
-      <w:r>
-        <w:rPr>
-          <w:color w:val="646464"/>
-          <w:sz w:val="20"/>
-        </w:rPr>
-        <w:t>転職検討中の人</w:t>
-      </w:r>
-    </w:p>
-    <w:p/>
-    <w:p>
-      <w:pPr>
-        <w:pStyle w:val="Heading3"/>
-      </w:pPr>
-      <w:r>
-        <w:rPr>
-          <w:color w:val="1E1E1E"/>
-          <w:sz w:val="24"/>
-        </w:rPr>
-        <w:t>#22　金運を上げたいなら「財星」を知れ｜四柱推命マネー術</w:t>
-      </w:r>
-    </w:p>
-    <w:p>
-      <w:r>
-        <w:rPr>
-          <w:b/>
-          <w:sz w:val="20"/>
-        </w:rPr>
-        <w:t>概要：</w:t>
-      </w:r>
-      <w:r>
-        <w:rPr>
-          <w:sz w:val="20"/>
-        </w:rPr>
-        <w:t>正財・偏財の意味と、お金が入りやすい時期・使い方の癖を命式から解説。具体的な開運アクションも。</w:t>
-      </w:r>
-    </w:p>
-    <w:p>
-      <w:r>
-        <w:rPr>
-          <w:b/>
-          <w:sz w:val="20"/>
-        </w:rPr>
-        <w:t>記事タイプ：</w:t>
-      </w:r>
-      <w:r>
-        <w:rPr>
-          <w:color w:val="0064B4"/>
-          <w:sz w:val="20"/>
+          <w:color w:val="00823C"/>
+          <w:sz w:val="18"/>
         </w:rPr>
         <w:t>無料｜集客記事</w:t>
-      </w:r>
-    </w:p>
-    <w:p>
-      <w:r>
-        <w:rPr>
-          <w:b/>
-          <w:sz w:val="20"/>
-        </w:rPr>
-        <w:t>ターゲット：</w:t>
-      </w:r>
-      <w:r>
-        <w:rPr>
-          <w:color w:val="646464"/>
-          <w:sz w:val="20"/>
-        </w:rPr>
-        <w:t>金運に興味がある人</w:t>
       </w:r>
     </w:p>
     <w:p/>
@@ -1425,249 +699,79 @@
       </w:pPr>
       <w:r>
         <w:rPr>
-          <w:color w:val="645000"/>
-          <w:sz w:val="28"/>
-        </w:rPr>
-        <w:t>占い師あつきのコラム・人生論</w:t>
+          <w:color w:val="969696"/>
+          <w:sz w:val="22"/>
+        </w:rPr>
+        <w:t>#6</w:t>
       </w:r>
     </w:p>
     <w:p>
-      <w:pPr>
-        <w:pStyle w:val="Heading3"/>
-      </w:pPr>
-      <w:r>
-        <w:rPr>
+      <w:r>
+        <w:rPr>
+          <w:b/>
           <w:color w:val="1E1E1E"/>
-          <w:sz w:val="24"/>
-        </w:rPr>
-        <w:t>#23　「占いに依存する人」と「占いを使いこなす人」の決定的な違い</w:t>
+          <w:sz w:val="28"/>
+        </w:rPr>
+        <w:t>元カレのSNS、まだ見てるでしょ</w:t>
       </w:r>
     </w:p>
     <w:p>
       <w:r>
         <w:rPr>
-          <w:b/>
           <w:sz w:val="20"/>
         </w:rPr>
-        <w:t>概要：</w:t>
-      </w:r>
-      <w:r>
-        <w:rPr>
-          <w:sz w:val="20"/>
-        </w:rPr>
-        <w:t>占い依存の危険性と、占いを人生のツールとして活用する正しい姿勢を提案。信頼感と教育を兼ねた記事。</w:t>
+        <w:t>失恋後にSNSを見てしまう心理。未練なのか、習慣なのか、執着なのか。「見るのをやめろ」ではなく「見ている自分」をどう扱うかの話。</w:t>
       </w:r>
     </w:p>
     <w:p>
       <w:r>
         <w:rPr>
           <w:b/>
-          <w:sz w:val="20"/>
-        </w:rPr>
-        <w:t>記事タイプ：</w:t>
-      </w:r>
-      <w:r>
-        <w:rPr>
-          <w:color w:val="0064B4"/>
-          <w:sz w:val="20"/>
-        </w:rPr>
-        <w:t>無料｜ブランディング記事</w:t>
+          <w:color w:val="646464"/>
+          <w:sz w:val="18"/>
+        </w:rPr>
+        <w:t>タイトルのフック：</w:t>
+      </w:r>
+      <w:r>
+        <w:rPr>
+          <w:color w:val="960096"/>
+          <w:sz w:val="18"/>
+        </w:rPr>
+        <w:t>図星をつくストレートな問い</w:t>
       </w:r>
     </w:p>
     <w:p>
       <w:r>
         <w:rPr>
           <w:b/>
-          <w:sz w:val="20"/>
-        </w:rPr>
-        <w:t>ターゲット：</w:t>
-      </w:r>
-      <w:r>
-        <w:rPr>
           <w:color w:val="646464"/>
-          <w:sz w:val="20"/>
-        </w:rPr>
-        <w:t>占いユーザー全般</w:t>
-      </w:r>
-    </w:p>
-    <w:p/>
-    <w:p>
-      <w:pPr>
-        <w:pStyle w:val="Heading3"/>
-      </w:pPr>
-      <w:r>
-        <w:rPr>
-          <w:color w:val="1E1E1E"/>
-          <w:sz w:val="24"/>
-        </w:rPr>
-        <w:t>#24　なぜ僕は「解決する占い師」を名乗るのか</w:t>
+          <w:sz w:val="18"/>
+        </w:rPr>
+        <w:t>推奨タグ：</w:t>
+      </w:r>
+      <w:r>
+        <w:rPr>
+          <w:color w:val="0064B4"/>
+          <w:sz w:val="18"/>
+        </w:rPr>
+        <w:t>#恋愛 #失恋 #SNS #エッセイ</w:t>
       </w:r>
     </w:p>
     <w:p>
       <w:r>
         <w:rPr>
           <w:b/>
-          <w:sz w:val="20"/>
-        </w:rPr>
-        <w:t>概要：</w:t>
-      </w:r>
-      <w:r>
-        <w:rPr>
-          <w:sz w:val="20"/>
-        </w:rPr>
-        <w:t>占い師あつきのブランドストーリー。名古屋栄チェーン店で売上1位→独立の経緯と、占いに対する哲学を語る。</w:t>
-      </w:r>
-    </w:p>
-    <w:p>
-      <w:r>
-        <w:rPr>
-          <w:b/>
-          <w:sz w:val="20"/>
+          <w:color w:val="646464"/>
+          <w:sz w:val="18"/>
         </w:rPr>
         <w:t>記事タイプ：</w:t>
       </w:r>
       <w:r>
         <w:rPr>
-          <w:color w:val="0064B4"/>
-          <w:sz w:val="20"/>
-        </w:rPr>
-        <w:t>無料｜自己紹介・ブランディング記事</w:t>
-      </w:r>
-    </w:p>
-    <w:p>
-      <w:r>
-        <w:rPr>
-          <w:b/>
-          <w:sz w:val="20"/>
-        </w:rPr>
-        <w:t>ターゲット：</w:t>
-      </w:r>
-      <w:r>
-        <w:rPr>
-          <w:color w:val="646464"/>
-          <w:sz w:val="20"/>
-        </w:rPr>
-        <w:t>新規読者全般</w:t>
-      </w:r>
-    </w:p>
-    <w:p/>
-    <w:p>
-      <w:pPr>
-        <w:pStyle w:val="Heading3"/>
-      </w:pPr>
-      <w:r>
-        <w:rPr>
-          <w:color w:val="1E1E1E"/>
-          <w:sz w:val="24"/>
-        </w:rPr>
-        <w:t>#25　1500件以上鑑定してわかった「悩みの9割は同じ」という話</w:t>
-      </w:r>
-    </w:p>
-    <w:p>
-      <w:r>
-        <w:rPr>
-          <w:b/>
-          <w:sz w:val="20"/>
-        </w:rPr>
-        <w:t>概要：</w:t>
-      </w:r>
-      <w:r>
-        <w:rPr>
-          <w:sz w:val="20"/>
-        </w:rPr>
-        <w:t>膨大な鑑定経験から見えた人間の悩みの共通構造。恋愛も仕事も結局「自分をどう思うか」に帰結する話。</w:t>
-      </w:r>
-    </w:p>
-    <w:p>
-      <w:r>
-        <w:rPr>
-          <w:b/>
-          <w:sz w:val="20"/>
-        </w:rPr>
-        <w:t>記事タイプ：</w:t>
-      </w:r>
-      <w:r>
-        <w:rPr>
-          <w:color w:val="0064B4"/>
-          <w:sz w:val="20"/>
-        </w:rPr>
-        <w:t>無料｜信頼構築記事</w:t>
-      </w:r>
-    </w:p>
-    <w:p>
-      <w:r>
-        <w:rPr>
-          <w:b/>
-          <w:sz w:val="20"/>
-        </w:rPr>
-        <w:t>ターゲット：</w:t>
-      </w:r>
-      <w:r>
-        <w:rPr>
-          <w:color w:val="646464"/>
-          <w:sz w:val="20"/>
-        </w:rPr>
-        <w:t>全般</w:t>
-      </w:r>
-    </w:p>
-    <w:p/>
-    <w:p>
-      <w:pPr>
-        <w:pStyle w:val="Heading3"/>
-      </w:pPr>
-      <w:r>
-        <w:rPr>
-          <w:color w:val="1E1E1E"/>
-          <w:sz w:val="24"/>
-        </w:rPr>
-        <w:t>#26　「考えすぎだよ」で片付けられる悩みを、僕は占いで解決する</w:t>
-      </w:r>
-    </w:p>
-    <w:p>
-      <w:r>
-        <w:rPr>
-          <w:b/>
-          <w:sz w:val="20"/>
-        </w:rPr>
-        <w:t>概要：</w:t>
-      </w:r>
-      <w:r>
-        <w:rPr>
-          <w:sz w:val="20"/>
-        </w:rPr>
-        <w:t>ブランドプロミスを記事化。友達に相談しても軽く流される悩みに、四柱推命で具体的な答えを出す意義を語る。</w:t>
-      </w:r>
-    </w:p>
-    <w:p>
-      <w:r>
-        <w:rPr>
-          <w:b/>
-          <w:sz w:val="20"/>
-        </w:rPr>
-        <w:t>記事タイプ：</w:t>
-      </w:r>
-      <w:r>
-        <w:rPr>
-          <w:color w:val="0064B4"/>
-          <w:sz w:val="20"/>
-        </w:rPr>
-        <w:t>無料｜ブランドメッセージ記事</w:t>
-      </w:r>
-    </w:p>
-    <w:p>
-      <w:r>
-        <w:rPr>
-          <w:b/>
-          <w:sz w:val="20"/>
-        </w:rPr>
-        <w:t>ターゲット：</w:t>
-      </w:r>
-      <w:r>
-        <w:rPr>
-          <w:color w:val="646464"/>
-          <w:sz w:val="20"/>
-        </w:rPr>
-        <w:t>悩みを抱える女性</w:t>
+          <w:color w:val="00823C"/>
+          <w:sz w:val="18"/>
+        </w:rPr>
+        <w:t>無料｜集客記事</w:t>
       </w:r>
     </w:p>
     <w:p/>
@@ -1677,189 +781,79 @@
       </w:pPr>
       <w:r>
         <w:rPr>
-          <w:color w:val="005082"/>
-          <w:sz w:val="28"/>
-        </w:rPr>
-        <w:t>季節・イベント連動</w:t>
+          <w:color w:val="969696"/>
+          <w:sz w:val="22"/>
+        </w:rPr>
+        <w:t>#7</w:t>
       </w:r>
     </w:p>
     <w:p>
-      <w:pPr>
-        <w:pStyle w:val="Heading3"/>
-      </w:pPr>
-      <w:r>
-        <w:rPr>
+      <w:r>
+        <w:rPr>
+          <w:b/>
           <w:color w:val="1E1E1E"/>
-          <w:sz w:val="24"/>
-        </w:rPr>
-        <w:t>#27　【春の恋占い】4月〜6月に恋が動く人の命式パターン</w:t>
+          <w:sz w:val="28"/>
+        </w:rPr>
+        <w:t>浮気する人としない人、生まれつき決まってる説</w:t>
       </w:r>
     </w:p>
     <w:p>
       <w:r>
         <w:rPr>
-          <w:b/>
           <w:sz w:val="20"/>
         </w:rPr>
-        <w:t>概要：</w:t>
-      </w:r>
-      <w:r>
-        <w:rPr>
-          <w:sz w:val="20"/>
-        </w:rPr>
-        <w:t>春に桃花星や正財が巡る命式パターンを紹介。新生活・新しい出会いのシーズンに合わせた記事。</w:t>
+        <w:t>センセーショナルなタイトルで引きつけて、「決まってる」のではなく「傾向はある」という話に着地。性格タイプによる浮気リスクの濃淡を占い師目線で語る。</w:t>
       </w:r>
     </w:p>
     <w:p>
       <w:r>
         <w:rPr>
           <w:b/>
-          <w:sz w:val="20"/>
-        </w:rPr>
-        <w:t>記事タイプ：</w:t>
-      </w:r>
-      <w:r>
-        <w:rPr>
-          <w:color w:val="0064B4"/>
-          <w:sz w:val="20"/>
-        </w:rPr>
-        <w:t>無料｜季節記事</w:t>
+          <w:color w:val="646464"/>
+          <w:sz w:val="18"/>
+        </w:rPr>
+        <w:t>タイトルのフック：</w:t>
+      </w:r>
+      <w:r>
+        <w:rPr>
+          <w:color w:val="960096"/>
+          <w:sz w:val="18"/>
+        </w:rPr>
+        <w:t>センセーショナルな断言 ×「説」で和らげる</w:t>
       </w:r>
     </w:p>
     <w:p>
       <w:r>
         <w:rPr>
           <w:b/>
-          <w:sz w:val="20"/>
-        </w:rPr>
-        <w:t>ターゲット：</w:t>
-      </w:r>
-      <w:r>
-        <w:rPr>
           <w:color w:val="646464"/>
-          <w:sz w:val="20"/>
-        </w:rPr>
-        <w:t>春に出会いを求める人</w:t>
-      </w:r>
-    </w:p>
-    <w:p/>
-    <w:p>
-      <w:pPr>
-        <w:pStyle w:val="Heading3"/>
-      </w:pPr>
-      <w:r>
-        <w:rPr>
-          <w:color w:val="1E1E1E"/>
-          <w:sz w:val="24"/>
-        </w:rPr>
-        <w:t>#28　七夕特別企画｜「運命の人」の見つけ方を四柱推命で教える</w:t>
+          <w:sz w:val="18"/>
+        </w:rPr>
+        <w:t>推奨タグ：</w:t>
+      </w:r>
+      <w:r>
+        <w:rPr>
+          <w:color w:val="0064B4"/>
+          <w:sz w:val="18"/>
+        </w:rPr>
+        <w:t>#恋愛 #浮気 #エッセイ #人間関係</w:t>
       </w:r>
     </w:p>
     <w:p>
       <w:r>
         <w:rPr>
           <w:b/>
-          <w:sz w:val="20"/>
-        </w:rPr>
-        <w:t>概要：</w:t>
-      </w:r>
-      <w:r>
-        <w:rPr>
-          <w:sz w:val="20"/>
-        </w:rPr>
-        <w:t>七夕に合わせて「運命の相手」をテーマに。日干別の運命の人の特徴と出会い方。</w:t>
-      </w:r>
-    </w:p>
-    <w:p>
-      <w:r>
-        <w:rPr>
-          <w:b/>
-          <w:sz w:val="20"/>
+          <w:color w:val="646464"/>
+          <w:sz w:val="18"/>
         </w:rPr>
         <w:t>記事タイプ：</w:t>
       </w:r>
       <w:r>
         <w:rPr>
-          <w:color w:val="0064B4"/>
-          <w:sz w:val="20"/>
-        </w:rPr>
-        <w:t>無料｜季節記事</w:t>
-      </w:r>
-    </w:p>
-    <w:p>
-      <w:r>
-        <w:rPr>
-          <w:b/>
-          <w:sz w:val="20"/>
-        </w:rPr>
-        <w:t>ターゲット：</w:t>
-      </w:r>
-      <w:r>
-        <w:rPr>
-          <w:color w:val="646464"/>
-          <w:sz w:val="20"/>
-        </w:rPr>
-        <w:t>恋愛全般</w:t>
-      </w:r>
-    </w:p>
-    <w:p/>
-    <w:p>
-      <w:pPr>
-        <w:pStyle w:val="Heading3"/>
-      </w:pPr>
-      <w:r>
-        <w:rPr>
-          <w:color w:val="1E1E1E"/>
-          <w:sz w:val="24"/>
-        </w:rPr>
-        <w:t>#29　年末特別鑑定｜2027年の運勢を先取り！日干別で全部見せます</w:t>
-      </w:r>
-    </w:p>
-    <w:p>
-      <w:r>
-        <w:rPr>
-          <w:b/>
-          <w:sz w:val="20"/>
-        </w:rPr>
-        <w:t>概要：</w:t>
-      </w:r>
-      <w:r>
-        <w:rPr>
-          <w:sz w:val="20"/>
-        </w:rPr>
-        <w:t>年末恒例の翌年運勢まとめ。アクセスが最も集まる時期にボリューム記事を投下。</w:t>
-      </w:r>
-    </w:p>
-    <w:p>
-      <w:r>
-        <w:rPr>
-          <w:b/>
-          <w:sz w:val="20"/>
-        </w:rPr>
-        <w:t>記事タイプ：</w:t>
-      </w:r>
-      <w:r>
-        <w:rPr>
-          <w:color w:val="0064B4"/>
-          <w:sz w:val="20"/>
-        </w:rPr>
-        <w:t>有料（¥800）｜収益記事</w:t>
-      </w:r>
-    </w:p>
-    <w:p>
-      <w:r>
-        <w:rPr>
-          <w:b/>
-          <w:sz w:val="20"/>
-        </w:rPr>
-        <w:t>ターゲット：</w:t>
-      </w:r>
-      <w:r>
-        <w:rPr>
-          <w:color w:val="646464"/>
-          <w:sz w:val="20"/>
-        </w:rPr>
-        <w:t>全般</w:t>
+          <w:color w:val="00823C"/>
+          <w:sz w:val="18"/>
+        </w:rPr>
+        <w:t>無料｜集客記事</w:t>
       </w:r>
     </w:p>
     <w:p/>
@@ -1869,69 +863,2249 @@
       </w:pPr>
       <w:r>
         <w:rPr>
-          <w:color w:val="820000"/>
+          <w:color w:val="969696"/>
+          <w:sz w:val="22"/>
+        </w:rPr>
+        <w:t>#8</w:t>
+      </w:r>
+    </w:p>
+    <w:p>
+      <w:r>
+        <w:rPr>
+          <w:b/>
+          <w:color w:val="1E1E1E"/>
           <w:sz w:val="28"/>
         </w:rPr>
-        <w:t>商品・サービス紹介</w:t>
+        <w:t>「束縛」と「愛情」の境界線、わりと曖昧</w:t>
+      </w:r>
+    </w:p>
+    <w:p>
+      <w:r>
+        <w:rPr>
+          <w:sz w:val="20"/>
+        </w:rPr>
+        <w:t>束縛の相談は鑑定でも頻出。する側・される側どちらにも言い分がある。境界線は二人の相性で変わるという話で、占いの相性論に自然に入る。</w:t>
+      </w:r>
+    </w:p>
+    <w:p>
+      <w:r>
+        <w:rPr>
+          <w:b/>
+          <w:color w:val="646464"/>
+          <w:sz w:val="18"/>
+        </w:rPr>
+        <w:t>タイトルのフック：</w:t>
+      </w:r>
+      <w:r>
+        <w:rPr>
+          <w:color w:val="960096"/>
+          <w:sz w:val="18"/>
+        </w:rPr>
+        <w:t>対立する概念の境界線 × 曖昧さの肯定</w:t>
+      </w:r>
+    </w:p>
+    <w:p>
+      <w:r>
+        <w:rPr>
+          <w:b/>
+          <w:color w:val="646464"/>
+          <w:sz w:val="18"/>
+        </w:rPr>
+        <w:t>推奨タグ：</w:t>
+      </w:r>
+      <w:r>
+        <w:rPr>
+          <w:color w:val="0064B4"/>
+          <w:sz w:val="18"/>
+        </w:rPr>
+        <w:t>#恋愛 #束縛 #カップル #人間関係</w:t>
+      </w:r>
+    </w:p>
+    <w:p>
+      <w:r>
+        <w:rPr>
+          <w:b/>
+          <w:color w:val="646464"/>
+          <w:sz w:val="18"/>
+        </w:rPr>
+        <w:t>記事タイプ：</w:t>
+      </w:r>
+      <w:r>
+        <w:rPr>
+          <w:color w:val="00823C"/>
+          <w:sz w:val="18"/>
+        </w:rPr>
+        <w:t>無料｜集客記事</w:t>
+      </w:r>
+    </w:p>
+    <w:p/>
+    <w:p>
+      <w:pPr>
+        <w:pStyle w:val="Heading2"/>
+      </w:pPr>
+      <w:r>
+        <w:rPr>
+          <w:color w:val="969696"/>
+          <w:sz w:val="22"/>
+        </w:rPr>
+        <w:t>#9</w:t>
+      </w:r>
+    </w:p>
+    <w:p>
+      <w:r>
+        <w:rPr>
+          <w:b/>
+          <w:color w:val="1E1E1E"/>
+          <w:sz w:val="28"/>
+        </w:rPr>
+        <w:t>2回目のデートに誘われない本当の理由</w:t>
+      </w:r>
+    </w:p>
+    <w:p>
+      <w:r>
+        <w:rPr>
+          <w:sz w:val="20"/>
+        </w:rPr>
+        <w:t>マッチングアプリあるある。1回目は盛り上がったのに2回目がない。問題は「話が合わない」じゃなくて「エネルギーの相性」にあるかもという視点。</w:t>
+      </w:r>
+    </w:p>
+    <w:p>
+      <w:r>
+        <w:rPr>
+          <w:b/>
+          <w:color w:val="646464"/>
+          <w:sz w:val="18"/>
+        </w:rPr>
+        <w:t>タイトルのフック：</w:t>
+      </w:r>
+      <w:r>
+        <w:rPr>
+          <w:color w:val="960096"/>
+          <w:sz w:val="18"/>
+        </w:rPr>
+        <w:t>具体的な数字（2回目）× 本当の理由</w:t>
+      </w:r>
+    </w:p>
+    <w:p>
+      <w:r>
+        <w:rPr>
+          <w:b/>
+          <w:color w:val="646464"/>
+          <w:sz w:val="18"/>
+        </w:rPr>
+        <w:t>推奨タグ：</w:t>
+      </w:r>
+      <w:r>
+        <w:rPr>
+          <w:color w:val="0064B4"/>
+          <w:sz w:val="18"/>
+        </w:rPr>
+        <w:t>#恋愛 #マッチングアプリ #デート #婚活</w:t>
+      </w:r>
+    </w:p>
+    <w:p>
+      <w:r>
+        <w:rPr>
+          <w:b/>
+          <w:color w:val="646464"/>
+          <w:sz w:val="18"/>
+        </w:rPr>
+        <w:t>記事タイプ：</w:t>
+      </w:r>
+      <w:r>
+        <w:rPr>
+          <w:color w:val="00823C"/>
+          <w:sz w:val="18"/>
+        </w:rPr>
+        <w:t>無料｜集客記事</w:t>
+      </w:r>
+    </w:p>
+    <w:p/>
+    <w:p>
+      <w:pPr>
+        <w:pStyle w:val="Heading2"/>
+      </w:pPr>
+      <w:r>
+        <w:rPr>
+          <w:color w:val="969696"/>
+          <w:sz w:val="22"/>
+        </w:rPr>
+        <w:t>#10</w:t>
+      </w:r>
+    </w:p>
+    <w:p>
+      <w:r>
+        <w:rPr>
+          <w:b/>
+          <w:color w:val="1E1E1E"/>
+          <w:sz w:val="28"/>
+        </w:rPr>
+        <w:t>「好きな人がいない」のに焦ってる人へ</w:t>
+      </w:r>
+    </w:p>
+    <w:p>
+      <w:r>
+        <w:rPr>
+          <w:sz w:val="20"/>
+        </w:rPr>
+        <w:t>周りが結婚していく中で「好きな人すらいない」焦り。恋愛しなきゃいけないプレッシャーを解きつつ、「好きになれるタイミング」は人によって全然違うという話。</w:t>
+      </w:r>
+    </w:p>
+    <w:p>
+      <w:r>
+        <w:rPr>
+          <w:b/>
+          <w:color w:val="646464"/>
+          <w:sz w:val="18"/>
+        </w:rPr>
+        <w:t>タイトルのフック：</w:t>
+      </w:r>
+      <w:r>
+        <w:rPr>
+          <w:color w:val="960096"/>
+          <w:sz w:val="18"/>
+        </w:rPr>
+        <w:t>焦りへの共感 × 「へ」で直接語りかけ</w:t>
+      </w:r>
+    </w:p>
+    <w:p>
+      <w:r>
+        <w:rPr>
+          <w:b/>
+          <w:color w:val="646464"/>
+          <w:sz w:val="18"/>
+        </w:rPr>
+        <w:t>推奨タグ：</w:t>
+      </w:r>
+      <w:r>
+        <w:rPr>
+          <w:color w:val="0064B4"/>
+          <w:sz w:val="18"/>
+        </w:rPr>
+        <w:t>#恋愛 #エッセイ #アラサー #自分磨き</w:t>
+      </w:r>
+    </w:p>
+    <w:p>
+      <w:r>
+        <w:rPr>
+          <w:b/>
+          <w:color w:val="646464"/>
+          <w:sz w:val="18"/>
+        </w:rPr>
+        <w:t>記事タイプ：</w:t>
+      </w:r>
+      <w:r>
+        <w:rPr>
+          <w:color w:val="00823C"/>
+          <w:sz w:val="18"/>
+        </w:rPr>
+        <w:t>無料｜集客記事</w:t>
+      </w:r>
+    </w:p>
+    <w:p/>
+    <w:p>
+      <w:pPr>
+        <w:pStyle w:val="Heading1"/>
+      </w:pPr>
+      <w:r>
+        <w:rPr>
+          <w:color w:val="006496"/>
+          <w:sz w:val="32"/>
+        </w:rPr>
+        <w:t>自己理解・メンタル</w:t>
+      </w:r>
+    </w:p>
+    <w:p>
+      <w:r>
+        <w:rPr>
+          <w:i/>
+          <w:color w:val="787878"/>
+          <w:sz w:val="18"/>
+        </w:rPr>
+        <w:t>── noteで最も伸びるテーマ。#エッセイ #自己肯定感 との相性抜群</w:t>
       </w:r>
     </w:p>
     <w:p>
       <w:pPr>
-        <w:pStyle w:val="Heading3"/>
+        <w:pStyle w:val="Heading2"/>
       </w:pPr>
       <w:r>
         <w:rPr>
-          <w:color w:val="1E1E1E"/>
-          <w:sz w:val="24"/>
-        </w:rPr>
-        <w:t>#30　【お守り×四柱推命】あなただけの開運お守りができるまで</w:t>
+          <w:color w:val="969696"/>
+          <w:sz w:val="22"/>
+        </w:rPr>
+        <w:t>#11</w:t>
       </w:r>
     </w:p>
     <w:p>
       <w:r>
         <w:rPr>
           <w:b/>
-          <w:sz w:val="20"/>
-        </w:rPr>
-        <w:t>概要：</w:t>
-      </w:r>
-      <w:r>
-        <w:rPr>
-          <w:sz w:val="20"/>
-        </w:rPr>
-        <w:t>看板物販商品であるカスタムお守りの制作過程を公開。命式に合わせた素材選び・祈祷の様子をストーリー仕立てで紹介。</w:t>
+          <w:color w:val="1E1E1E"/>
+          <w:sz w:val="28"/>
+        </w:rPr>
+        <w:t>自己肯定感、無理に上げなくていい</w:t>
       </w:r>
     </w:p>
     <w:p>
       <w:r>
         <w:rPr>
-          <w:b/>
           <w:sz w:val="20"/>
         </w:rPr>
-        <w:t>記事タイプ：</w:t>
-      </w:r>
-      <w:r>
-        <w:rPr>
-          <w:color w:val="0064B4"/>
-          <w:sz w:val="20"/>
-        </w:rPr>
-        <w:t>無料｜商品紹介記事</w:t>
+        <w:t>「自己肯定感を上げよう」ブームへの逆張り。上げようとして疲れている人に「そのまま」でも動ける方法を提案。占い的には「自分の性質を知る」ことが先。</w:t>
       </w:r>
     </w:p>
     <w:p>
       <w:r>
         <w:rPr>
           <w:b/>
+          <w:color w:val="646464"/>
+          <w:sz w:val="18"/>
+        </w:rPr>
+        <w:t>タイトルのフック：</w:t>
+      </w:r>
+      <w:r>
+        <w:rPr>
+          <w:color w:val="960096"/>
+          <w:sz w:val="18"/>
+        </w:rPr>
+        <w:t>トレンドへの逆張り × 許しの言葉</w:t>
+      </w:r>
+    </w:p>
+    <w:p>
+      <w:r>
+        <w:rPr>
+          <w:b/>
+          <w:color w:val="646464"/>
+          <w:sz w:val="18"/>
+        </w:rPr>
+        <w:t>推奨タグ：</w:t>
+      </w:r>
+      <w:r>
+        <w:rPr>
+          <w:color w:val="0064B4"/>
+          <w:sz w:val="18"/>
+        </w:rPr>
+        <w:t>#自己肯定感 #エッセイ #メンタルヘルス</w:t>
+      </w:r>
+    </w:p>
+    <w:p>
+      <w:r>
+        <w:rPr>
+          <w:b/>
+          <w:color w:val="646464"/>
+          <w:sz w:val="18"/>
+        </w:rPr>
+        <w:t>記事タイプ：</w:t>
+      </w:r>
+      <w:r>
+        <w:rPr>
+          <w:color w:val="00823C"/>
+          <w:sz w:val="18"/>
+        </w:rPr>
+        <w:t>無料｜ブランディング記事</w:t>
+      </w:r>
+    </w:p>
+    <w:p/>
+    <w:p>
+      <w:pPr>
+        <w:pStyle w:val="Heading2"/>
+      </w:pPr>
+      <w:r>
+        <w:rPr>
+          <w:color w:val="969696"/>
+          <w:sz w:val="22"/>
+        </w:rPr>
+        <w:t>#12</w:t>
+      </w:r>
+    </w:p>
+    <w:p>
+      <w:r>
+        <w:rPr>
+          <w:b/>
+          <w:color w:val="1E1E1E"/>
+          <w:sz w:val="28"/>
+        </w:rPr>
+        <w:t>「生きづらい」の正体、意外とシンプルだった</w:t>
+      </w:r>
+    </w:p>
+    <w:p>
+      <w:r>
+        <w:rPr>
           <w:sz w:val="20"/>
         </w:rPr>
-        <w:t>ターゲット：</w:t>
-      </w:r>
-      <w:r>
-        <w:rPr>
+        <w:t>「生きづらい」はnote頻出ワード。漠然とした苦しさの正体を「自分の性質と環境のミスマッチ」として解像度を上げる。占い＝自分を知るツールの入口に。</w:t>
+      </w:r>
+    </w:p>
+    <w:p>
+      <w:r>
+        <w:rPr>
+          <w:b/>
           <w:color w:val="646464"/>
+          <w:sz w:val="18"/>
+        </w:rPr>
+        <w:t>タイトルのフック：</w:t>
+      </w:r>
+      <w:r>
+        <w:rPr>
+          <w:color w:val="960096"/>
+          <w:sz w:val="18"/>
+        </w:rPr>
+        <w:t>トレンドワード ×「意外と」の好奇心ギャップ</w:t>
+      </w:r>
+    </w:p>
+    <w:p>
+      <w:r>
+        <w:rPr>
+          <w:b/>
+          <w:color w:val="646464"/>
+          <w:sz w:val="18"/>
+        </w:rPr>
+        <w:t>推奨タグ：</w:t>
+      </w:r>
+      <w:r>
+        <w:rPr>
+          <w:color w:val="0064B4"/>
+          <w:sz w:val="18"/>
+        </w:rPr>
+        <w:t>#生きづらさ #エッセイ #メンタルヘルス #自分磨き</w:t>
+      </w:r>
+    </w:p>
+    <w:p>
+      <w:r>
+        <w:rPr>
+          <w:b/>
+          <w:color w:val="646464"/>
+          <w:sz w:val="18"/>
+        </w:rPr>
+        <w:t>記事タイプ：</w:t>
+      </w:r>
+      <w:r>
+        <w:rPr>
+          <w:color w:val="00823C"/>
+          <w:sz w:val="18"/>
+        </w:rPr>
+        <w:t>無料｜集客記事</w:t>
+      </w:r>
+    </w:p>
+    <w:p/>
+    <w:p>
+      <w:pPr>
+        <w:pStyle w:val="Heading2"/>
+      </w:pPr>
+      <w:r>
+        <w:rPr>
+          <w:color w:val="969696"/>
+          <w:sz w:val="22"/>
+        </w:rPr>
+        <w:t>#13</w:t>
+      </w:r>
+    </w:p>
+    <w:p>
+      <w:r>
+        <w:rPr>
+          <w:b/>
+          <w:color w:val="1E1E1E"/>
+          <w:sz w:val="28"/>
+        </w:rPr>
+        <w:t>「自分のことがわからない」人は、むしろ正常</w:t>
+      </w:r>
+    </w:p>
+    <w:p>
+      <w:r>
+        <w:rPr>
           <w:sz w:val="20"/>
         </w:rPr>
-        <w:t>お守り・開運グッズに興味がある人</w:t>
+        <w:t>就活や自己分析で「自分がわからない」と悩む人に。わからなくて当然、という安心感を与えつつ、「他者からの視点で自分を知る」方法として占いをさりげなく紹介。</w:t>
+      </w:r>
+    </w:p>
+    <w:p>
+      <w:r>
+        <w:rPr>
+          <w:b/>
+          <w:color w:val="646464"/>
+          <w:sz w:val="18"/>
+        </w:rPr>
+        <w:t>タイトルのフック：</w:t>
+      </w:r>
+      <w:r>
+        <w:rPr>
+          <w:color w:val="960096"/>
+          <w:sz w:val="18"/>
+        </w:rPr>
+        <w:t>悩みの肯定 ×「むしろ正常」の逆転</w:t>
+      </w:r>
+    </w:p>
+    <w:p>
+      <w:r>
+        <w:rPr>
+          <w:b/>
+          <w:color w:val="646464"/>
+          <w:sz w:val="18"/>
+        </w:rPr>
+        <w:t>推奨タグ：</w:t>
+      </w:r>
+      <w:r>
+        <w:rPr>
+          <w:color w:val="0064B4"/>
+          <w:sz w:val="18"/>
+        </w:rPr>
+        <w:t>#自己分析 #エッセイ #就活 #自分磨き</w:t>
+      </w:r>
+    </w:p>
+    <w:p>
+      <w:r>
+        <w:rPr>
+          <w:b/>
+          <w:color w:val="646464"/>
+          <w:sz w:val="18"/>
+        </w:rPr>
+        <w:t>記事タイプ：</w:t>
+      </w:r>
+      <w:r>
+        <w:rPr>
+          <w:color w:val="00823C"/>
+          <w:sz w:val="18"/>
+        </w:rPr>
+        <w:t>無料｜集客記事</w:t>
+      </w:r>
+    </w:p>
+    <w:p/>
+    <w:p>
+      <w:pPr>
+        <w:pStyle w:val="Heading2"/>
+      </w:pPr>
+      <w:r>
+        <w:rPr>
+          <w:color w:val="969696"/>
+          <w:sz w:val="22"/>
+        </w:rPr>
+        <w:t>#14</w:t>
+      </w:r>
+    </w:p>
+    <w:p>
+      <w:r>
+        <w:rPr>
+          <w:b/>
+          <w:color w:val="1E1E1E"/>
+          <w:sz w:val="28"/>
+        </w:rPr>
+        <w:t>「考えすぎ」って言われる人は、だいたい正しい</w:t>
+      </w:r>
+    </w:p>
+    <w:p>
+      <w:r>
+        <w:rPr>
+          <w:sz w:val="20"/>
+        </w:rPr>
+        <w:t>ブランドプロミスど真ん中の記事。友達に相談しても「考えすぎだよ」で片付けられる悩みを、占い師は具体的に解きほぐすという立ち位置を伝える。</w:t>
+      </w:r>
+    </w:p>
+    <w:p>
+      <w:r>
+        <w:rPr>
+          <w:b/>
+          <w:color w:val="646464"/>
+          <w:sz w:val="18"/>
+        </w:rPr>
+        <w:t>タイトルのフック：</w:t>
+      </w:r>
+      <w:r>
+        <w:rPr>
+          <w:color w:val="960096"/>
+          <w:sz w:val="18"/>
+        </w:rPr>
+        <w:t>共感 × 意外な肯定</w:t>
+      </w:r>
+    </w:p>
+    <w:p>
+      <w:r>
+        <w:rPr>
+          <w:b/>
+          <w:color w:val="646464"/>
+          <w:sz w:val="18"/>
+        </w:rPr>
+        <w:t>推奨タグ：</w:t>
+      </w:r>
+      <w:r>
+        <w:rPr>
+          <w:color w:val="0064B4"/>
+          <w:sz w:val="18"/>
+        </w:rPr>
+        <w:t>#エッセイ #メンタルヘルス #HSP #自己肯定感</w:t>
+      </w:r>
+    </w:p>
+    <w:p>
+      <w:r>
+        <w:rPr>
+          <w:b/>
+          <w:color w:val="646464"/>
+          <w:sz w:val="18"/>
+        </w:rPr>
+        <w:t>記事タイプ：</w:t>
+      </w:r>
+      <w:r>
+        <w:rPr>
+          <w:color w:val="00823C"/>
+          <w:sz w:val="18"/>
+        </w:rPr>
+        <w:t>無料｜ブランドメッセージ記事</w:t>
+      </w:r>
+    </w:p>
+    <w:p/>
+    <w:p>
+      <w:pPr>
+        <w:pStyle w:val="Heading2"/>
+      </w:pPr>
+      <w:r>
+        <w:rPr>
+          <w:color w:val="969696"/>
+          <w:sz w:val="22"/>
+        </w:rPr>
+        <w:t>#15</w:t>
+      </w:r>
+    </w:p>
+    <w:p>
+      <w:r>
+        <w:rPr>
+          <w:b/>
+          <w:color w:val="1E1E1E"/>
+          <w:sz w:val="28"/>
+        </w:rPr>
+        <w:t>あなたの取扱説明書、他人が読んだら引くと思う</w:t>
+      </w:r>
+    </w:p>
+    <w:p>
+      <w:r>
+        <w:rPr>
+          <w:sz w:val="20"/>
+        </w:rPr>
+        <w:t>「自分のトリセツ」を作ったら結構エグいこと書いてあるかもという話。看板商品「あの人のトリセツ」への自然な導線。noteで診断系は鉄板。</w:t>
+      </w:r>
+    </w:p>
+    <w:p>
+      <w:r>
+        <w:rPr>
+          <w:b/>
+          <w:color w:val="646464"/>
+          <w:sz w:val="18"/>
+        </w:rPr>
+        <w:t>タイトルのフック：</w:t>
+      </w:r>
+      <w:r>
+        <w:rPr>
+          <w:color w:val="960096"/>
+          <w:sz w:val="18"/>
+        </w:rPr>
+        <w:t>「引くと思う」の自虐的好奇心</w:t>
+      </w:r>
+    </w:p>
+    <w:p>
+      <w:r>
+        <w:rPr>
+          <w:b/>
+          <w:color w:val="646464"/>
+          <w:sz w:val="18"/>
+        </w:rPr>
+        <w:t>推奨タグ：</w:t>
+      </w:r>
+      <w:r>
+        <w:rPr>
+          <w:color w:val="0064B4"/>
+          <w:sz w:val="18"/>
+        </w:rPr>
+        <w:t>#エッセイ #トリセツ #自分磨き #人間関係</w:t>
+      </w:r>
+    </w:p>
+    <w:p>
+      <w:r>
+        <w:rPr>
+          <w:b/>
+          <w:color w:val="646464"/>
+          <w:sz w:val="18"/>
+        </w:rPr>
+        <w:t>記事タイプ：</w:t>
+      </w:r>
+      <w:r>
+        <w:rPr>
+          <w:color w:val="00823C"/>
+          <w:sz w:val="18"/>
+        </w:rPr>
+        <w:t>無料｜商品導線記事</w:t>
+      </w:r>
+    </w:p>
+    <w:p/>
+    <w:p>
+      <w:pPr>
+        <w:pStyle w:val="Heading2"/>
+      </w:pPr>
+      <w:r>
+        <w:rPr>
+          <w:color w:val="969696"/>
+          <w:sz w:val="22"/>
+        </w:rPr>
+        <w:t>#16</w:t>
+      </w:r>
+    </w:p>
+    <w:p>
+      <w:r>
+        <w:rPr>
+          <w:b/>
+          <w:color w:val="1E1E1E"/>
+          <w:sz w:val="28"/>
+        </w:rPr>
+        <w:t>「頑張れ」が刺さる人と、逆効果な人</w:t>
+      </w:r>
+    </w:p>
+    <w:p>
+      <w:r>
+        <w:rPr>
+          <w:sz w:val="20"/>
+        </w:rPr>
+        <w:t>同じ言葉でも受け取り方は人による。応援が励みになるタイプと、プレッシャーになるタイプ。占い的にはエネルギーの方向性の違い。</w:t>
+      </w:r>
+    </w:p>
+    <w:p>
+      <w:r>
+        <w:rPr>
+          <w:b/>
+          <w:color w:val="646464"/>
+          <w:sz w:val="18"/>
+        </w:rPr>
+        <w:t>タイトルのフック：</w:t>
+      </w:r>
+      <w:r>
+        <w:rPr>
+          <w:color w:val="960096"/>
+          <w:sz w:val="18"/>
+        </w:rPr>
+        <w:t>二項対立 × 身近なあるある</w:t>
+      </w:r>
+    </w:p>
+    <w:p>
+      <w:r>
+        <w:rPr>
+          <w:b/>
+          <w:color w:val="646464"/>
+          <w:sz w:val="18"/>
+        </w:rPr>
+        <w:t>推奨タグ：</w:t>
+      </w:r>
+      <w:r>
+        <w:rPr>
+          <w:color w:val="0064B4"/>
+          <w:sz w:val="18"/>
+        </w:rPr>
+        <w:t>#エッセイ #メンタルヘルス #人間関係 #言葉</w:t>
+      </w:r>
+    </w:p>
+    <w:p>
+      <w:r>
+        <w:rPr>
+          <w:b/>
+          <w:color w:val="646464"/>
+          <w:sz w:val="18"/>
+        </w:rPr>
+        <w:t>記事タイプ：</w:t>
+      </w:r>
+      <w:r>
+        <w:rPr>
+          <w:color w:val="00823C"/>
+          <w:sz w:val="18"/>
+        </w:rPr>
+        <w:t>無料｜集客記事</w:t>
+      </w:r>
+    </w:p>
+    <w:p/>
+    <w:p>
+      <w:pPr>
+        <w:pStyle w:val="Heading2"/>
+      </w:pPr>
+      <w:r>
+        <w:rPr>
+          <w:color w:val="969696"/>
+          <w:sz w:val="22"/>
+        </w:rPr>
+        <w:t>#17</w:t>
+      </w:r>
+    </w:p>
+    <w:p>
+      <w:r>
+        <w:rPr>
+          <w:b/>
+          <w:color w:val="1E1E1E"/>
+          <w:sz w:val="28"/>
+        </w:rPr>
+        <w:t>「何者かにならなきゃ」の呪い、いつ解ける？</w:t>
+      </w:r>
+    </w:p>
+    <w:p>
+      <w:r>
+        <w:rPr>
+          <w:sz w:val="20"/>
+        </w:rPr>
+        <w:t>20代後半〜30代の焦り。キャリア・恋愛・SNSの「何者か」プレッシャー。占い師として見てきた「何者かになろうとして壊れた人」と「ならなくても幸せな人」。</w:t>
+      </w:r>
+    </w:p>
+    <w:p>
+      <w:r>
+        <w:rPr>
+          <w:b/>
+          <w:color w:val="646464"/>
+          <w:sz w:val="18"/>
+        </w:rPr>
+        <w:t>タイトルのフック：</w:t>
+      </w:r>
+      <w:r>
+        <w:rPr>
+          <w:color w:val="960096"/>
+          <w:sz w:val="18"/>
+        </w:rPr>
+        <w:t>世代共感 ×「呪い」の強いワード</w:t>
+      </w:r>
+    </w:p>
+    <w:p>
+      <w:r>
+        <w:rPr>
+          <w:b/>
+          <w:color w:val="646464"/>
+          <w:sz w:val="18"/>
+        </w:rPr>
+        <w:t>推奨タグ：</w:t>
+      </w:r>
+      <w:r>
+        <w:rPr>
+          <w:color w:val="0064B4"/>
+          <w:sz w:val="18"/>
+        </w:rPr>
+        <w:t>#エッセイ #アラサー #キャリア #自己肯定感</w:t>
+      </w:r>
+    </w:p>
+    <w:p>
+      <w:r>
+        <w:rPr>
+          <w:b/>
+          <w:color w:val="646464"/>
+          <w:sz w:val="18"/>
+        </w:rPr>
+        <w:t>記事タイプ：</w:t>
+      </w:r>
+      <w:r>
+        <w:rPr>
+          <w:color w:val="00823C"/>
+          <w:sz w:val="18"/>
+        </w:rPr>
+        <w:t>無料｜集客記事</w:t>
+      </w:r>
+    </w:p>
+    <w:p/>
+    <w:p>
+      <w:pPr>
+        <w:pStyle w:val="Heading1"/>
+      </w:pPr>
+      <w:r>
+        <w:rPr>
+          <w:color w:val="960096"/>
+          <w:sz w:val="32"/>
+        </w:rPr>
+        <w:t>トレンド・時事ネタ</w:t>
+      </w:r>
+    </w:p>
+    <w:p>
+      <w:r>
+        <w:rPr>
+          <w:i/>
+          <w:color w:val="787878"/>
+          <w:sz w:val="18"/>
+        </w:rPr>
+        <w:t>── バズ狙い＋SNSシェア重視。占いを知らない人にリーチする窓口</w:t>
+      </w:r>
+    </w:p>
+    <w:p>
+      <w:pPr>
+        <w:pStyle w:val="Heading2"/>
+      </w:pPr>
+      <w:r>
+        <w:rPr>
+          <w:color w:val="969696"/>
+          <w:sz w:val="22"/>
+        </w:rPr>
+        <w:t>#18</w:t>
+      </w:r>
+    </w:p>
+    <w:p>
+      <w:r>
+        <w:rPr>
+          <w:b/>
+          <w:color w:val="1E1E1E"/>
+          <w:sz w:val="28"/>
+        </w:rPr>
+        <w:t>ChatGPTに恋愛相談してみた。占い師の感想</w:t>
+      </w:r>
+    </w:p>
+    <w:p>
+      <w:r>
+        <w:rPr>
+          <w:sz w:val="20"/>
+        </w:rPr>
+        <w:t>実際にChatGPTに恋愛相談を投げて、その回答を占い師が添削する企画。AIの回答と占いの回答の違いを比較。結論：AIは正論、占いは「あなたの場合」に強い。</w:t>
+      </w:r>
+    </w:p>
+    <w:p>
+      <w:r>
+        <w:rPr>
+          <w:b/>
+          <w:color w:val="646464"/>
+          <w:sz w:val="18"/>
+        </w:rPr>
+        <w:t>タイトルのフック：</w:t>
+      </w:r>
+      <w:r>
+        <w:rPr>
+          <w:color w:val="960096"/>
+          <w:sz w:val="18"/>
+        </w:rPr>
+        <w:t>AIトレンド × 対決企画 × 占い師の本音</w:t>
+      </w:r>
+    </w:p>
+    <w:p>
+      <w:r>
+        <w:rPr>
+          <w:b/>
+          <w:color w:val="646464"/>
+          <w:sz w:val="18"/>
+        </w:rPr>
+        <w:t>推奨タグ：</w:t>
+      </w:r>
+      <w:r>
+        <w:rPr>
+          <w:color w:val="0064B4"/>
+          <w:sz w:val="18"/>
+        </w:rPr>
+        <w:t>#ChatGPT #AI #恋愛 #エッセイ</w:t>
+      </w:r>
+    </w:p>
+    <w:p>
+      <w:r>
+        <w:rPr>
+          <w:b/>
+          <w:color w:val="646464"/>
+          <w:sz w:val="18"/>
+        </w:rPr>
+        <w:t>記事タイプ：</w:t>
+      </w:r>
+      <w:r>
+        <w:rPr>
+          <w:color w:val="00823C"/>
+          <w:sz w:val="18"/>
+        </w:rPr>
+        <w:t>無料｜バズ狙い記事</w:t>
+      </w:r>
+    </w:p>
+    <w:p/>
+    <w:p>
+      <w:pPr>
+        <w:pStyle w:val="Heading2"/>
+      </w:pPr>
+      <w:r>
+        <w:rPr>
+          <w:color w:val="969696"/>
+          <w:sz w:val="22"/>
+        </w:rPr>
+        <w:t>#19</w:t>
+      </w:r>
+    </w:p>
+    <w:p>
+      <w:r>
+        <w:rPr>
+          <w:b/>
+          <w:color w:val="1E1E1E"/>
+          <w:sz w:val="28"/>
+        </w:rPr>
+        <w:t>「親ガチャ」って言葉、占い師的にはこう見える</w:t>
+      </w:r>
+    </w:p>
+    <w:p>
+      <w:r>
+        <w:rPr>
+          <w:sz w:val="20"/>
+        </w:rPr>
+        <w:t>親ガチャ論争に占い師が参戦。生まれの条件を「ハズレ」ではなく「初期設定」として見る視点。環境は選べないが、使い方は選べるという哲学。</w:t>
+      </w:r>
+    </w:p>
+    <w:p>
+      <w:r>
+        <w:rPr>
+          <w:b/>
+          <w:color w:val="646464"/>
+          <w:sz w:val="18"/>
+        </w:rPr>
+        <w:t>タイトルのフック：</w:t>
+      </w:r>
+      <w:r>
+        <w:rPr>
+          <w:color w:val="960096"/>
+          <w:sz w:val="18"/>
+        </w:rPr>
+        <w:t>論争ワード × 占い師という意外な切り口</w:t>
+      </w:r>
+    </w:p>
+    <w:p>
+      <w:r>
+        <w:rPr>
+          <w:b/>
+          <w:color w:val="646464"/>
+          <w:sz w:val="18"/>
+        </w:rPr>
+        <w:t>推奨タグ：</w:t>
+      </w:r>
+      <w:r>
+        <w:rPr>
+          <w:color w:val="0064B4"/>
+          <w:sz w:val="18"/>
+        </w:rPr>
+        <w:t>#親ガチャ #エッセイ #人生 #メンタルヘルス</w:t>
+      </w:r>
+    </w:p>
+    <w:p>
+      <w:r>
+        <w:rPr>
+          <w:b/>
+          <w:color w:val="646464"/>
+          <w:sz w:val="18"/>
+        </w:rPr>
+        <w:t>記事タイプ：</w:t>
+      </w:r>
+      <w:r>
+        <w:rPr>
+          <w:color w:val="00823C"/>
+          <w:sz w:val="18"/>
+        </w:rPr>
+        <w:t>無料｜バズ狙い記事</w:t>
+      </w:r>
+    </w:p>
+    <w:p/>
+    <w:p>
+      <w:pPr>
+        <w:pStyle w:val="Heading2"/>
+      </w:pPr>
+      <w:r>
+        <w:rPr>
+          <w:color w:val="969696"/>
+          <w:sz w:val="22"/>
+        </w:rPr>
+        <w:t>#20</w:t>
+      </w:r>
+    </w:p>
+    <w:p>
+      <w:r>
+        <w:rPr>
+          <w:b/>
+          <w:color w:val="1E1E1E"/>
+          <w:sz w:val="28"/>
+        </w:rPr>
+        <w:t>SNS断ちしたら、なぜか人間関係よくなった話</w:t>
+      </w:r>
+    </w:p>
+    <w:p>
+      <w:r>
+        <w:rPr>
+          <w:sz w:val="20"/>
+        </w:rPr>
+        <w:t>SNS疲れはZ世代〜ミレニアルの共通テーマ。実体験ベースで「情報を減らしたら自分の声が聞こえた」話。デジタルデトックスと占い的な「静」の力。</w:t>
+      </w:r>
+    </w:p>
+    <w:p>
+      <w:r>
+        <w:rPr>
+          <w:b/>
+          <w:color w:val="646464"/>
+          <w:sz w:val="18"/>
+        </w:rPr>
+        <w:t>タイトルのフック：</w:t>
+      </w:r>
+      <w:r>
+        <w:rPr>
+          <w:color w:val="960096"/>
+          <w:sz w:val="18"/>
+        </w:rPr>
+        <w:t>体験談 ×「なぜか」の意外性</w:t>
+      </w:r>
+    </w:p>
+    <w:p>
+      <w:r>
+        <w:rPr>
+          <w:b/>
+          <w:color w:val="646464"/>
+          <w:sz w:val="18"/>
+        </w:rPr>
+        <w:t>推奨タグ：</w:t>
+      </w:r>
+      <w:r>
+        <w:rPr>
+          <w:color w:val="0064B4"/>
+          <w:sz w:val="18"/>
+        </w:rPr>
+        <w:t>#SNS断ち #デジタルデトックス #エッセイ #人間関係</w:t>
+      </w:r>
+    </w:p>
+    <w:p>
+      <w:r>
+        <w:rPr>
+          <w:b/>
+          <w:color w:val="646464"/>
+          <w:sz w:val="18"/>
+        </w:rPr>
+        <w:t>記事タイプ：</w:t>
+      </w:r>
+      <w:r>
+        <w:rPr>
+          <w:color w:val="00823C"/>
+          <w:sz w:val="18"/>
+        </w:rPr>
+        <w:t>無料｜集客記事</w:t>
+      </w:r>
+    </w:p>
+    <w:p/>
+    <w:p>
+      <w:pPr>
+        <w:pStyle w:val="Heading2"/>
+      </w:pPr>
+      <w:r>
+        <w:rPr>
+          <w:color w:val="969696"/>
+          <w:sz w:val="22"/>
+        </w:rPr>
+        <w:t>#21</w:t>
+      </w:r>
+    </w:p>
+    <w:p>
+      <w:r>
+        <w:rPr>
+          <w:b/>
+          <w:color w:val="1E1E1E"/>
+          <w:sz w:val="28"/>
+        </w:rPr>
+        <w:t>星座占い、信じてないのに毎朝チェックしちゃう心理</w:t>
+      </w:r>
+    </w:p>
+    <w:p>
+      <w:r>
+        <w:rPr>
+          <w:sz w:val="20"/>
+        </w:rPr>
+        <w:t>占いの最大の入口＝朝の星座占い。「信じてない」と言いながら見る人の心理を分析。人は「未来が少しでも見えると安心する生き物」。占い全般への興味喚起。</w:t>
+      </w:r>
+    </w:p>
+    <w:p>
+      <w:r>
+        <w:rPr>
+          <w:b/>
+          <w:color w:val="646464"/>
+          <w:sz w:val="18"/>
+        </w:rPr>
+        <w:t>タイトルのフック：</w:t>
+      </w:r>
+      <w:r>
+        <w:rPr>
+          <w:color w:val="960096"/>
+          <w:sz w:val="18"/>
+        </w:rPr>
+        <w:t>自分の矛盾を突かれるドキッと感</w:t>
+      </w:r>
+    </w:p>
+    <w:p>
+      <w:r>
+        <w:rPr>
+          <w:b/>
+          <w:color w:val="646464"/>
+          <w:sz w:val="18"/>
+        </w:rPr>
+        <w:t>推奨タグ：</w:t>
+      </w:r>
+      <w:r>
+        <w:rPr>
+          <w:color w:val="0064B4"/>
+          <w:sz w:val="18"/>
+        </w:rPr>
+        <w:t>#星座占い #心理学 #エッセイ #朝活</w:t>
+      </w:r>
+    </w:p>
+    <w:p>
+      <w:r>
+        <w:rPr>
+          <w:b/>
+          <w:color w:val="646464"/>
+          <w:sz w:val="18"/>
+        </w:rPr>
+        <w:t>記事タイプ：</w:t>
+      </w:r>
+      <w:r>
+        <w:rPr>
+          <w:color w:val="00823C"/>
+          <w:sz w:val="18"/>
+        </w:rPr>
+        <w:t>無料｜占い入口記事</w:t>
+      </w:r>
+    </w:p>
+    <w:p/>
+    <w:p>
+      <w:pPr>
+        <w:pStyle w:val="Heading2"/>
+      </w:pPr>
+      <w:r>
+        <w:rPr>
+          <w:color w:val="969696"/>
+          <w:sz w:val="22"/>
+        </w:rPr>
+        <w:t>#22</w:t>
+      </w:r>
+    </w:p>
+    <w:p>
+      <w:r>
+        <w:rPr>
+          <w:b/>
+          <w:color w:val="1E1E1E"/>
+          <w:sz w:val="28"/>
+        </w:rPr>
+        <w:t>【愛着障害】バズってるけど、安易に使うの怖くない？</w:t>
+      </w:r>
+    </w:p>
+    <w:p>
+      <w:r>
+        <w:rPr>
+          <w:sz w:val="20"/>
+        </w:rPr>
+        <w:t>SNSで「愛着障害」が流行語化。自己診断の危うさと、ラベルを貼ることで楽になる面・苦しくなる面。占い師は「ラベルではなく、あなた個人を見る」スタンス。</w:t>
+      </w:r>
+    </w:p>
+    <w:p>
+      <w:r>
+        <w:rPr>
+          <w:b/>
+          <w:color w:val="646464"/>
+          <w:sz w:val="18"/>
+        </w:rPr>
+        <w:t>タイトルのフック：</w:t>
+      </w:r>
+      <w:r>
+        <w:rPr>
+          <w:color w:val="960096"/>
+          <w:sz w:val="18"/>
+        </w:rPr>
+        <w:t>トレンドワード ×【】の目立ち × 問題提起</w:t>
+      </w:r>
+    </w:p>
+    <w:p>
+      <w:r>
+        <w:rPr>
+          <w:b/>
+          <w:color w:val="646464"/>
+          <w:sz w:val="18"/>
+        </w:rPr>
+        <w:t>推奨タグ：</w:t>
+      </w:r>
+      <w:r>
+        <w:rPr>
+          <w:color w:val="0064B4"/>
+          <w:sz w:val="18"/>
+        </w:rPr>
+        <w:t>#愛着障害 #メンタルヘルス #エッセイ #恋愛</w:t>
+      </w:r>
+    </w:p>
+    <w:p>
+      <w:r>
+        <w:rPr>
+          <w:b/>
+          <w:color w:val="646464"/>
+          <w:sz w:val="18"/>
+        </w:rPr>
+        <w:t>記事タイプ：</w:t>
+      </w:r>
+      <w:r>
+        <w:rPr>
+          <w:color w:val="00823C"/>
+          <w:sz w:val="18"/>
+        </w:rPr>
+        <w:t>無料｜集客記事</w:t>
+      </w:r>
+    </w:p>
+    <w:p/>
+    <w:p>
+      <w:pPr>
+        <w:pStyle w:val="Heading2"/>
+      </w:pPr>
+      <w:r>
+        <w:rPr>
+          <w:color w:val="969696"/>
+          <w:sz w:val="22"/>
+        </w:rPr>
+        <w:t>#23</w:t>
+      </w:r>
+    </w:p>
+    <w:p>
+      <w:r>
+        <w:rPr>
+          <w:b/>
+          <w:color w:val="1E1E1E"/>
+          <w:sz w:val="28"/>
+        </w:rPr>
+        <w:t>「ガスライティング」って言いたいだけの人、増えてない？</w:t>
+      </w:r>
+    </w:p>
+    <w:p>
+      <w:r>
+        <w:rPr>
+          <w:sz w:val="20"/>
+        </w:rPr>
+        <w:t>心理学用語の濫用問題を占い師の視点で。「あなたの感覚は正しいのか、相手が悪いのか」を感情ではなく相性で紐解く視点を提示。</w:t>
+      </w:r>
+    </w:p>
+    <w:p>
+      <w:r>
+        <w:rPr>
+          <w:b/>
+          <w:color w:val="646464"/>
+          <w:sz w:val="18"/>
+        </w:rPr>
+        <w:t>タイトルのフック：</w:t>
+      </w:r>
+      <w:r>
+        <w:rPr>
+          <w:color w:val="960096"/>
+          <w:sz w:val="18"/>
+        </w:rPr>
+        <w:t>挑発的な問いかけ × トレンド心理学ワード</w:t>
+      </w:r>
+    </w:p>
+    <w:p>
+      <w:r>
+        <w:rPr>
+          <w:b/>
+          <w:color w:val="646464"/>
+          <w:sz w:val="18"/>
+        </w:rPr>
+        <w:t>推奨タグ：</w:t>
+      </w:r>
+      <w:r>
+        <w:rPr>
+          <w:color w:val="0064B4"/>
+          <w:sz w:val="18"/>
+        </w:rPr>
+        <w:t>#ガスライティング #人間関係 #エッセイ #メンタルヘルス</w:t>
+      </w:r>
+    </w:p>
+    <w:p>
+      <w:r>
+        <w:rPr>
+          <w:b/>
+          <w:color w:val="646464"/>
+          <w:sz w:val="18"/>
+        </w:rPr>
+        <w:t>記事タイプ：</w:t>
+      </w:r>
+      <w:r>
+        <w:rPr>
+          <w:color w:val="00823C"/>
+          <w:sz w:val="18"/>
+        </w:rPr>
+        <w:t>無料｜バズ狙い記事</w:t>
+      </w:r>
+    </w:p>
+    <w:p/>
+    <w:p>
+      <w:pPr>
+        <w:pStyle w:val="Heading1"/>
+      </w:pPr>
+      <w:r>
+        <w:rPr>
+          <w:color w:val="00783C"/>
+          <w:sz w:val="32"/>
+        </w:rPr>
+        <w:t>仕事・お金・キャリア</w:t>
+      </w:r>
+    </w:p>
+    <w:p>
+      <w:r>
+        <w:rPr>
+          <w:i/>
+          <w:color w:val="787878"/>
+          <w:sz w:val="18"/>
+        </w:rPr>
+        <w:t>── 恋愛以外の入口。転職・副業世代に刺さるテーマ</w:t>
+      </w:r>
+    </w:p>
+    <w:p>
+      <w:pPr>
+        <w:pStyle w:val="Heading2"/>
+      </w:pPr>
+      <w:r>
+        <w:rPr>
+          <w:color w:val="969696"/>
+          <w:sz w:val="22"/>
+        </w:rPr>
+        <w:t>#24</w:t>
+      </w:r>
+    </w:p>
+    <w:p>
+      <w:r>
+        <w:rPr>
+          <w:b/>
+          <w:color w:val="1E1E1E"/>
+          <w:sz w:val="28"/>
+        </w:rPr>
+        <w:t>「向いてる仕事」より「向いてない仕事」を先に知れ</w:t>
+      </w:r>
+    </w:p>
+    <w:p>
+      <w:r>
+        <w:rPr>
+          <w:sz w:val="20"/>
+        </w:rPr>
+        <w:t>適職診断ブームへの逆張り。向いてることより「絶対向いてないこと」を知る方が早いし確実。占い的にも「やめた方がいいこと」の方が明確に出る。</w:t>
+      </w:r>
+    </w:p>
+    <w:p>
+      <w:r>
+        <w:rPr>
+          <w:b/>
+          <w:color w:val="646464"/>
+          <w:sz w:val="18"/>
+        </w:rPr>
+        <w:t>タイトルのフック：</w:t>
+      </w:r>
+      <w:r>
+        <w:rPr>
+          <w:color w:val="960096"/>
+          <w:sz w:val="18"/>
+        </w:rPr>
+        <w:t>逆説 × 命令口調のインパクト</w:t>
+      </w:r>
+    </w:p>
+    <w:p>
+      <w:r>
+        <w:rPr>
+          <w:b/>
+          <w:color w:val="646464"/>
+          <w:sz w:val="18"/>
+        </w:rPr>
+        <w:t>推奨タグ：</w:t>
+      </w:r>
+      <w:r>
+        <w:rPr>
+          <w:color w:val="0064B4"/>
+          <w:sz w:val="18"/>
+        </w:rPr>
+        <w:t>#転職 #キャリア #適職 #エッセイ</w:t>
+      </w:r>
+    </w:p>
+    <w:p>
+      <w:r>
+        <w:rPr>
+          <w:b/>
+          <w:color w:val="646464"/>
+          <w:sz w:val="18"/>
+        </w:rPr>
+        <w:t>記事タイプ：</w:t>
+      </w:r>
+      <w:r>
+        <w:rPr>
+          <w:color w:val="00823C"/>
+          <w:sz w:val="18"/>
+        </w:rPr>
+        <w:t>無料｜集客記事</w:t>
+      </w:r>
+    </w:p>
+    <w:p/>
+    <w:p>
+      <w:pPr>
+        <w:pStyle w:val="Heading2"/>
+      </w:pPr>
+      <w:r>
+        <w:rPr>
+          <w:color w:val="969696"/>
+          <w:sz w:val="22"/>
+        </w:rPr>
+        <w:t>#25</w:t>
+      </w:r>
+    </w:p>
+    <w:p>
+      <w:r>
+        <w:rPr>
+          <w:b/>
+          <w:color w:val="1E1E1E"/>
+          <w:sz w:val="28"/>
+        </w:rPr>
+        <w:t>月曜の朝が憂鬱な人、全員読んで</w:t>
+      </w:r>
+    </w:p>
+    <w:p>
+      <w:r>
+        <w:rPr>
+          <w:sz w:val="20"/>
+        </w:rPr>
+        <w:t>日曜の夜〜月曜の朝の憂鬱は「仕事が合ってないサイン」かもしれない。でも全員がそうではなく、周期的なものかもしれない。占い的な「波」の話に持っていく。</w:t>
+      </w:r>
+    </w:p>
+    <w:p>
+      <w:r>
+        <w:rPr>
+          <w:b/>
+          <w:color w:val="646464"/>
+          <w:sz w:val="18"/>
+        </w:rPr>
+        <w:t>タイトルのフック：</w:t>
+      </w:r>
+      <w:r>
+        <w:rPr>
+          <w:color w:val="960096"/>
+          <w:sz w:val="18"/>
+        </w:rPr>
+        <w:t>圧倒的共感 ×「全員読んで」の強い呼びかけ</w:t>
+      </w:r>
+    </w:p>
+    <w:p>
+      <w:r>
+        <w:rPr>
+          <w:b/>
+          <w:color w:val="646464"/>
+          <w:sz w:val="18"/>
+        </w:rPr>
+        <w:t>推奨タグ：</w:t>
+      </w:r>
+      <w:r>
+        <w:rPr>
+          <w:color w:val="0064B4"/>
+          <w:sz w:val="18"/>
+        </w:rPr>
+        <w:t>#月曜日 #仕事 #エッセイ #メンタルヘルス</w:t>
+      </w:r>
+    </w:p>
+    <w:p>
+      <w:r>
+        <w:rPr>
+          <w:b/>
+          <w:color w:val="646464"/>
+          <w:sz w:val="18"/>
+        </w:rPr>
+        <w:t>記事タイプ：</w:t>
+      </w:r>
+      <w:r>
+        <w:rPr>
+          <w:color w:val="00823C"/>
+          <w:sz w:val="18"/>
+        </w:rPr>
+        <w:t>無料｜集客記事</w:t>
+      </w:r>
+    </w:p>
+    <w:p/>
+    <w:p>
+      <w:pPr>
+        <w:pStyle w:val="Heading2"/>
+      </w:pPr>
+      <w:r>
+        <w:rPr>
+          <w:color w:val="969696"/>
+          <w:sz w:val="22"/>
+        </w:rPr>
+        <w:t>#26</w:t>
+      </w:r>
+    </w:p>
+    <w:p>
+      <w:r>
+        <w:rPr>
+          <w:b/>
+          <w:color w:val="1E1E1E"/>
+          <w:sz w:val="28"/>
+        </w:rPr>
+        <w:t>「お金に好かれる人」の正体が、思ってたのと違った</w:t>
+      </w:r>
+    </w:p>
+    <w:p>
+      <w:r>
+        <w:rPr>
+          <w:sz w:val="20"/>
+        </w:rPr>
+        <w:t>金運の話だが、パワーストーンや財布の色ではなく「お金が集まりやすい行動パターン」の話。占い的にも金運は「入ってくる量」より「使い方の癖」。</w:t>
+      </w:r>
+    </w:p>
+    <w:p>
+      <w:r>
+        <w:rPr>
+          <w:b/>
+          <w:color w:val="646464"/>
+          <w:sz w:val="18"/>
+        </w:rPr>
+        <w:t>タイトルのフック：</w:t>
+      </w:r>
+      <w:r>
+        <w:rPr>
+          <w:color w:val="960096"/>
+          <w:sz w:val="18"/>
+        </w:rPr>
+        <w:t>金運ワード ×「思ってたのと違った」のギャップ</w:t>
+      </w:r>
+    </w:p>
+    <w:p>
+      <w:r>
+        <w:rPr>
+          <w:b/>
+          <w:color w:val="646464"/>
+          <w:sz w:val="18"/>
+        </w:rPr>
+        <w:t>推奨タグ：</w:t>
+      </w:r>
+      <w:r>
+        <w:rPr>
+          <w:color w:val="0064B4"/>
+          <w:sz w:val="18"/>
+        </w:rPr>
+        <w:t>#お金 #金運 #エッセイ #自分磨き</w:t>
+      </w:r>
+    </w:p>
+    <w:p>
+      <w:r>
+        <w:rPr>
+          <w:b/>
+          <w:color w:val="646464"/>
+          <w:sz w:val="18"/>
+        </w:rPr>
+        <w:t>記事タイプ：</w:t>
+      </w:r>
+      <w:r>
+        <w:rPr>
+          <w:color w:val="00823C"/>
+          <w:sz w:val="18"/>
+        </w:rPr>
+        <w:t>無料｜集客記事</w:t>
+      </w:r>
+    </w:p>
+    <w:p/>
+    <w:p>
+      <w:pPr>
+        <w:pStyle w:val="Heading1"/>
+      </w:pPr>
+      <w:r>
+        <w:rPr>
+          <w:color w:val="645000"/>
+          <w:sz w:val="32"/>
+        </w:rPr>
+        <w:t>コラム・人生・エッセイ</w:t>
+      </w:r>
+    </w:p>
+    <w:p>
+      <w:r>
+        <w:rPr>
+          <w:i/>
+          <w:color w:val="787878"/>
+          <w:sz w:val="18"/>
+        </w:rPr>
+        <w:t>── noteの#エッセイタグは最大勢力。占い師あつきの人柄が伝わるパーソナル記事</w:t>
+      </w:r>
+    </w:p>
+    <w:p>
+      <w:pPr>
+        <w:pStyle w:val="Heading2"/>
+      </w:pPr>
+      <w:r>
+        <w:rPr>
+          <w:color w:val="969696"/>
+          <w:sz w:val="22"/>
+        </w:rPr>
+        <w:t>#27</w:t>
+      </w:r>
+    </w:p>
+    <w:p>
+      <w:r>
+        <w:rPr>
+          <w:b/>
+          <w:color w:val="1E1E1E"/>
+          <w:sz w:val="28"/>
+        </w:rPr>
+        <w:t>「幸せそうに見える人」の裏側を、1500人分見てきた</w:t>
+      </w:r>
+    </w:p>
+    <w:p>
+      <w:r>
+        <w:rPr>
+          <w:sz w:val="20"/>
+        </w:rPr>
+        <w:t>1500件超の鑑定から見えた、人間の幸せの構造。SNSで幸せそうに見える人の鑑定で聞いた本音。「幸せ」の定義は人によって全然違うという気づき。</w:t>
+      </w:r>
+    </w:p>
+    <w:p>
+      <w:r>
+        <w:rPr>
+          <w:b/>
+          <w:color w:val="646464"/>
+          <w:sz w:val="18"/>
+        </w:rPr>
+        <w:t>タイトルのフック：</w:t>
+      </w:r>
+      <w:r>
+        <w:rPr>
+          <w:color w:val="960096"/>
+          <w:sz w:val="18"/>
+        </w:rPr>
+        <w:t>具体的な数字（1500人）× 裏側への好奇心</w:t>
+      </w:r>
+    </w:p>
+    <w:p>
+      <w:r>
+        <w:rPr>
+          <w:b/>
+          <w:color w:val="646464"/>
+          <w:sz w:val="18"/>
+        </w:rPr>
+        <w:t>推奨タグ：</w:t>
+      </w:r>
+      <w:r>
+        <w:rPr>
+          <w:color w:val="0064B4"/>
+          <w:sz w:val="18"/>
+        </w:rPr>
+        <w:t>#エッセイ #人生 #幸せ #占い師の本音</w:t>
+      </w:r>
+    </w:p>
+    <w:p>
+      <w:r>
+        <w:rPr>
+          <w:b/>
+          <w:color w:val="646464"/>
+          <w:sz w:val="18"/>
+        </w:rPr>
+        <w:t>記事タイプ：</w:t>
+      </w:r>
+      <w:r>
+        <w:rPr>
+          <w:color w:val="00823C"/>
+          <w:sz w:val="18"/>
+        </w:rPr>
+        <w:t>無料｜信頼構築記事</w:t>
+      </w:r>
+    </w:p>
+    <w:p/>
+    <w:p>
+      <w:pPr>
+        <w:pStyle w:val="Heading2"/>
+      </w:pPr>
+      <w:r>
+        <w:rPr>
+          <w:color w:val="969696"/>
+          <w:sz w:val="22"/>
+        </w:rPr>
+        <w:t>#28</w:t>
+      </w:r>
+    </w:p>
+    <w:p>
+      <w:r>
+        <w:rPr>
+          <w:b/>
+          <w:color w:val="1E1E1E"/>
+          <w:sz w:val="28"/>
+        </w:rPr>
+        <w:t>人生の分岐点、あとから気づく人がほとんど</w:t>
+      </w:r>
+    </w:p>
+    <w:p>
+      <w:r>
+        <w:rPr>
+          <w:sz w:val="20"/>
+        </w:rPr>
+        <w:t>「あの時が分岐点だった」は後からしかわからない。でも占い的には「今、流れが変わる時期」は事前に見える。だから占いは未来予測じゃなくて「準備」。</w:t>
+      </w:r>
+    </w:p>
+    <w:p>
+      <w:r>
+        <w:rPr>
+          <w:b/>
+          <w:color w:val="646464"/>
+          <w:sz w:val="18"/>
+        </w:rPr>
+        <w:t>タイトルのフック：</w:t>
+      </w:r>
+      <w:r>
+        <w:rPr>
+          <w:color w:val="960096"/>
+          <w:sz w:val="18"/>
+        </w:rPr>
+        <w:t>人生の普遍的テーマ × 静かな気づき</w:t>
+      </w:r>
+    </w:p>
+    <w:p>
+      <w:r>
+        <w:rPr>
+          <w:b/>
+          <w:color w:val="646464"/>
+          <w:sz w:val="18"/>
+        </w:rPr>
+        <w:t>推奨タグ：</w:t>
+      </w:r>
+      <w:r>
+        <w:rPr>
+          <w:color w:val="0064B4"/>
+          <w:sz w:val="18"/>
+        </w:rPr>
+        <w:t>#エッセイ #人生 #分岐点 #自分磨き</w:t>
+      </w:r>
+    </w:p>
+    <w:p>
+      <w:r>
+        <w:rPr>
+          <w:b/>
+          <w:color w:val="646464"/>
+          <w:sz w:val="18"/>
+        </w:rPr>
+        <w:t>記事タイプ：</w:t>
+      </w:r>
+      <w:r>
+        <w:rPr>
+          <w:color w:val="00823C"/>
+          <w:sz w:val="18"/>
+        </w:rPr>
+        <w:t>無料｜ブランディング記事</w:t>
+      </w:r>
+    </w:p>
+    <w:p/>
+    <w:p>
+      <w:pPr>
+        <w:pStyle w:val="Heading2"/>
+      </w:pPr>
+      <w:r>
+        <w:rPr>
+          <w:color w:val="969696"/>
+          <w:sz w:val="22"/>
+        </w:rPr>
+        <w:t>#29</w:t>
+      </w:r>
+    </w:p>
+    <w:p>
+      <w:r>
+        <w:rPr>
+          <w:b/>
+          <w:color w:val="1E1E1E"/>
+          <w:sz w:val="28"/>
+        </w:rPr>
+        <w:t>「なんとかなる」が口癖の人、本当になんとかなってる</w:t>
+      </w:r>
+    </w:p>
+    <w:p>
+      <w:r>
+        <w:rPr>
+          <w:sz w:val="20"/>
+        </w:rPr>
+        <w:t>楽観主義は運を呼ぶのか。鑑定で出会った「なんとかなる」タイプの共通点を分析。占い的には「流れに乗るのが上手い人」に共通する性質がある。</w:t>
+      </w:r>
+    </w:p>
+    <w:p>
+      <w:r>
+        <w:rPr>
+          <w:b/>
+          <w:color w:val="646464"/>
+          <w:sz w:val="18"/>
+        </w:rPr>
+        <w:t>タイトルのフック：</w:t>
+      </w:r>
+      <w:r>
+        <w:rPr>
+          <w:color w:val="960096"/>
+          <w:sz w:val="18"/>
+        </w:rPr>
+        <w:t>口癖あるある × 検証的な好奇心</w:t>
+      </w:r>
+    </w:p>
+    <w:p>
+      <w:r>
+        <w:rPr>
+          <w:b/>
+          <w:color w:val="646464"/>
+          <w:sz w:val="18"/>
+        </w:rPr>
+        <w:t>推奨タグ：</w:t>
+      </w:r>
+      <w:r>
+        <w:rPr>
+          <w:color w:val="0064B4"/>
+          <w:sz w:val="18"/>
+        </w:rPr>
+        <w:t>#エッセイ #ポジティブ #人生 #メンタルヘルス</w:t>
+      </w:r>
+    </w:p>
+    <w:p>
+      <w:r>
+        <w:rPr>
+          <w:b/>
+          <w:color w:val="646464"/>
+          <w:sz w:val="18"/>
+        </w:rPr>
+        <w:t>記事タイプ：</w:t>
+      </w:r>
+      <w:r>
+        <w:rPr>
+          <w:color w:val="00823C"/>
+          <w:sz w:val="18"/>
+        </w:rPr>
+        <w:t>無料｜集客記事</w:t>
+      </w:r>
+    </w:p>
+    <w:p/>
+    <w:p>
+      <w:pPr>
+        <w:pStyle w:val="Heading2"/>
+      </w:pPr>
+      <w:r>
+        <w:rPr>
+          <w:color w:val="969696"/>
+          <w:sz w:val="22"/>
+        </w:rPr>
+        <w:t>#30</w:t>
+      </w:r>
+    </w:p>
+    <w:p>
+      <w:r>
+        <w:rPr>
+          <w:b/>
+          <w:color w:val="1E1E1E"/>
+          <w:sz w:val="28"/>
+        </w:rPr>
+        <w:t>友達に相談しても「考えすぎ」で終わる悩みの置き場所</w:t>
+      </w:r>
+    </w:p>
+    <w:p>
+      <w:r>
+        <w:rPr>
+          <w:sz w:val="20"/>
+        </w:rPr>
+        <w:t>ブランドプロミスそのもの。「考えすぎだよ」で済まされる悩みを真剣に扱う場所がある、ということを伝える。占いの宣伝ではなく「共感の記事」として。</w:t>
+      </w:r>
+    </w:p>
+    <w:p>
+      <w:r>
+        <w:rPr>
+          <w:b/>
+          <w:color w:val="646464"/>
+          <w:sz w:val="18"/>
+        </w:rPr>
+        <w:t>タイトルのフック：</w:t>
+      </w:r>
+      <w:r>
+        <w:rPr>
+          <w:color w:val="960096"/>
+          <w:sz w:val="18"/>
+        </w:rPr>
+        <w:t>痛みへの寄り添い × 居場所の提示</w:t>
+      </w:r>
+    </w:p>
+    <w:p>
+      <w:r>
+        <w:rPr>
+          <w:b/>
+          <w:color w:val="646464"/>
+          <w:sz w:val="18"/>
+        </w:rPr>
+        <w:t>推奨タグ：</w:t>
+      </w:r>
+      <w:r>
+        <w:rPr>
+          <w:color w:val="0064B4"/>
+          <w:sz w:val="18"/>
+        </w:rPr>
+        <w:t>#エッセイ #悩み #考えすぎ #メンタルヘルス</w:t>
+      </w:r>
+    </w:p>
+    <w:p>
+      <w:r>
+        <w:rPr>
+          <w:b/>
+          <w:color w:val="646464"/>
+          <w:sz w:val="18"/>
+        </w:rPr>
+        <w:t>記事タイプ：</w:t>
+      </w:r>
+      <w:r>
+        <w:rPr>
+          <w:color w:val="00823C"/>
+          <w:sz w:val="18"/>
+        </w:rPr>
+        <w:t>無料｜ブランドメッセージ記事</w:t>
+      </w:r>
+    </w:p>
+    <w:p/>
+    <w:p>
+      <w:r>
+        <w:br w:type="page"/>
+      </w:r>
+    </w:p>
+    <w:p>
+      <w:pPr>
+        <w:pStyle w:val="Heading1"/>
+      </w:pPr>
+      <w:r>
+        <w:rPr>
+          <w:color w:val="4B0082"/>
+          <w:sz w:val="32"/>
+        </w:rPr>
+        <w:t>投稿戦略メモ</w:t>
+      </w:r>
+    </w:p>
+    <w:p>
+      <w:pPr>
+        <w:pStyle w:val="Heading2"/>
+      </w:pPr>
+      <w:r>
+        <w:rPr>
+          <w:color w:val="4B0082"/>
+          <w:sz w:val="24"/>
+        </w:rPr>
+        <w:t>投稿順序の考え方</w:t>
+      </w:r>
+    </w:p>
+    <w:p>
+      <w:pPr>
+        <w:pStyle w:val="ListBullet"/>
+      </w:pPr>
+      <w:r>
+        <w:rPr>
+          <w:sz w:val="20"/>
+        </w:rPr>
+        <w:t>まず恋愛系（#1〜#10）から数本。noteのメイン読者層と相性がいい</w:t>
+      </w:r>
+    </w:p>
+    <w:p>
+      <w:pPr>
+        <w:pStyle w:val="ListBullet"/>
+      </w:pPr>
+      <w:r>
+        <w:rPr>
+          <w:sz w:val="20"/>
+        </w:rPr>
+        <w:t>次にメンタル・自己理解系（#11〜#17）を混ぜる。#エッセイタグとの親和性が高い</w:t>
+      </w:r>
+    </w:p>
+    <w:p>
+      <w:pPr>
+        <w:pStyle w:val="ListBullet"/>
+      </w:pPr>
+      <w:r>
+        <w:rPr>
+          <w:sz w:val="20"/>
+        </w:rPr>
+        <w:t>トレンド系（#18〜#23）は話題になっているタイミングで投下する</w:t>
+      </w:r>
+    </w:p>
+    <w:p>
+      <w:pPr>
+        <w:pStyle w:val="ListBullet"/>
+      </w:pPr>
+      <w:r>
+        <w:rPr>
+          <w:sz w:val="20"/>
+        </w:rPr>
+        <w:t>コラム系（#27〜#30）は信頼構築。数本溜まってから出すと効果的</w:t>
+      </w:r>
+    </w:p>
+    <w:p/>
+    <w:p>
+      <w:pPr>
+        <w:pStyle w:val="Heading2"/>
+      </w:pPr>
+      <w:r>
+        <w:rPr>
+          <w:color w:val="4B0082"/>
+          <w:sz w:val="24"/>
+        </w:rPr>
+        <w:t>四柱推命の出し方</w:t>
+      </w:r>
+    </w:p>
+    <w:p>
+      <w:pPr>
+        <w:pStyle w:val="ListBullet"/>
+      </w:pPr>
+      <w:r>
+        <w:rPr>
+          <w:sz w:val="20"/>
+        </w:rPr>
+        <w:t>タイトルには絶対出さない</w:t>
+      </w:r>
+    </w:p>
+    <w:p>
+      <w:pPr>
+        <w:pStyle w:val="ListBullet"/>
+      </w:pPr>
+      <w:r>
+        <w:rPr>
+          <w:sz w:val="20"/>
+        </w:rPr>
+        <w:t>記事中盤で「占い師として見ていると…」「鑑定の現場では…」の形で自然に出す</w:t>
+      </w:r>
+    </w:p>
+    <w:p>
+      <w:pPr>
+        <w:pStyle w:val="ListBullet"/>
+      </w:pPr>
+      <w:r>
+        <w:rPr>
+          <w:sz w:val="20"/>
+        </w:rPr>
+        <w:t>専門用語は避け、「性格タイプ」「エネルギーの方向性」「相性」など一般的な言葉で語る</w:t>
+      </w:r>
+    </w:p>
+    <w:p>
+      <w:pPr>
+        <w:pStyle w:val="ListBullet"/>
+      </w:pPr>
+      <w:r>
+        <w:rPr>
+          <w:sz w:val="20"/>
+        </w:rPr>
+        <w:t>記事の最後に「詳しく知りたい方は鑑定でお伝えできます」と軽く添えるだけでOK</w:t>
+      </w:r>
+    </w:p>
+    <w:p/>
+    <w:p>
+      <w:pPr>
+        <w:pStyle w:val="Heading2"/>
+      </w:pPr>
+      <w:r>
+        <w:rPr>
+          <w:color w:val="4B0082"/>
+          <w:sz w:val="24"/>
+        </w:rPr>
+        <w:t>タイトルのパターン（既存記事から抽出）</w:t>
+      </w:r>
+    </w:p>
+    <w:p>
+      <w:pPr>
+        <w:pStyle w:val="ListBullet"/>
+      </w:pPr>
+      <w:r>
+        <w:rPr>
+          <w:sz w:val="20"/>
+        </w:rPr>
+        <w:t>短い断言：「やめとけ」「先に知れ」「全員読んで」</w:t>
+      </w:r>
+    </w:p>
+    <w:p>
+      <w:pPr>
+        <w:pStyle w:val="ListBullet"/>
+      </w:pPr>
+      <w:r>
+        <w:rPr>
+          <w:sz w:val="20"/>
+        </w:rPr>
+        <w:t>逆説・逆張り：「無理に上げなくていい」「むしろ正常」</w:t>
+      </w:r>
+    </w:p>
+    <w:p>
+      <w:pPr>
+        <w:pStyle w:val="ListBullet"/>
+      </w:pPr>
+      <w:r>
+        <w:rPr>
+          <w:sz w:val="20"/>
+        </w:rPr>
+        <w:t>←記法：「好きかわからない ←それ答え出てるよ」</w:t>
+      </w:r>
+    </w:p>
+    <w:p>
+      <w:pPr>
+        <w:pStyle w:val="ListBullet"/>
+      </w:pPr>
+      <w:r>
+        <w:rPr>
+          <w:sz w:val="20"/>
+        </w:rPr>
+        <w:t>【】でトレンドワード：「【回避型】」「【愛着障害】」</w:t>
+      </w:r>
+    </w:p>
+    <w:p>
+      <w:pPr>
+        <w:pStyle w:val="ListBullet"/>
+      </w:pPr>
+      <w:r>
+        <w:rPr>
+          <w:sz w:val="20"/>
+        </w:rPr>
+        <w:t>「〜な人と、〜な人」対比：既存記事「狂わされる人、狂わされない人」踏襲</w:t>
+      </w:r>
+    </w:p>
+    <w:p>
+      <w:pPr>
+        <w:pStyle w:val="ListBullet"/>
+      </w:pPr>
+      <w:r>
+        <w:rPr>
+          <w:sz w:val="20"/>
+        </w:rPr>
+        <w:t>（）で本音：既存記事「（と言いたいけど言えない話）」踏襲</w:t>
+      </w:r>
+    </w:p>
+    <w:p>
+      <w:pPr>
+        <w:pStyle w:val="ListBullet"/>
+      </w:pPr>
+      <w:r>
+        <w:rPr>
+          <w:sz w:val="20"/>
+        </w:rPr>
+        <w:t>句読点のリズム：「怖がるな。でも舐めるな」のテンポ感</w:t>
+      </w:r>
+    </w:p>
+    <w:p/>
+    <w:p>
+      <w:pPr>
+        <w:pStyle w:val="Heading2"/>
+      </w:pPr>
+      <w:r>
+        <w:rPr>
+          <w:color w:val="4B0082"/>
+          <w:sz w:val="24"/>
+        </w:rPr>
+        <w:t>noteで使うべきハッシュタグ（2025-2026）</w:t>
+      </w:r>
+    </w:p>
+    <w:p>
+      <w:pPr>
+        <w:pStyle w:val="ListBullet"/>
+      </w:pPr>
+      <w:r>
+        <w:rPr>
+          <w:sz w:val="20"/>
+        </w:rPr>
+        <w:t>広域：#エッセイ（note最大タグ）、#恋愛、#自分磨き、#メンタルヘルス</w:t>
+      </w:r>
+    </w:p>
+    <w:p>
+      <w:pPr>
+        <w:pStyle w:val="ListBullet"/>
+      </w:pPr>
+      <w:r>
+        <w:rPr>
+          <w:sz w:val="20"/>
+        </w:rPr>
+        <w:t>中域：#自己肯定感、#HSP、#人間関係、#婚活、#マッチングアプリ</w:t>
+      </w:r>
+    </w:p>
+    <w:p>
+      <w:pPr>
+        <w:pStyle w:val="ListBullet"/>
+      </w:pPr>
+      <w:r>
+        <w:rPr>
+          <w:sz w:val="20"/>
+        </w:rPr>
+        <w:t>占い寄り：#星座占い、#タロット、#スピリチュアル ※記事との相性で使い分け</w:t>
+      </w:r>
+    </w:p>
+    <w:p>
+      <w:pPr>
+        <w:pStyle w:val="ListBullet"/>
+      </w:pPr>
+      <w:r>
+        <w:rPr>
+          <w:sz w:val="20"/>
+        </w:rPr>
+        <w:t>トレンド：#ChatGPT、#愛着障害、#回避型、#SNS断ち、#親ガチャ</w:t>
       </w:r>
     </w:p>
     <w:p/>

--- a/docs/note投稿ネタ30選.docx
+++ b/docs/note投稿ネタ30選.docx
@@ -12,7 +12,7 @@
           <w:color w:val="4B0082"/>
           <w:sz w:val="44"/>
         </w:rPr>
-        <w:t>note 投稿ネタ 30選（改訂版）</w:t>
+        <w:t>note 投稿ネタ 30選（v3）</w:t>
       </w:r>
     </w:p>
     <w:p>
@@ -47,7 +47,7 @@
         <w:rPr>
           <w:sz w:val="20"/>
         </w:rPr>
-        <w:t>noteは「占いに興味を持ってもらう入口」。占い詳しくない人が読んで面白いと思える記事。</w:t>
+        <w:t>noteは「占いに興味を持ってもらう入口」。占いを知らない人が読んでも面白い記事。</w:t>
       </w:r>
     </w:p>
     <w:p>
@@ -69,7 +69,7 @@
         <w:rPr>
           <w:sz w:val="20"/>
         </w:rPr>
-        <w:t>タイトルは短く、挑発的で、思わずクリックしたくなるコピーライティング。</w:t>
+        <w:t>タイトルは短く、挑発的で、思わずクリックしたくなるコピー。</w:t>
       </w:r>
     </w:p>
     <w:p>
@@ -80,7 +80,7 @@
         <w:rPr>
           <w:sz w:val="20"/>
         </w:rPr>
-        <w:t>トレンドワード・noteで強いハッシュタグ・SNSで拡散されやすいテーマを軸に構成。</w:t>
+        <w:t>読者は占いもAIも詳しくない普通の20〜30代女性。専門用語は使わない。</w:t>
       </w:r>
     </w:p>
     <w:p>
@@ -91,7 +91,7 @@
         <w:rPr>
           <w:sz w:val="20"/>
         </w:rPr>
-        <w:t>既存note記事のトーン（「復縁、やめとけ」「混ぜるな危険」「アラサーだけ説」）を踏襲。</w:t>
+        <w:t>AI時代ネタ・マッチングアプリネタを厚めに。どちらも読者の日常に近いテーマ。</w:t>
       </w:r>
     </w:p>
     <w:p/>
@@ -101,163 +101,91 @@
       </w:pPr>
       <w:r>
         <w:rPr>
-          <w:color w:val="969696"/>
-          <w:sz w:val="22"/>
+          <w:color w:val="B4B4B4"/>
+          <w:sz w:val="20"/>
         </w:rPr>
-        <w:t>既存note記事（17本・参考）</w:t>
+        <w:t>v2から削除したネタ（専門的すぎたもの）</w:t>
       </w:r>
     </w:p>
     <w:p>
       <w:r>
         <w:rPr>
-          <w:color w:val="A0A0A0"/>
-          <w:sz w:val="18"/>
+          <w:color w:val="B4B4B4"/>
+          <w:sz w:val="16"/>
         </w:rPr>
-        <w:t>・海賊版タロットの見分け方【ルノルマン・オラクルも同様】</w:t>
+        <w:t>× 【回避型】の彼を好きになった全員に届け → 「回避型」がわからない人が多い</w:t>
       </w:r>
     </w:p>
     <w:p>
       <w:r>
         <w:rPr>
-          <w:color w:val="A0A0A0"/>
-          <w:sz w:val="18"/>
+          <w:color w:val="B4B4B4"/>
+          <w:sz w:val="16"/>
         </w:rPr>
-        <w:t>・『地獄に堕ちるわよ』は本当だった？細木和子の大殺界を、今さら解説</w:t>
+        <w:t>× 「束縛」と「愛情」の境界線、わりと曖昧 → テーマが抽象的</w:t>
       </w:r>
     </w:p>
     <w:p>
       <w:r>
         <w:rPr>
-          <w:color w:val="A0A0A0"/>
-          <w:sz w:val="18"/>
+          <w:color w:val="B4B4B4"/>
+          <w:sz w:val="16"/>
         </w:rPr>
-        <w:t>・「丙午の女は男を食い殺す」らしい</w:t>
+        <w:t>× 「生きづらい」の正体、意外とシンプルだった → 重すぎる</w:t>
       </w:r>
     </w:p>
     <w:p>
       <w:r>
         <w:rPr>
-          <w:color w:val="A0A0A0"/>
-          <w:sz w:val="18"/>
+          <w:color w:val="B4B4B4"/>
+          <w:sz w:val="16"/>
         </w:rPr>
-        <w:t>・占いでギャンブルは勝てるのか、本気で試してみた（3万円→◯◯円に）</w:t>
+        <w:t>× 「自分のことがわからない」人は、むしろ正常 → 哲学寄り</w:t>
       </w:r>
     </w:p>
     <w:p>
       <w:r>
         <w:rPr>
-          <w:color w:val="A0A0A0"/>
-          <w:sz w:val="18"/>
+          <w:color w:val="B4B4B4"/>
+          <w:sz w:val="16"/>
         </w:rPr>
-        <w:t>・【蛙化現象】好かれた瞬間に、冷めてしまう人へ</w:t>
+        <w:t>× 「頑張れ」が刺さる人と、逆効果な人 → 微妙な差の話で掴みが弱い</w:t>
       </w:r>
     </w:p>
     <w:p>
       <w:r>
         <w:rPr>
-          <w:color w:val="A0A0A0"/>
-          <w:sz w:val="18"/>
+          <w:color w:val="B4B4B4"/>
+          <w:sz w:val="16"/>
         </w:rPr>
-        <w:t>・「推し」に人生狂わされる人、狂わされない人</w:t>
+        <w:t>× 「何者かにならなきゃ」の呪い、いつ解ける？ → 意識高い層向けすぎ</w:t>
       </w:r>
     </w:p>
     <w:p>
       <w:r>
         <w:rPr>
-          <w:color w:val="A0A0A0"/>
-          <w:sz w:val="18"/>
+          <w:color w:val="B4B4B4"/>
+          <w:sz w:val="16"/>
         </w:rPr>
-        <w:t>・運気を上げたい人ほど、読まないでほしい話</w:t>
+        <w:t>× 【愛着障害】バズってるけど〜 → 「愛着障害」がわからない人が多い</w:t>
       </w:r>
     </w:p>
     <w:p>
       <w:r>
         <w:rPr>
-          <w:color w:val="A0A0A0"/>
-          <w:sz w:val="18"/>
+          <w:color w:val="B4B4B4"/>
+          <w:sz w:val="16"/>
         </w:rPr>
-        <w:t>・【悪用厳禁】モテる場所、人によって全然違う。</w:t>
+        <w:t>× 「ガスライティング」って言いたいだけの人〜 → 心理学用語が前提</w:t>
       </w:r>
     </w:p>
     <w:p>
       <w:r>
         <w:rPr>
-          <w:color w:val="A0A0A0"/>
-          <w:sz w:val="18"/>
+          <w:color w:val="B4B4B4"/>
+          <w:sz w:val="16"/>
         </w:rPr>
-        <w:t>・占いに金を払う価値、ある？</w:t>
-      </w:r>
-    </w:p>
-    <w:p>
-      <w:r>
-        <w:rPr>
-          <w:color w:val="A0A0A0"/>
-          <w:sz w:val="18"/>
-        </w:rPr>
-        <w:t>・占いで自分がいつ死ぬか、知りたい？</w:t>
-      </w:r>
-    </w:p>
-    <w:p>
-      <w:r>
-        <w:rPr>
-          <w:color w:val="A0A0A0"/>
-          <w:sz w:val="18"/>
-        </w:rPr>
-        <w:t>・MBTIと占い、混ぜるな危険。</w:t>
-      </w:r>
-    </w:p>
-    <w:p>
-      <w:r>
-        <w:rPr>
-          <w:color w:val="A0A0A0"/>
-          <w:sz w:val="18"/>
-        </w:rPr>
-        <w:t>・厄年、怖がるな。でも舐めるな</w:t>
-      </w:r>
-    </w:p>
-    <w:p>
-      <w:r>
-        <w:rPr>
-          <w:color w:val="A0A0A0"/>
-          <w:sz w:val="18"/>
-        </w:rPr>
-        <w:t>・「テイカーに疲れた」 それ、相性の問題</w:t>
-      </w:r>
-    </w:p>
-    <w:p>
-      <w:r>
-        <w:rPr>
-          <w:color w:val="A0A0A0"/>
-          <w:sz w:val="18"/>
-        </w:rPr>
-        <w:t>・占いって、いつ行くべき？</w:t>
-      </w:r>
-    </w:p>
-    <w:p>
-      <w:r>
-        <w:rPr>
-          <w:color w:val="A0A0A0"/>
-          <w:sz w:val="18"/>
-        </w:rPr>
-        <w:t>・「陰キャ・陽キャ」まだ言ってるの、アラサーだけ説</w:t>
-      </w:r>
-    </w:p>
-    <w:p>
-      <w:r>
-        <w:rPr>
-          <w:color w:val="A0A0A0"/>
-          <w:sz w:val="18"/>
-        </w:rPr>
-        <w:t>・占い好き ←ちょっと引いてない？</w:t>
-      </w:r>
-    </w:p>
-    <w:p>
-      <w:r>
-        <w:rPr>
-          <w:color w:val="A0A0A0"/>
-          <w:sz w:val="18"/>
-        </w:rPr>
-        <w:t>・復縁、やめとけ（と言いたいけど言えない話）</w:t>
+        <w:t>× 人生の分岐点、あとから気づく人がほとんど → ポエムすぎる</w:t>
       </w:r>
     </w:p>
     <w:p/>
@@ -270,7 +198,7 @@
           <w:color w:val="B4003C"/>
           <w:sz w:val="32"/>
         </w:rPr>
-        <w:t>恋愛・人間関係</w:t>
+        <w:t>恋愛・片思い</w:t>
       </w:r>
     </w:p>
     <w:p>
@@ -280,7 +208,7 @@
           <w:color w:val="787878"/>
           <w:sz w:val="18"/>
         </w:rPr>
-        <w:t>── noteの王道ジャンル。占いに興味がない人もクリックする「恋愛あるある×ちょっと深い話」</w:t>
+        <w:t>── 占いを知らない人が最初にクリックするジャンル。具体的な「あるある」で入る</w:t>
       </w:r>
     </w:p>
     <w:p>
@@ -310,7 +238,7 @@
         <w:rPr>
           <w:sz w:val="20"/>
         </w:rPr>
-        <w:t>片思い中の「好きかどうかわからない」状態を切り込む。自分の気持ちの正体は、性格のタイプで説明がつくという話。占い師視点で「気持ちの読み方」を提案。</w:t>
+        <w:t>片思い中の「好きかどうかわからない」モヤモヤ。友達に聞いても「好きなんじゃない？」で終わる。占い師として1500人見てきた結論を、専門用語なしで書く。</w:t>
       </w:r>
     </w:p>
     <w:p>
@@ -320,14 +248,14 @@
           <w:color w:val="646464"/>
           <w:sz w:val="18"/>
         </w:rPr>
-        <w:t>タイトルのフック：</w:t>
+        <w:t>フック：</w:t>
       </w:r>
       <w:r>
         <w:rPr>
           <w:color w:val="960096"/>
           <w:sz w:val="18"/>
         </w:rPr>
-        <w:t>共感トリガー × 挑発的断言</w:t>
+        <w:t>共感 × 断言系（「答え出てるよ」が刺さる）</w:t>
       </w:r>
     </w:p>
     <w:p>
@@ -337,31 +265,14 @@
           <w:color w:val="646464"/>
           <w:sz w:val="18"/>
         </w:rPr>
-        <w:t>推奨タグ：</w:t>
+        <w:t>タグ：</w:t>
       </w:r>
       <w:r>
         <w:rPr>
           <w:color w:val="0064B4"/>
           <w:sz w:val="18"/>
         </w:rPr>
-        <w:t>#恋愛 #エッセイ #片思い #自分磨き</w:t>
-      </w:r>
-    </w:p>
-    <w:p>
-      <w:r>
-        <w:rPr>
-          <w:b/>
-          <w:color w:val="646464"/>
-          <w:sz w:val="18"/>
-        </w:rPr>
-        <w:t>記事タイプ：</w:t>
-      </w:r>
-      <w:r>
-        <w:rPr>
-          <w:color w:val="00823C"/>
-          <w:sz w:val="18"/>
-        </w:rPr>
-        <w:t>無料｜集客記事</w:t>
+        <w:t>#恋愛 #片思い #エッセイ</w:t>
       </w:r>
     </w:p>
     <w:p/>
@@ -392,7 +303,7 @@
         <w:rPr>
           <w:sz w:val="20"/>
         </w:rPr>
-        <w:t>既読無視の不安をあおるのではなく「3日目から見えてくるもの」を解説。相手の行動パターンは性格タイプで大体わかるという話に持っていく。</w:t>
+        <w:t>LINEの既読スルー。1日目は不安、2日目はイライラ、3日目から「もう関係ない」って思い始める。でも3日目に見えてくるものがある。日数ごとの心理変化を書く。</w:t>
       </w:r>
     </w:p>
     <w:p>
@@ -402,14 +313,14 @@
           <w:color w:val="646464"/>
           <w:sz w:val="18"/>
         </w:rPr>
-        <w:t>タイトルのフック：</w:t>
+        <w:t>フック：</w:t>
       </w:r>
       <w:r>
         <w:rPr>
           <w:color w:val="960096"/>
           <w:sz w:val="18"/>
         </w:rPr>
-        <w:t>具体的な数字 × 逆転の視点</w:t>
+        <w:t>数字 ×「本番」の意外性</w:t>
       </w:r>
     </w:p>
     <w:p>
@@ -419,31 +330,14 @@
           <w:color w:val="646464"/>
           <w:sz w:val="18"/>
         </w:rPr>
-        <w:t>推奨タグ：</w:t>
+        <w:t>タグ：</w:t>
       </w:r>
       <w:r>
         <w:rPr>
           <w:color w:val="0064B4"/>
           <w:sz w:val="18"/>
         </w:rPr>
-        <w:t>#恋愛 #既読スルー #LINE #片思い</w:t>
-      </w:r>
-    </w:p>
-    <w:p>
-      <w:r>
-        <w:rPr>
-          <w:b/>
-          <w:color w:val="646464"/>
-          <w:sz w:val="18"/>
-        </w:rPr>
-        <w:t>記事タイプ：</w:t>
-      </w:r>
-      <w:r>
-        <w:rPr>
-          <w:color w:val="00823C"/>
-          <w:sz w:val="18"/>
-        </w:rPr>
-        <w:t>無料｜集客記事</w:t>
+        <w:t>#恋愛 #LINE #既読スルー #片思い</w:t>
       </w:r>
     </w:p>
     <w:p/>
@@ -466,7 +360,7 @@
           <w:color w:val="1E1E1E"/>
           <w:sz w:val="28"/>
         </w:rPr>
-        <w:t>【回避型】の彼を好きになった全員に届け</w:t>
+        <w:t>「重い」って言われた。でも軽くなりたくない</w:t>
       </w:r>
     </w:p>
     <w:p>
@@ -474,7 +368,7 @@
         <w:rPr>
           <w:sz w:val="20"/>
         </w:rPr>
-        <w:t>愛着スタイル「回避型」は2025-2026年のSNSトレンドワード。追えば追うほど逃げる彼の構造を解説し、占い的に見た「回避型との付き合い方」を提案。</w:t>
+        <w:t>好きな人に「重い」と言われた経験。ネットで調べると「もっと軽くなれ」ばかり。でも軽くなったら自分じゃなくなる。重いまま幸せになれる相手がいる話。</w:t>
       </w:r>
     </w:p>
     <w:p>
@@ -484,14 +378,14 @@
           <w:color w:val="646464"/>
           <w:sz w:val="18"/>
         </w:rPr>
-        <w:t>タイトルのフック：</w:t>
+        <w:t>フック：</w:t>
       </w:r>
       <w:r>
         <w:rPr>
           <w:color w:val="960096"/>
           <w:sz w:val="18"/>
         </w:rPr>
-        <w:t>トレンドワード × 当事者への直接呼びかけ</w:t>
+        <w:t>傷つき体験 × 反骨（「軽くなりたくない」）</w:t>
       </w:r>
     </w:p>
     <w:p>
@@ -501,31 +395,14 @@
           <w:color w:val="646464"/>
           <w:sz w:val="18"/>
         </w:rPr>
-        <w:t>推奨タグ：</w:t>
+        <w:t>タグ：</w:t>
       </w:r>
       <w:r>
         <w:rPr>
           <w:color w:val="0064B4"/>
           <w:sz w:val="18"/>
         </w:rPr>
-        <w:t>#恋愛 #回避型 #愛着スタイル #エッセイ</w:t>
-      </w:r>
-    </w:p>
-    <w:p>
-      <w:r>
-        <w:rPr>
-          <w:b/>
-          <w:color w:val="646464"/>
-          <w:sz w:val="18"/>
-        </w:rPr>
-        <w:t>記事タイプ：</w:t>
-      </w:r>
-      <w:r>
-        <w:rPr>
-          <w:color w:val="00823C"/>
-          <w:sz w:val="18"/>
-        </w:rPr>
-        <w:t>無料｜集客記事</w:t>
+        <w:t>#恋愛 #エッセイ #自分磨き</w:t>
       </w:r>
     </w:p>
     <w:p/>
@@ -548,7 +425,7 @@
           <w:color w:val="1E1E1E"/>
           <w:sz w:val="28"/>
         </w:rPr>
-        <w:t>「いい人なんだけど」で終わる恋の正体</w:t>
+        <w:t>元カレのSNS、まだ見てるでしょ</w:t>
       </w:r>
     </w:p>
     <w:p>
@@ -556,7 +433,7 @@
         <w:rPr>
           <w:sz w:val="20"/>
         </w:rPr>
-        <w:t>マッチングアプリや紹介で出会った「いい人止まり」の相手。なぜときめかないのかを占い師が1500件の鑑定から考察。相性には「スペック」では測れない軸がある。</w:t>
+        <w:t>別れた後、Instagramのストーリーをこっそり見てしまう。未練なのか暇なのか。見ちゃう心理と「見ていい期限」を占い師的に提案。</w:t>
       </w:r>
     </w:p>
     <w:p>
@@ -566,14 +443,14 @@
           <w:color w:val="646464"/>
           <w:sz w:val="18"/>
         </w:rPr>
-        <w:t>タイトルのフック：</w:t>
+        <w:t>フック：</w:t>
       </w:r>
       <w:r>
         <w:rPr>
           <w:color w:val="960096"/>
           <w:sz w:val="18"/>
         </w:rPr>
-        <w:t>あるある共感 × 正体を暴く構造</w:t>
+        <w:t>図星ストレート × ドキッと感</w:t>
       </w:r>
     </w:p>
     <w:p>
@@ -583,31 +460,14 @@
           <w:color w:val="646464"/>
           <w:sz w:val="18"/>
         </w:rPr>
-        <w:t>推奨タグ：</w:t>
+        <w:t>タグ：</w:t>
       </w:r>
       <w:r>
         <w:rPr>
           <w:color w:val="0064B4"/>
           <w:sz w:val="18"/>
         </w:rPr>
-        <w:t>#恋愛 #マッチングアプリ #婚活 #エッセイ</w:t>
-      </w:r>
-    </w:p>
-    <w:p>
-      <w:r>
-        <w:rPr>
-          <w:b/>
-          <w:color w:val="646464"/>
-          <w:sz w:val="18"/>
-        </w:rPr>
-        <w:t>記事タイプ：</w:t>
-      </w:r>
-      <w:r>
-        <w:rPr>
-          <w:color w:val="00823C"/>
-          <w:sz w:val="18"/>
-        </w:rPr>
-        <w:t>無料｜集客記事</w:t>
+        <w:t>#恋愛 #失恋 #SNS #エッセイ</w:t>
       </w:r>
     </w:p>
     <w:p/>
@@ -630,7 +490,7 @@
           <w:color w:val="1E1E1E"/>
           <w:sz w:val="28"/>
         </w:rPr>
-        <w:t>「重い」って言われた。でも軽くなりたくない</w:t>
+        <w:t>浮気する人としない人、生まれつき決まってる説</w:t>
       </w:r>
     </w:p>
     <w:p>
@@ -638,7 +498,7 @@
         <w:rPr>
           <w:sz w:val="20"/>
         </w:rPr>
-        <w:t>恋愛で「重い」と言われて傷ついた経験がある人に向けて。重さ＝愛情の深さではないし、軽くなる必要もない。自分の「愛し方の仕様」を知ることで楽になる話。</w:t>
+        <w:t>彼氏が浮気性かどうか。「する人はする、しない人はしない」は本当か？占い師が鑑定で見てきた傾向をぶっちゃける。怖い人は読まない方がいい。</w:t>
       </w:r>
     </w:p>
     <w:p>
@@ -648,14 +508,14 @@
           <w:color w:val="646464"/>
           <w:sz w:val="18"/>
         </w:rPr>
-        <w:t>タイトルのフック：</w:t>
+        <w:t>フック：</w:t>
       </w:r>
       <w:r>
         <w:rPr>
           <w:color w:val="960096"/>
           <w:sz w:val="18"/>
         </w:rPr>
-        <w:t>傷つき体験への共感 × 反骨的スタンス</w:t>
+        <w:t>センセーショナル ×「説」で柔らかく</w:t>
       </w:r>
     </w:p>
     <w:p>
@@ -665,31 +525,14 @@
           <w:color w:val="646464"/>
           <w:sz w:val="18"/>
         </w:rPr>
-        <w:t>推奨タグ：</w:t>
+        <w:t>タグ：</w:t>
       </w:r>
       <w:r>
         <w:rPr>
           <w:color w:val="0064B4"/>
           <w:sz w:val="18"/>
         </w:rPr>
-        <w:t>#恋愛 #エッセイ #自己肯定感 #メンタルヘルス</w:t>
-      </w:r>
-    </w:p>
-    <w:p>
-      <w:r>
-        <w:rPr>
-          <w:b/>
-          <w:color w:val="646464"/>
-          <w:sz w:val="18"/>
-        </w:rPr>
-        <w:t>記事タイプ：</w:t>
-      </w:r>
-      <w:r>
-        <w:rPr>
-          <w:color w:val="00823C"/>
-          <w:sz w:val="18"/>
-        </w:rPr>
-        <w:t>無料｜集客記事</w:t>
+        <w:t>#恋愛 #浮気 #エッセイ</w:t>
       </w:r>
     </w:p>
     <w:p/>
@@ -712,7 +555,7 @@
           <w:color w:val="1E1E1E"/>
           <w:sz w:val="28"/>
         </w:rPr>
-        <w:t>元カレのSNS、まだ見てるでしょ</w:t>
+        <w:t>「好きな人がいない」のに焦ってる人へ</w:t>
       </w:r>
     </w:p>
     <w:p>
@@ -720,7 +563,7 @@
         <w:rPr>
           <w:sz w:val="20"/>
         </w:rPr>
-        <w:t>失恋後にSNSを見てしまう心理。未練なのか、習慣なのか、執着なのか。「見るのをやめろ」ではなく「見ている自分」をどう扱うかの話。</w:t>
+        <w:t>周りが彼氏できた、結婚した。自分は好きな人すらいない。「出会いがない」じゃなくて「好きになれない」が正確。そういう時期ってある、という安心感を。</w:t>
       </w:r>
     </w:p>
     <w:p>
@@ -730,14 +573,14 @@
           <w:color w:val="646464"/>
           <w:sz w:val="18"/>
         </w:rPr>
-        <w:t>タイトルのフック：</w:t>
+        <w:t>フック：</w:t>
       </w:r>
       <w:r>
         <w:rPr>
           <w:color w:val="960096"/>
           <w:sz w:val="18"/>
         </w:rPr>
-        <w:t>図星をつくストレートな問い</w:t>
+        <w:t>焦りへの共感 ×「へ」の直接呼びかけ</w:t>
       </w:r>
     </w:p>
     <w:p>
@@ -747,34 +590,39 @@
           <w:color w:val="646464"/>
           <w:sz w:val="18"/>
         </w:rPr>
-        <w:t>推奨タグ：</w:t>
+        <w:t>タグ：</w:t>
       </w:r>
       <w:r>
         <w:rPr>
           <w:color w:val="0064B4"/>
           <w:sz w:val="18"/>
         </w:rPr>
-        <w:t>#恋愛 #失恋 #SNS #エッセイ</w:t>
+        <w:t>#恋愛 #アラサー #エッセイ #自分磨き</w:t>
+      </w:r>
+    </w:p>
+    <w:p/>
+    <w:p>
+      <w:pPr>
+        <w:pStyle w:val="Heading1"/>
+      </w:pPr>
+      <w:r>
+        <w:rPr>
+          <w:color w:val="DC5000"/>
+          <w:sz w:val="32"/>
+        </w:rPr>
+        <w:t>マッチングアプリ</w:t>
       </w:r>
     </w:p>
     <w:p>
       <w:r>
         <w:rPr>
-          <w:b/>
-          <w:color w:val="646464"/>
+          <w:i/>
+          <w:color w:val="787878"/>
           <w:sz w:val="18"/>
         </w:rPr>
-        <w:t>記事タイプ：</w:t>
-      </w:r>
-      <w:r>
-        <w:rPr>
-          <w:color w:val="00823C"/>
-          <w:sz w:val="18"/>
-        </w:rPr>
-        <w:t>無料｜集客記事</w:t>
+        <w:t>── 20〜30代女性の大半が使った経験あり。「わかる」の宝庫で拡散されやすい</w:t>
       </w:r>
     </w:p>
-    <w:p/>
     <w:p>
       <w:pPr>
         <w:pStyle w:val="Heading2"/>
@@ -794,7 +642,7 @@
           <w:color w:val="1E1E1E"/>
           <w:sz w:val="28"/>
         </w:rPr>
-        <w:t>浮気する人としない人、生まれつき決まってる説</w:t>
+        <w:t>「いい人なんだけど」で終わる恋の正体</w:t>
       </w:r>
     </w:p>
     <w:p>
@@ -802,7 +650,7 @@
         <w:rPr>
           <w:sz w:val="20"/>
         </w:rPr>
-        <w:t>センセーショナルなタイトルで引きつけて、「決まってる」のではなく「傾向はある」という話に着地。性格タイプによる浮気リスクの濃淡を占い師目線で語る。</w:t>
+        <w:t>アプリで会った人、悪くはない。でもときめかない。「いい人止まり」が続く人に共通するパターンと、そこから抜け出すヒントを占い師目線で。</w:t>
       </w:r>
     </w:p>
     <w:p>
@@ -812,14 +660,14 @@
           <w:color w:val="646464"/>
           <w:sz w:val="18"/>
         </w:rPr>
-        <w:t>タイトルのフック：</w:t>
+        <w:t>フック：</w:t>
       </w:r>
       <w:r>
         <w:rPr>
           <w:color w:val="960096"/>
           <w:sz w:val="18"/>
         </w:rPr>
-        <w:t>センセーショナルな断言 ×「説」で和らげる</w:t>
+        <w:t>あるある共感 ×「正体」のミステリー感</w:t>
       </w:r>
     </w:p>
     <w:p>
@@ -829,31 +677,14 @@
           <w:color w:val="646464"/>
           <w:sz w:val="18"/>
         </w:rPr>
-        <w:t>推奨タグ：</w:t>
+        <w:t>タグ：</w:t>
       </w:r>
       <w:r>
         <w:rPr>
           <w:color w:val="0064B4"/>
           <w:sz w:val="18"/>
         </w:rPr>
-        <w:t>#恋愛 #浮気 #エッセイ #人間関係</w:t>
-      </w:r>
-    </w:p>
-    <w:p>
-      <w:r>
-        <w:rPr>
-          <w:b/>
-          <w:color w:val="646464"/>
-          <w:sz w:val="18"/>
-        </w:rPr>
-        <w:t>記事タイプ：</w:t>
-      </w:r>
-      <w:r>
-        <w:rPr>
-          <w:color w:val="00823C"/>
-          <w:sz w:val="18"/>
-        </w:rPr>
-        <w:t>無料｜集客記事</w:t>
+        <w:t>#マッチングアプリ #恋愛 #婚活 #エッセイ</w:t>
       </w:r>
     </w:p>
     <w:p/>
@@ -876,7 +707,7 @@
           <w:color w:val="1E1E1E"/>
           <w:sz w:val="28"/>
         </w:rPr>
-        <w:t>「束縛」と「愛情」の境界線、わりと曖昧</w:t>
+        <w:t>2回目のデートに誘われない本当の理由</w:t>
       </w:r>
     </w:p>
     <w:p>
@@ -884,7 +715,7 @@
         <w:rPr>
           <w:sz w:val="20"/>
         </w:rPr>
-        <w:t>束縛の相談は鑑定でも頻出。する側・される側どちらにも言い分がある。境界線は二人の相性で変わるという話で、占いの相性論に自然に入る。</w:t>
+        <w:t>1回目のデートは楽しかったのに、2回目がない。自分に問題がある？相手が遊び？実はどっちでもないケースが多い。「相性のズレ」は最初の数時間でわかるという話。</w:t>
       </w:r>
     </w:p>
     <w:p>
@@ -894,14 +725,14 @@
           <w:color w:val="646464"/>
           <w:sz w:val="18"/>
         </w:rPr>
-        <w:t>タイトルのフック：</w:t>
+        <w:t>フック：</w:t>
       </w:r>
       <w:r>
         <w:rPr>
           <w:color w:val="960096"/>
           <w:sz w:val="18"/>
         </w:rPr>
-        <w:t>対立する概念の境界線 × 曖昧さの肯定</w:t>
+        <w:t>具体的な数字（2回目）×「本当の理由」</w:t>
       </w:r>
     </w:p>
     <w:p>
@@ -911,31 +742,14 @@
           <w:color w:val="646464"/>
           <w:sz w:val="18"/>
         </w:rPr>
-        <w:t>推奨タグ：</w:t>
+        <w:t>タグ：</w:t>
       </w:r>
       <w:r>
         <w:rPr>
           <w:color w:val="0064B4"/>
           <w:sz w:val="18"/>
         </w:rPr>
-        <w:t>#恋愛 #束縛 #カップル #人間関係</w:t>
-      </w:r>
-    </w:p>
-    <w:p>
-      <w:r>
-        <w:rPr>
-          <w:b/>
-          <w:color w:val="646464"/>
-          <w:sz w:val="18"/>
-        </w:rPr>
-        <w:t>記事タイプ：</w:t>
-      </w:r>
-      <w:r>
-        <w:rPr>
-          <w:color w:val="00823C"/>
-          <w:sz w:val="18"/>
-        </w:rPr>
-        <w:t>無料｜集客記事</w:t>
+        <w:t>#マッチングアプリ #デート #恋愛 #エッセイ</w:t>
       </w:r>
     </w:p>
     <w:p/>
@@ -958,7 +772,7 @@
           <w:color w:val="1E1E1E"/>
           <w:sz w:val="28"/>
         </w:rPr>
-        <w:t>2回目のデートに誘われない本当の理由</w:t>
+        <w:t>マッチングアプリ、写真詐欺より怖いもの</w:t>
       </w:r>
     </w:p>
     <w:p>
@@ -966,7 +780,7 @@
         <w:rPr>
           <w:sz w:val="20"/>
         </w:rPr>
-        <w:t>マッチングアプリあるある。1回目は盛り上がったのに2回目がない。問題は「話が合わない」じゃなくて「エネルギーの相性」にあるかもという視点。</w:t>
+        <w:t>写真と全然違う人が来た。よくある話。でも本当に怖いのは見た目じゃなくて「性格の盛り」。メッセージと実物のギャップを占い師がどう見ているか。</w:t>
       </w:r>
     </w:p>
     <w:p>
@@ -976,14 +790,14 @@
           <w:color w:val="646464"/>
           <w:sz w:val="18"/>
         </w:rPr>
-        <w:t>タイトルのフック：</w:t>
+        <w:t>フック：</w:t>
       </w:r>
       <w:r>
         <w:rPr>
           <w:color w:val="960096"/>
           <w:sz w:val="18"/>
         </w:rPr>
-        <w:t>具体的な数字（2回目）× 本当の理由</w:t>
+        <w:t>あるあるの先を行く ×「より怖いもの」の煽り</w:t>
       </w:r>
     </w:p>
     <w:p>
@@ -993,31 +807,14 @@
           <w:color w:val="646464"/>
           <w:sz w:val="18"/>
         </w:rPr>
-        <w:t>推奨タグ：</w:t>
+        <w:t>タグ：</w:t>
       </w:r>
       <w:r>
         <w:rPr>
           <w:color w:val="0064B4"/>
           <w:sz w:val="18"/>
         </w:rPr>
-        <w:t>#恋愛 #マッチングアプリ #デート #婚活</w:t>
-      </w:r>
-    </w:p>
-    <w:p>
-      <w:r>
-        <w:rPr>
-          <w:b/>
-          <w:color w:val="646464"/>
-          <w:sz w:val="18"/>
-        </w:rPr>
-        <w:t>記事タイプ：</w:t>
-      </w:r>
-      <w:r>
-        <w:rPr>
-          <w:color w:val="00823C"/>
-          <w:sz w:val="18"/>
-        </w:rPr>
-        <w:t>無料｜集客記事</w:t>
+        <w:t>#マッチングアプリ #恋愛 #エッセイ</w:t>
       </w:r>
     </w:p>
     <w:p/>
@@ -1040,7 +837,7 @@
           <w:color w:val="1E1E1E"/>
           <w:sz w:val="28"/>
         </w:rPr>
-        <w:t>「好きな人がいない」のに焦ってる人へ</w:t>
+        <w:t>アプリで100人会っても「この人だ」ってならない理由</w:t>
       </w:r>
     </w:p>
     <w:p>
@@ -1048,7 +845,7 @@
         <w:rPr>
           <w:sz w:val="20"/>
         </w:rPr>
-        <w:t>周りが結婚していく中で「好きな人すらいない」焦り。恋愛しなきゃいけないプレッシャーを解きつつ、「好きになれるタイミング」は人によって全然違うという話。</w:t>
+        <w:t>数をこなせば出会えると思ってた。でも100人会っても決まらない人がいる。量より「自分がどんな人と合うか」を知る方が先だった、という話。自然に鑑定への導線に。</w:t>
       </w:r>
     </w:p>
     <w:p>
@@ -1058,14 +855,14 @@
           <w:color w:val="646464"/>
           <w:sz w:val="18"/>
         </w:rPr>
-        <w:t>タイトルのフック：</w:t>
+        <w:t>フック：</w:t>
       </w:r>
       <w:r>
         <w:rPr>
           <w:color w:val="960096"/>
           <w:sz w:val="18"/>
         </w:rPr>
-        <w:t>焦りへの共感 × 「へ」で直接語りかけ</w:t>
+        <w:t>大きな数字 × 期待とのギャップ</w:t>
       </w:r>
     </w:p>
     <w:p>
@@ -1075,56 +872,17 @@
           <w:color w:val="646464"/>
           <w:sz w:val="18"/>
         </w:rPr>
-        <w:t>推奨タグ：</w:t>
+        <w:t>タグ：</w:t>
       </w:r>
       <w:r>
         <w:rPr>
           <w:color w:val="0064B4"/>
           <w:sz w:val="18"/>
         </w:rPr>
-        <w:t>#恋愛 #エッセイ #アラサー #自分磨き</w:t>
-      </w:r>
-    </w:p>
-    <w:p>
-      <w:r>
-        <w:rPr>
-          <w:b/>
-          <w:color w:val="646464"/>
-          <w:sz w:val="18"/>
-        </w:rPr>
-        <w:t>記事タイプ：</w:t>
-      </w:r>
-      <w:r>
-        <w:rPr>
-          <w:color w:val="00823C"/>
-          <w:sz w:val="18"/>
-        </w:rPr>
-        <w:t>無料｜集客記事</w:t>
+        <w:t>#マッチングアプリ #婚活 #恋愛 #エッセイ</w:t>
       </w:r>
     </w:p>
     <w:p/>
-    <w:p>
-      <w:pPr>
-        <w:pStyle w:val="Heading1"/>
-      </w:pPr>
-      <w:r>
-        <w:rPr>
-          <w:color w:val="006496"/>
-          <w:sz w:val="32"/>
-        </w:rPr>
-        <w:t>自己理解・メンタル</w:t>
-      </w:r>
-    </w:p>
-    <w:p>
-      <w:r>
-        <w:rPr>
-          <w:i/>
-          <w:color w:val="787878"/>
-          <w:sz w:val="18"/>
-        </w:rPr>
-        <w:t>── noteで最も伸びるテーマ。#エッセイ #自己肯定感 との相性抜群</w:t>
-      </w:r>
-    </w:p>
     <w:p>
       <w:pPr>
         <w:pStyle w:val="Heading2"/>
@@ -1144,7 +902,7 @@
           <w:color w:val="1E1E1E"/>
           <w:sz w:val="28"/>
         </w:rPr>
-        <w:t>自己肯定感、無理に上げなくていい</w:t>
+        <w:t>「マッチングアプリ疲れ」した人だけ読んで</w:t>
       </w:r>
     </w:p>
     <w:p>
@@ -1152,7 +910,7 @@
         <w:rPr>
           <w:sz w:val="20"/>
         </w:rPr>
-        <w:t>「自己肯定感を上げよう」ブームへの逆張り。上げようとして疲れている人に「そのまま」でも動ける方法を提案。占い的には「自分の性質を知る」ことが先。</w:t>
+        <w:t>プロフィール書いて、メッセージして、会って、微妙で、また最初から。この繰り返しに疲れた人へ。疲れるのは頑張りすぎ。占い師的「一回休む」の提案。</w:t>
       </w:r>
     </w:p>
     <w:p>
@@ -1162,14 +920,14 @@
           <w:color w:val="646464"/>
           <w:sz w:val="18"/>
         </w:rPr>
-        <w:t>タイトルのフック：</w:t>
+        <w:t>フック：</w:t>
       </w:r>
       <w:r>
         <w:rPr>
           <w:color w:val="960096"/>
           <w:sz w:val="18"/>
         </w:rPr>
-        <w:t>トレンドへの逆張り × 許しの言葉</w:t>
+        <w:t>限定呼びかけ（「した人だけ」）× 疲れへの共感</w:t>
       </w:r>
     </w:p>
     <w:p>
@@ -1179,31 +937,14 @@
           <w:color w:val="646464"/>
           <w:sz w:val="18"/>
         </w:rPr>
-        <w:t>推奨タグ：</w:t>
+        <w:t>タグ：</w:t>
       </w:r>
       <w:r>
         <w:rPr>
           <w:color w:val="0064B4"/>
           <w:sz w:val="18"/>
         </w:rPr>
-        <w:t>#自己肯定感 #エッセイ #メンタルヘルス</w:t>
-      </w:r>
-    </w:p>
-    <w:p>
-      <w:r>
-        <w:rPr>
-          <w:b/>
-          <w:color w:val="646464"/>
-          <w:sz w:val="18"/>
-        </w:rPr>
-        <w:t>記事タイプ：</w:t>
-      </w:r>
-      <w:r>
-        <w:rPr>
-          <w:color w:val="00823C"/>
-          <w:sz w:val="18"/>
-        </w:rPr>
-        <w:t>無料｜ブランディング記事</w:t>
+        <w:t>#マッチングアプリ #婚活疲れ #エッセイ #恋愛</w:t>
       </w:r>
     </w:p>
     <w:p/>
@@ -1226,7 +967,7 @@
           <w:color w:val="1E1E1E"/>
           <w:sz w:val="28"/>
         </w:rPr>
-        <w:t>「生きづらい」の正体、意外とシンプルだった</w:t>
+        <w:t>同時進行に罪悪感ある人とない人、どっちが普通？</w:t>
       </w:r>
     </w:p>
     <w:p>
@@ -1234,7 +975,7 @@
         <w:rPr>
           <w:sz w:val="20"/>
         </w:rPr>
-        <w:t>「生きづらい」はnote頻出ワード。漠然とした苦しさの正体を「自分の性質と環境のミスマッチ」として解像度を上げる。占い＝自分を知るツールの入口に。</w:t>
+        <w:t>アプリあるある最大の論争。罪悪感がある人は「真面目すぎ」で損してるのか。ない人は「チャラい」のか。占い師が見てきた両者の幸福度の違い。</w:t>
       </w:r>
     </w:p>
     <w:p>
@@ -1244,14 +985,14 @@
           <w:color w:val="646464"/>
           <w:sz w:val="18"/>
         </w:rPr>
-        <w:t>タイトルのフック：</w:t>
+        <w:t>フック：</w:t>
       </w:r>
       <w:r>
         <w:rPr>
           <w:color w:val="960096"/>
           <w:sz w:val="18"/>
         </w:rPr>
-        <w:t>トレンドワード ×「意外と」の好奇心ギャップ</w:t>
+        <w:t>二項対立 ×「どっちが普通？」の直球</w:t>
       </w:r>
     </w:p>
     <w:p>
@@ -1261,34 +1002,39 @@
           <w:color w:val="646464"/>
           <w:sz w:val="18"/>
         </w:rPr>
-        <w:t>推奨タグ：</w:t>
+        <w:t>タグ：</w:t>
       </w:r>
       <w:r>
         <w:rPr>
           <w:color w:val="0064B4"/>
           <w:sz w:val="18"/>
         </w:rPr>
-        <w:t>#生きづらさ #エッセイ #メンタルヘルス #自分磨き</w:t>
+        <w:t>#マッチングアプリ #同時進行 #恋愛 #エッセイ</w:t>
+      </w:r>
+    </w:p>
+    <w:p/>
+    <w:p>
+      <w:pPr>
+        <w:pStyle w:val="Heading1"/>
+      </w:pPr>
+      <w:r>
+        <w:rPr>
+          <w:color w:val="0064C8"/>
+          <w:sz w:val="32"/>
+        </w:rPr>
+        <w:t>AI時代</w:t>
       </w:r>
     </w:p>
     <w:p>
       <w:r>
         <w:rPr>
-          <w:b/>
-          <w:color w:val="646464"/>
+          <w:i/>
+          <w:color w:val="787878"/>
           <w:sz w:val="18"/>
         </w:rPr>
-        <w:t>記事タイプ：</w:t>
-      </w:r>
-      <w:r>
-        <w:rPr>
-          <w:color w:val="00823C"/>
-          <w:sz w:val="18"/>
-        </w:rPr>
-        <w:t>無料｜集客記事</w:t>
+        <w:t>── 「AIに聞いてみた」系は今いちばんクリックされるフォーマット。占い師×AIは希少な切り口</w:t>
       </w:r>
     </w:p>
-    <w:p/>
     <w:p>
       <w:pPr>
         <w:pStyle w:val="Heading2"/>
@@ -1308,7 +1054,7 @@
           <w:color w:val="1E1E1E"/>
           <w:sz w:val="28"/>
         </w:rPr>
-        <w:t>「自分のことがわからない」人は、むしろ正常</w:t>
+        <w:t>ChatGPTに恋愛相談してみた。占い師の感想</w:t>
       </w:r>
     </w:p>
     <w:p>
@@ -1316,7 +1062,7 @@
         <w:rPr>
           <w:sz w:val="20"/>
         </w:rPr>
-        <w:t>就活や自己分析で「自分がわからない」と悩む人に。わからなくて当然、という安心感を与えつつ、「他者からの視点で自分を知る」方法として占いをさりげなく紹介。</w:t>
+        <w:t>実際にChatGPTに「彼氏が冷たいんですけど」と相談してみた。AIの回答は正論だけど、なんか物足りない。占い師との違いを実験レポート風に。</w:t>
       </w:r>
     </w:p>
     <w:p>
@@ -1326,14 +1072,14 @@
           <w:color w:val="646464"/>
           <w:sz w:val="18"/>
         </w:rPr>
-        <w:t>タイトルのフック：</w:t>
+        <w:t>フック：</w:t>
       </w:r>
       <w:r>
         <w:rPr>
           <w:color w:val="960096"/>
           <w:sz w:val="18"/>
         </w:rPr>
-        <w:t>悩みの肯定 ×「むしろ正常」の逆転</w:t>
+        <w:t>AI × 占い師の対決 × 実験レポート感</w:t>
       </w:r>
     </w:p>
     <w:p>
@@ -1343,31 +1089,14 @@
           <w:color w:val="646464"/>
           <w:sz w:val="18"/>
         </w:rPr>
-        <w:t>推奨タグ：</w:t>
+        <w:t>タグ：</w:t>
       </w:r>
       <w:r>
         <w:rPr>
           <w:color w:val="0064B4"/>
           <w:sz w:val="18"/>
         </w:rPr>
-        <w:t>#自己分析 #エッセイ #就活 #自分磨き</w:t>
-      </w:r>
-    </w:p>
-    <w:p>
-      <w:r>
-        <w:rPr>
-          <w:b/>
-          <w:color w:val="646464"/>
-          <w:sz w:val="18"/>
-        </w:rPr>
-        <w:t>記事タイプ：</w:t>
-      </w:r>
-      <w:r>
-        <w:rPr>
-          <w:color w:val="00823C"/>
-          <w:sz w:val="18"/>
-        </w:rPr>
-        <w:t>無料｜集客記事</w:t>
+        <w:t>#ChatGPT #AI #恋愛 #エッセイ</w:t>
       </w:r>
     </w:p>
     <w:p/>
@@ -1390,7 +1119,7 @@
           <w:color w:val="1E1E1E"/>
           <w:sz w:val="28"/>
         </w:rPr>
-        <w:t>「考えすぎ」って言われる人は、だいたい正しい</w:t>
+        <w:t>「AI占い」って当たるの？本物の占い師が試してみた</w:t>
       </w:r>
     </w:p>
     <w:p>
@@ -1398,7 +1127,7 @@
         <w:rPr>
           <w:sz w:val="20"/>
         </w:rPr>
-        <w:t>ブランドプロミスど真ん中の記事。友達に相談しても「考えすぎだよ」で片付けられる悩みを、占い師は具体的に解きほぐすという立ち位置を伝える。</w:t>
+        <w:t>無料のAI占いサイトを5個くらい試して、占い師がガチで採点。どこが合ってて、どこがズレてるか。読者も同じ体験をしたことあるから共感しやすい。</w:t>
       </w:r>
     </w:p>
     <w:p>
@@ -1408,14 +1137,14 @@
           <w:color w:val="646464"/>
           <w:sz w:val="18"/>
         </w:rPr>
-        <w:t>タイトルのフック：</w:t>
+        <w:t>フック：</w:t>
       </w:r>
       <w:r>
         <w:rPr>
           <w:color w:val="960096"/>
           <w:sz w:val="18"/>
         </w:rPr>
-        <w:t>共感 × 意外な肯定</w:t>
+        <w:t>「試してみた」の体験レポ × プロの目線</w:t>
       </w:r>
     </w:p>
     <w:p>
@@ -1425,31 +1154,14 @@
           <w:color w:val="646464"/>
           <w:sz w:val="18"/>
         </w:rPr>
-        <w:t>推奨タグ：</w:t>
+        <w:t>タグ：</w:t>
       </w:r>
       <w:r>
         <w:rPr>
           <w:color w:val="0064B4"/>
           <w:sz w:val="18"/>
         </w:rPr>
-        <w:t>#エッセイ #メンタルヘルス #HSP #自己肯定感</w:t>
-      </w:r>
-    </w:p>
-    <w:p>
-      <w:r>
-        <w:rPr>
-          <w:b/>
-          <w:color w:val="646464"/>
-          <w:sz w:val="18"/>
-        </w:rPr>
-        <w:t>記事タイプ：</w:t>
-      </w:r>
-      <w:r>
-        <w:rPr>
-          <w:color w:val="00823C"/>
-          <w:sz w:val="18"/>
-        </w:rPr>
-        <w:t>無料｜ブランドメッセージ記事</w:t>
+        <w:t>#AI占い #占い #エッセイ #やってみた</w:t>
       </w:r>
     </w:p>
     <w:p/>
@@ -1472,7 +1184,7 @@
           <w:color w:val="1E1E1E"/>
           <w:sz w:val="28"/>
         </w:rPr>
-        <w:t>あなたの取扱説明書、他人が読んだら引くと思う</w:t>
+        <w:t>AIに「自分の性格」を聞いたら、けっこう当たってて悔しかった</w:t>
       </w:r>
     </w:p>
     <w:p>
@@ -1480,7 +1192,7 @@
         <w:rPr>
           <w:sz w:val="20"/>
         </w:rPr>
-        <w:t>「自分のトリセツ」を作ったら結構エグいこと書いてあるかもという話。看板商品「あの人のトリセツ」への自然な導線。noteで診断系は鉄板。</w:t>
+        <w:t>ChatGPTに生年月日を渡して性格を聞いてみた。意外と合ってる。でも「当たってる」と「わかってくれてる」は全然違う。AIと占い師の決定的な差を正直に。</w:t>
       </w:r>
     </w:p>
     <w:p>
@@ -1490,14 +1202,14 @@
           <w:color w:val="646464"/>
           <w:sz w:val="18"/>
         </w:rPr>
-        <w:t>タイトルのフック：</w:t>
+        <w:t>フック：</w:t>
       </w:r>
       <w:r>
         <w:rPr>
           <w:color w:val="960096"/>
           <w:sz w:val="18"/>
         </w:rPr>
-        <w:t>「引くと思う」の自虐的好奇心</w:t>
+        <w:t>自虐（「悔しかった」）× やってみた系</w:t>
       </w:r>
     </w:p>
     <w:p>
@@ -1507,31 +1219,14 @@
           <w:color w:val="646464"/>
           <w:sz w:val="18"/>
         </w:rPr>
-        <w:t>推奨タグ：</w:t>
+        <w:t>タグ：</w:t>
       </w:r>
       <w:r>
         <w:rPr>
           <w:color w:val="0064B4"/>
           <w:sz w:val="18"/>
         </w:rPr>
-        <w:t>#エッセイ #トリセツ #自分磨き #人間関係</w:t>
-      </w:r>
-    </w:p>
-    <w:p>
-      <w:r>
-        <w:rPr>
-          <w:b/>
-          <w:color w:val="646464"/>
-          <w:sz w:val="18"/>
-        </w:rPr>
-        <w:t>記事タイプ：</w:t>
-      </w:r>
-      <w:r>
-        <w:rPr>
-          <w:color w:val="00823C"/>
-          <w:sz w:val="18"/>
-        </w:rPr>
-        <w:t>無料｜商品導線記事</w:t>
+        <w:t>#AI #ChatGPT #性格診断 #エッセイ</w:t>
       </w:r>
     </w:p>
     <w:p/>
@@ -1554,7 +1249,7 @@
           <w:color w:val="1E1E1E"/>
           <w:sz w:val="28"/>
         </w:rPr>
-        <w:t>「頑張れ」が刺さる人と、逆効果な人</w:t>
+        <w:t>「AIに仕事奪われる」って言うけど、占い師はどうなの？</w:t>
       </w:r>
     </w:p>
     <w:p>
@@ -1562,7 +1257,7 @@
         <w:rPr>
           <w:sz w:val="20"/>
         </w:rPr>
-        <w:t>同じ言葉でも受け取り方は人による。応援が励みになるタイプと、プレッシャーになるタイプ。占い的にはエネルギーの方向性の違い。</w:t>
+        <w:t>よく聞かれる質問に正面から答える。結論から言うと、たぶん奪われない。でもその理由が「占いが特別だから」じゃなくて、もっと身も蓋もない話。</w:t>
       </w:r>
     </w:p>
     <w:p>
@@ -1572,14 +1267,14 @@
           <w:color w:val="646464"/>
           <w:sz w:val="18"/>
         </w:rPr>
-        <w:t>タイトルのフック：</w:t>
+        <w:t>フック：</w:t>
       </w:r>
       <w:r>
         <w:rPr>
           <w:color w:val="960096"/>
           <w:sz w:val="18"/>
         </w:rPr>
-        <w:t>二項対立 × 身近なあるある</w:t>
+        <w:t>時事ネタ × 自分ごと化 × オチが気になる構造</w:t>
       </w:r>
     </w:p>
     <w:p>
@@ -1589,31 +1284,14 @@
           <w:color w:val="646464"/>
           <w:sz w:val="18"/>
         </w:rPr>
-        <w:t>推奨タグ：</w:t>
+        <w:t>タグ：</w:t>
       </w:r>
       <w:r>
         <w:rPr>
           <w:color w:val="0064B4"/>
           <w:sz w:val="18"/>
         </w:rPr>
-        <w:t>#エッセイ #メンタルヘルス #人間関係 #言葉</w:t>
-      </w:r>
-    </w:p>
-    <w:p>
-      <w:r>
-        <w:rPr>
-          <w:b/>
-          <w:color w:val="646464"/>
-          <w:sz w:val="18"/>
-        </w:rPr>
-        <w:t>記事タイプ：</w:t>
-      </w:r>
-      <w:r>
-        <w:rPr>
-          <w:color w:val="00823C"/>
-          <w:sz w:val="18"/>
-        </w:rPr>
-        <w:t>無料｜集客記事</w:t>
+        <w:t>#AI #仕事 #占い師 #エッセイ</w:t>
       </w:r>
     </w:p>
     <w:p/>
@@ -1636,7 +1314,7 @@
           <w:color w:val="1E1E1E"/>
           <w:sz w:val="28"/>
         </w:rPr>
-        <w:t>「何者かにならなきゃ」の呪い、いつ解ける？</w:t>
+        <w:t>Siriに「私の運勢」って聞いたことある人、正直に手を挙げて</w:t>
       </w:r>
     </w:p>
     <w:p>
@@ -1644,7 +1322,7 @@
         <w:rPr>
           <w:sz w:val="20"/>
         </w:rPr>
-        <w:t>20代後半〜30代の焦り。キャリア・恋愛・SNSの「何者か」プレッシャー。占い師として見てきた「何者かになろうとして壊れた人」と「ならなくても幸せな人」。</w:t>
+        <w:t>Siri、Alexa、Googleアシスタント。つい聞いちゃう「今日の運勢」。なぜ人はAIにまで運勢を聞きたがるのか。占い師が思う「人が占いを求める本当の理由」。</w:t>
       </w:r>
     </w:p>
     <w:p>
@@ -1654,14 +1332,14 @@
           <w:color w:val="646464"/>
           <w:sz w:val="18"/>
         </w:rPr>
-        <w:t>タイトルのフック：</w:t>
+        <w:t>フック：</w:t>
       </w:r>
       <w:r>
         <w:rPr>
           <w:color w:val="960096"/>
           <w:sz w:val="18"/>
         </w:rPr>
-        <w:t>世代共感 ×「呪い」の強いワード</w:t>
+        <w:t>あるある × ユーモア ×「手を挙げて」の参加感</w:t>
       </w:r>
     </w:p>
     <w:p>
@@ -1671,31 +1349,14 @@
           <w:color w:val="646464"/>
           <w:sz w:val="18"/>
         </w:rPr>
-        <w:t>推奨タグ：</w:t>
+        <w:t>タグ：</w:t>
       </w:r>
       <w:r>
         <w:rPr>
           <w:color w:val="0064B4"/>
           <w:sz w:val="18"/>
         </w:rPr>
-        <w:t>#エッセイ #アラサー #キャリア #自己肯定感</w:t>
-      </w:r>
-    </w:p>
-    <w:p>
-      <w:r>
-        <w:rPr>
-          <w:b/>
-          <w:color w:val="646464"/>
-          <w:sz w:val="18"/>
-        </w:rPr>
-        <w:t>記事タイプ：</w:t>
-      </w:r>
-      <w:r>
-        <w:rPr>
-          <w:color w:val="00823C"/>
-          <w:sz w:val="18"/>
-        </w:rPr>
-        <w:t>無料｜集客記事</w:t>
+        <w:t>#Siri #AI #占い #エッセイ</w:t>
       </w:r>
     </w:p>
     <w:p/>
@@ -1705,10 +1366,10 @@
       </w:pPr>
       <w:r>
         <w:rPr>
-          <w:color w:val="960096"/>
+          <w:color w:val="008264"/>
           <w:sz w:val="32"/>
         </w:rPr>
-        <w:t>トレンド・時事ネタ</w:t>
+        <w:t>自分のこと・メンタル</w:t>
       </w:r>
     </w:p>
     <w:p>
@@ -1718,7 +1379,7 @@
           <w:color w:val="787878"/>
           <w:sz w:val="18"/>
         </w:rPr>
-        <w:t>── バズ狙い＋SNSシェア重視。占いを知らない人にリーチする窓口</w:t>
+        <w:t>── 難しい心理学用語は使わない。「あ、私のことだ」と思える日常レベルの自己理解</w:t>
       </w:r>
     </w:p>
     <w:p>
@@ -1740,7 +1401,7 @@
           <w:color w:val="1E1E1E"/>
           <w:sz w:val="28"/>
         </w:rPr>
-        <w:t>ChatGPTに恋愛相談してみた。占い師の感想</w:t>
+        <w:t>自己肯定感、無理に上げなくていい</w:t>
       </w:r>
     </w:p>
     <w:p>
@@ -1748,7 +1409,7 @@
         <w:rPr>
           <w:sz w:val="20"/>
         </w:rPr>
-        <w:t>実際にChatGPTに恋愛相談を投げて、その回答を占い師が添削する企画。AIの回答と占いの回答の違いを比較。結論：AIは正論、占いは「あなたの場合」に強い。</w:t>
+        <w:t>「自己肯定感を上げよう！」って本やSNSで見すぎて疲れた人へ。上げようとして上がらないのは普通。そのまんまで動ける方法がある。</w:t>
       </w:r>
     </w:p>
     <w:p>
@@ -1758,14 +1419,14 @@
           <w:color w:val="646464"/>
           <w:sz w:val="18"/>
         </w:rPr>
-        <w:t>タイトルのフック：</w:t>
+        <w:t>フック：</w:t>
       </w:r>
       <w:r>
         <w:rPr>
           <w:color w:val="960096"/>
           <w:sz w:val="18"/>
         </w:rPr>
-        <w:t>AIトレンド × 対決企画 × 占い師の本音</w:t>
+        <w:t>トレンドへの逆張り × 許しの言葉</w:t>
       </w:r>
     </w:p>
     <w:p>
@@ -1775,31 +1436,14 @@
           <w:color w:val="646464"/>
           <w:sz w:val="18"/>
         </w:rPr>
-        <w:t>推奨タグ：</w:t>
+        <w:t>タグ：</w:t>
       </w:r>
       <w:r>
         <w:rPr>
           <w:color w:val="0064B4"/>
           <w:sz w:val="18"/>
         </w:rPr>
-        <w:t>#ChatGPT #AI #恋愛 #エッセイ</w:t>
-      </w:r>
-    </w:p>
-    <w:p>
-      <w:r>
-        <w:rPr>
-          <w:b/>
-          <w:color w:val="646464"/>
-          <w:sz w:val="18"/>
-        </w:rPr>
-        <w:t>記事タイプ：</w:t>
-      </w:r>
-      <w:r>
-        <w:rPr>
-          <w:color w:val="00823C"/>
-          <w:sz w:val="18"/>
-        </w:rPr>
-        <w:t>無料｜バズ狙い記事</w:t>
+        <w:t>#自己肯定感 #エッセイ #メンタルヘルス</w:t>
       </w:r>
     </w:p>
     <w:p/>
@@ -1822,7 +1466,7 @@
           <w:color w:val="1E1E1E"/>
           <w:sz w:val="28"/>
         </w:rPr>
-        <w:t>「親ガチャ」って言葉、占い師的にはこう見える</w:t>
+        <w:t>「考えすぎ」って言われる人は、だいたい正しい</w:t>
       </w:r>
     </w:p>
     <w:p>
@@ -1830,7 +1474,7 @@
         <w:rPr>
           <w:sz w:val="20"/>
         </w:rPr>
-        <w:t>親ガチャ論争に占い師が参戦。生まれの条件を「ハズレ」ではなく「初期設定」として見る視点。環境は選べないが、使い方は選べるという哲学。</w:t>
+        <w:t>友達に相談しても「考えすぎだよ〜」で終わる。でも考えすぎなんじゃなくて、ちゃんと考えてるだけ。そういう人の悩みを軽く扱わない、という宣言。</w:t>
       </w:r>
     </w:p>
     <w:p>
@@ -1840,14 +1484,14 @@
           <w:color w:val="646464"/>
           <w:sz w:val="18"/>
         </w:rPr>
-        <w:t>タイトルのフック：</w:t>
+        <w:t>フック：</w:t>
       </w:r>
       <w:r>
         <w:rPr>
           <w:color w:val="960096"/>
           <w:sz w:val="18"/>
         </w:rPr>
-        <w:t>論争ワード × 占い師という意外な切り口</w:t>
+        <w:t>共感 × 意外な肯定（「正しい」）</w:t>
       </w:r>
     </w:p>
     <w:p>
@@ -1857,31 +1501,14 @@
           <w:color w:val="646464"/>
           <w:sz w:val="18"/>
         </w:rPr>
-        <w:t>推奨タグ：</w:t>
+        <w:t>タグ：</w:t>
       </w:r>
       <w:r>
         <w:rPr>
           <w:color w:val="0064B4"/>
           <w:sz w:val="18"/>
         </w:rPr>
-        <w:t>#親ガチャ #エッセイ #人生 #メンタルヘルス</w:t>
-      </w:r>
-    </w:p>
-    <w:p>
-      <w:r>
-        <w:rPr>
-          <w:b/>
-          <w:color w:val="646464"/>
-          <w:sz w:val="18"/>
-        </w:rPr>
-        <w:t>記事タイプ：</w:t>
-      </w:r>
-      <w:r>
-        <w:rPr>
-          <w:color w:val="00823C"/>
-          <w:sz w:val="18"/>
-        </w:rPr>
-        <w:t>無料｜バズ狙い記事</w:t>
+        <w:t>#エッセイ #考えすぎ #メンタルヘルス</w:t>
       </w:r>
     </w:p>
     <w:p/>
@@ -1904,7 +1531,7 @@
           <w:color w:val="1E1E1E"/>
           <w:sz w:val="28"/>
         </w:rPr>
-        <w:t>SNS断ちしたら、なぜか人間関係よくなった話</w:t>
+        <w:t>あなたの取扱説明書、他人が読んだら引くと思う</w:t>
       </w:r>
     </w:p>
     <w:p>
@@ -1912,7 +1539,7 @@
         <w:rPr>
           <w:sz w:val="20"/>
         </w:rPr>
-        <w:t>SNS疲れはZ世代〜ミレニアルの共通テーマ。実体験ベースで「情報を減らしたら自分の声が聞こえた」話。デジタルデトックスと占い的な「静」の力。</w:t>
+        <w:t>自分のことを説明書にしたら、けっこうヤバい内容になる。面倒くさいポイント、地雷、扱い方。看板商品「あの人のトリセツ」への自然な入口。</w:t>
       </w:r>
     </w:p>
     <w:p>
@@ -1922,14 +1549,14 @@
           <w:color w:val="646464"/>
           <w:sz w:val="18"/>
         </w:rPr>
-        <w:t>タイトルのフック：</w:t>
+        <w:t>フック：</w:t>
       </w:r>
       <w:r>
         <w:rPr>
           <w:color w:val="960096"/>
           <w:sz w:val="18"/>
         </w:rPr>
-        <w:t>体験談 ×「なぜか」の意外性</w:t>
+        <w:t>自虐 ×「引くと思う」の好奇心</w:t>
       </w:r>
     </w:p>
     <w:p>
@@ -1939,31 +1566,14 @@
           <w:color w:val="646464"/>
           <w:sz w:val="18"/>
         </w:rPr>
-        <w:t>推奨タグ：</w:t>
+        <w:t>タグ：</w:t>
       </w:r>
       <w:r>
         <w:rPr>
           <w:color w:val="0064B4"/>
           <w:sz w:val="18"/>
         </w:rPr>
-        <w:t>#SNS断ち #デジタルデトックス #エッセイ #人間関係</w:t>
-      </w:r>
-    </w:p>
-    <w:p>
-      <w:r>
-        <w:rPr>
-          <w:b/>
-          <w:color w:val="646464"/>
-          <w:sz w:val="18"/>
-        </w:rPr>
-        <w:t>記事タイプ：</w:t>
-      </w:r>
-      <w:r>
-        <w:rPr>
-          <w:color w:val="00823C"/>
-          <w:sz w:val="18"/>
-        </w:rPr>
-        <w:t>無料｜集客記事</w:t>
+        <w:t>#トリセツ #エッセイ #自分磨き #人間関係</w:t>
       </w:r>
     </w:p>
     <w:p/>
@@ -1994,7 +1604,7 @@
         <w:rPr>
           <w:sz w:val="20"/>
         </w:rPr>
-        <w:t>占いの最大の入口＝朝の星座占い。「信じてない」と言いながら見る人の心理を分析。人は「未来が少しでも見えると安心する生き物」。占い全般への興味喚起。</w:t>
+        <w:t>めざましテレビの星座占い、信じてないのについ見ちゃう。1位だと嬉しいし、12位だとちょっと気になる。この心理を占い師が解説。占い全般の入口記事。</w:t>
       </w:r>
     </w:p>
     <w:p>
@@ -2004,14 +1614,14 @@
           <w:color w:val="646464"/>
           <w:sz w:val="18"/>
         </w:rPr>
-        <w:t>タイトルのフック：</w:t>
+        <w:t>フック：</w:t>
       </w:r>
       <w:r>
         <w:rPr>
           <w:color w:val="960096"/>
           <w:sz w:val="18"/>
         </w:rPr>
-        <w:t>自分の矛盾を突かれるドキッと感</w:t>
+        <w:t>全員に覚えがある × 矛盾を突く面白さ</w:t>
       </w:r>
     </w:p>
     <w:p>
@@ -2021,31 +1631,14 @@
           <w:color w:val="646464"/>
           <w:sz w:val="18"/>
         </w:rPr>
-        <w:t>推奨タグ：</w:t>
+        <w:t>タグ：</w:t>
       </w:r>
       <w:r>
         <w:rPr>
           <w:color w:val="0064B4"/>
           <w:sz w:val="18"/>
         </w:rPr>
-        <w:t>#星座占い #心理学 #エッセイ #朝活</w:t>
-      </w:r>
-    </w:p>
-    <w:p>
-      <w:r>
-        <w:rPr>
-          <w:b/>
-          <w:color w:val="646464"/>
-          <w:sz w:val="18"/>
-        </w:rPr>
-        <w:t>記事タイプ：</w:t>
-      </w:r>
-      <w:r>
-        <w:rPr>
-          <w:color w:val="00823C"/>
-          <w:sz w:val="18"/>
-        </w:rPr>
-        <w:t>無料｜占い入口記事</w:t>
+        <w:t>#星座占い #朝 #エッセイ #心理</w:t>
       </w:r>
     </w:p>
     <w:p/>
@@ -2068,7 +1661,7 @@
           <w:color w:val="1E1E1E"/>
           <w:sz w:val="28"/>
         </w:rPr>
-        <w:t>【愛着障害】バズってるけど、安易に使うの怖くない？</w:t>
+        <w:t>SNS断ちしたら、なぜか人間関係よくなった話</w:t>
       </w:r>
     </w:p>
     <w:p>
@@ -2076,7 +1669,7 @@
         <w:rPr>
           <w:sz w:val="20"/>
         </w:rPr>
-        <w:t>SNSで「愛着障害」が流行語化。自己診断の危うさと、ラベルを貼ることで楽になる面・苦しくなる面。占い師は「ラベルではなく、あなた個人を見る」スタンス。</w:t>
+        <w:t>インスタを1週間やめてみた。最初は暇。でも3日目くらいから頭が静かになった。「情報を減らすと自分の声が聞こえる」という実体験ベースのエッセイ。</w:t>
       </w:r>
     </w:p>
     <w:p>
@@ -2086,14 +1679,14 @@
           <w:color w:val="646464"/>
           <w:sz w:val="18"/>
         </w:rPr>
-        <w:t>タイトルのフック：</w:t>
+        <w:t>フック：</w:t>
       </w:r>
       <w:r>
         <w:rPr>
           <w:color w:val="960096"/>
           <w:sz w:val="18"/>
         </w:rPr>
-        <w:t>トレンドワード ×【】の目立ち × 問題提起</w:t>
+        <w:t>体験談 ×「なぜか」の意外性</w:t>
       </w:r>
     </w:p>
     <w:p>
@@ -2103,34 +1696,39 @@
           <w:color w:val="646464"/>
           <w:sz w:val="18"/>
         </w:rPr>
-        <w:t>推奨タグ：</w:t>
+        <w:t>タグ：</w:t>
       </w:r>
       <w:r>
         <w:rPr>
           <w:color w:val="0064B4"/>
           <w:sz w:val="18"/>
         </w:rPr>
-        <w:t>#愛着障害 #メンタルヘルス #エッセイ #恋愛</w:t>
+        <w:t>#SNS断ち #デジタルデトックス #エッセイ</w:t>
+      </w:r>
+    </w:p>
+    <w:p/>
+    <w:p>
+      <w:pPr>
+        <w:pStyle w:val="Heading1"/>
+      </w:pPr>
+      <w:r>
+        <w:rPr>
+          <w:color w:val="00643C"/>
+          <w:sz w:val="32"/>
+        </w:rPr>
+        <w:t>仕事・お金</w:t>
       </w:r>
     </w:p>
     <w:p>
       <w:r>
         <w:rPr>
-          <w:b/>
-          <w:color w:val="646464"/>
+          <w:i/>
+          <w:color w:val="787878"/>
           <w:sz w:val="18"/>
         </w:rPr>
-        <w:t>記事タイプ：</w:t>
-      </w:r>
-      <w:r>
-        <w:rPr>
-          <w:color w:val="00823C"/>
-          <w:sz w:val="18"/>
-        </w:rPr>
-        <w:t>無料｜集客記事</w:t>
+        <w:t>── 恋愛以外の入口。転職・給料・働き方は20〜30代全員のテーマ</w:t>
       </w:r>
     </w:p>
-    <w:p/>
     <w:p>
       <w:pPr>
         <w:pStyle w:val="Heading2"/>
@@ -2150,7 +1748,7 @@
           <w:color w:val="1E1E1E"/>
           <w:sz w:val="28"/>
         </w:rPr>
-        <w:t>「ガスライティング」って言いたいだけの人、増えてない？</w:t>
+        <w:t>「向いてる仕事」より「向いてない仕事」を先に知れ</w:t>
       </w:r>
     </w:p>
     <w:p>
@@ -2158,7 +1756,7 @@
         <w:rPr>
           <w:sz w:val="20"/>
         </w:rPr>
-        <w:t>心理学用語の濫用問題を占い師の視点で。「あなたの感覚は正しいのか、相手が悪いのか」を感情ではなく相性で紐解く視点を提示。</w:t>
+        <w:t>適職診断いくらやっても決まらない。向いてることは曖昧だけど「絶対無理なこと」はわりとはっきりしてる。消去法で残ったものが意外と正解。</w:t>
       </w:r>
     </w:p>
     <w:p>
@@ -2168,14 +1766,14 @@
           <w:color w:val="646464"/>
           <w:sz w:val="18"/>
         </w:rPr>
-        <w:t>タイトルのフック：</w:t>
+        <w:t>フック：</w:t>
       </w:r>
       <w:r>
         <w:rPr>
           <w:color w:val="960096"/>
           <w:sz w:val="18"/>
         </w:rPr>
-        <w:t>挑発的な問いかけ × トレンド心理学ワード</w:t>
+        <w:t>逆説 ×「知れ」の命令口調</w:t>
       </w:r>
     </w:p>
     <w:p>
@@ -2185,56 +1783,17 @@
           <w:color w:val="646464"/>
           <w:sz w:val="18"/>
         </w:rPr>
-        <w:t>推奨タグ：</w:t>
+        <w:t>タグ：</w:t>
       </w:r>
       <w:r>
         <w:rPr>
           <w:color w:val="0064B4"/>
           <w:sz w:val="18"/>
         </w:rPr>
-        <w:t>#ガスライティング #人間関係 #エッセイ #メンタルヘルス</w:t>
-      </w:r>
-    </w:p>
-    <w:p>
-      <w:r>
-        <w:rPr>
-          <w:b/>
-          <w:color w:val="646464"/>
-          <w:sz w:val="18"/>
-        </w:rPr>
-        <w:t>記事タイプ：</w:t>
-      </w:r>
-      <w:r>
-        <w:rPr>
-          <w:color w:val="00823C"/>
-          <w:sz w:val="18"/>
-        </w:rPr>
-        <w:t>無料｜バズ狙い記事</w:t>
+        <w:t>#転職 #仕事 #適職 #エッセイ</w:t>
       </w:r>
     </w:p>
     <w:p/>
-    <w:p>
-      <w:pPr>
-        <w:pStyle w:val="Heading1"/>
-      </w:pPr>
-      <w:r>
-        <w:rPr>
-          <w:color w:val="00783C"/>
-          <w:sz w:val="32"/>
-        </w:rPr>
-        <w:t>仕事・お金・キャリア</w:t>
-      </w:r>
-    </w:p>
-    <w:p>
-      <w:r>
-        <w:rPr>
-          <w:i/>
-          <w:color w:val="787878"/>
-          <w:sz w:val="18"/>
-        </w:rPr>
-        <w:t>── 恋愛以外の入口。転職・副業世代に刺さるテーマ</w:t>
-      </w:r>
-    </w:p>
     <w:p>
       <w:pPr>
         <w:pStyle w:val="Heading2"/>
@@ -2254,7 +1813,7 @@
           <w:color w:val="1E1E1E"/>
           <w:sz w:val="28"/>
         </w:rPr>
-        <w:t>「向いてる仕事」より「向いてない仕事」を先に知れ</w:t>
+        <w:t>月曜の朝が憂鬱な人、全員読んで</w:t>
       </w:r>
     </w:p>
     <w:p>
@@ -2262,7 +1821,7 @@
         <w:rPr>
           <w:sz w:val="20"/>
         </w:rPr>
-        <w:t>適職診断ブームへの逆張り。向いてることより「絶対向いてないこと」を知る方が早いし確実。占い的にも「やめた方がいいこと」の方が明確に出る。</w:t>
+        <w:t>日曜の夜から始まるあの憂鬱。仕事が嫌なのか、生活リズムの問題なのか。占い師的には「合ってない」サインと「波」の問題がある。見分け方を書く。</w:t>
       </w:r>
     </w:p>
     <w:p>
@@ -2272,14 +1831,14 @@
           <w:color w:val="646464"/>
           <w:sz w:val="18"/>
         </w:rPr>
-        <w:t>タイトルのフック：</w:t>
+        <w:t>フック：</w:t>
       </w:r>
       <w:r>
         <w:rPr>
           <w:color w:val="960096"/>
           <w:sz w:val="18"/>
         </w:rPr>
-        <w:t>逆説 × 命令口調のインパクト</w:t>
+        <w:t>圧倒的共感 ×「全員読んで」の強い呼びかけ</w:t>
       </w:r>
     </w:p>
     <w:p>
@@ -2289,31 +1848,14 @@
           <w:color w:val="646464"/>
           <w:sz w:val="18"/>
         </w:rPr>
-        <w:t>推奨タグ：</w:t>
+        <w:t>タグ：</w:t>
       </w:r>
       <w:r>
         <w:rPr>
           <w:color w:val="0064B4"/>
           <w:sz w:val="18"/>
         </w:rPr>
-        <w:t>#転職 #キャリア #適職 #エッセイ</w:t>
-      </w:r>
-    </w:p>
-    <w:p>
-      <w:r>
-        <w:rPr>
-          <w:b/>
-          <w:color w:val="646464"/>
-          <w:sz w:val="18"/>
-        </w:rPr>
-        <w:t>記事タイプ：</w:t>
-      </w:r>
-      <w:r>
-        <w:rPr>
-          <w:color w:val="00823C"/>
-          <w:sz w:val="18"/>
-        </w:rPr>
-        <w:t>無料｜集客記事</w:t>
+        <w:t>#月曜日 #仕事 #エッセイ #メンタルヘルス</w:t>
       </w:r>
     </w:p>
     <w:p/>
@@ -2336,7 +1878,7 @@
           <w:color w:val="1E1E1E"/>
           <w:sz w:val="28"/>
         </w:rPr>
-        <w:t>月曜の朝が憂鬱な人、全員読んで</w:t>
+        <w:t>「お金に好かれる人」の正体が、思ってたのと違った</w:t>
       </w:r>
     </w:p>
     <w:p>
@@ -2344,7 +1886,7 @@
         <w:rPr>
           <w:sz w:val="20"/>
         </w:rPr>
-        <w:t>日曜の夜〜月曜の朝の憂鬱は「仕事が合ってないサイン」かもしれない。でも全員がそうではなく、周期的なものかもしれない。占い的な「波」の話に持っていく。</w:t>
+        <w:t>金運アップ＝黄色い財布、みたいな話じゃない。鑑定で見てきた「なぜかお金が集まる人」の共通点は、もっと地味で意外なことだった。</w:t>
       </w:r>
     </w:p>
     <w:p>
@@ -2354,14 +1896,14 @@
           <w:color w:val="646464"/>
           <w:sz w:val="18"/>
         </w:rPr>
-        <w:t>タイトルのフック：</w:t>
+        <w:t>フック：</w:t>
       </w:r>
       <w:r>
         <w:rPr>
           <w:color w:val="960096"/>
           <w:sz w:val="18"/>
         </w:rPr>
-        <w:t>圧倒的共感 ×「全員読んで」の強い呼びかけ</w:t>
+        <w:t>金運ワード ×「思ってたのと違った」のギャップ</w:t>
       </w:r>
     </w:p>
     <w:p>
@@ -2371,34 +1913,39 @@
           <w:color w:val="646464"/>
           <w:sz w:val="18"/>
         </w:rPr>
-        <w:t>推奨タグ：</w:t>
+        <w:t>タグ：</w:t>
       </w:r>
       <w:r>
         <w:rPr>
           <w:color w:val="0064B4"/>
           <w:sz w:val="18"/>
         </w:rPr>
-        <w:t>#月曜日 #仕事 #エッセイ #メンタルヘルス</w:t>
+        <w:t>#お金 #金運 #エッセイ #自分磨き</w:t>
+      </w:r>
+    </w:p>
+    <w:p/>
+    <w:p>
+      <w:pPr>
+        <w:pStyle w:val="Heading1"/>
+      </w:pPr>
+      <w:r>
+        <w:rPr>
+          <w:color w:val="645000"/>
+          <w:sz w:val="32"/>
+        </w:rPr>
+        <w:t>コラム・日常</w:t>
       </w:r>
     </w:p>
     <w:p>
       <w:r>
         <w:rPr>
-          <w:b/>
-          <w:color w:val="646464"/>
+          <w:i/>
+          <w:color w:val="787878"/>
           <w:sz w:val="18"/>
         </w:rPr>
-        <w:t>記事タイプ：</w:t>
-      </w:r>
-      <w:r>
-        <w:rPr>
-          <w:color w:val="00823C"/>
-          <w:sz w:val="18"/>
-        </w:rPr>
-        <w:t>無料｜集客記事</w:t>
+        <w:t>── 占い師あつきの人柄が見える記事。読者が「この人の鑑定受けてみたい」と思う入口</w:t>
       </w:r>
     </w:p>
-    <w:p/>
     <w:p>
       <w:pPr>
         <w:pStyle w:val="Heading2"/>
@@ -2418,7 +1965,7 @@
           <w:color w:val="1E1E1E"/>
           <w:sz w:val="28"/>
         </w:rPr>
-        <w:t>「お金に好かれる人」の正体が、思ってたのと違った</w:t>
+        <w:t>「幸せそうに見える人」の裏側を、1500人分見てきた</w:t>
       </w:r>
     </w:p>
     <w:p>
@@ -2426,7 +1973,7 @@
         <w:rPr>
           <w:sz w:val="20"/>
         </w:rPr>
-        <w:t>金運の話だが、パワーストーンや財布の色ではなく「お金が集まりやすい行動パターン」の話。占い的にも金運は「入ってくる量」より「使い方の癖」。</w:t>
+        <w:t>インスタで幸せそうなあの人、鑑定に来たら全然違う悩み持ってた。1500人見てきた占い師が「幸せに見える」と「実際に幸せ」の違いを語る。</w:t>
       </w:r>
     </w:p>
     <w:p>
@@ -2436,14 +1983,14 @@
           <w:color w:val="646464"/>
           <w:sz w:val="18"/>
         </w:rPr>
-        <w:t>タイトルのフック：</w:t>
+        <w:t>フック：</w:t>
       </w:r>
       <w:r>
         <w:rPr>
           <w:color w:val="960096"/>
           <w:sz w:val="18"/>
         </w:rPr>
-        <w:t>金運ワード ×「思ってたのと違った」のギャップ</w:t>
+        <w:t>具体的な数字 × 裏側への好奇心</w:t>
       </w:r>
     </w:p>
     <w:p>
@@ -2453,56 +2000,17 @@
           <w:color w:val="646464"/>
           <w:sz w:val="18"/>
         </w:rPr>
-        <w:t>推奨タグ：</w:t>
+        <w:t>タグ：</w:t>
       </w:r>
       <w:r>
         <w:rPr>
           <w:color w:val="0064B4"/>
           <w:sz w:val="18"/>
         </w:rPr>
-        <w:t>#お金 #金運 #エッセイ #自分磨き</w:t>
-      </w:r>
-    </w:p>
-    <w:p>
-      <w:r>
-        <w:rPr>
-          <w:b/>
-          <w:color w:val="646464"/>
-          <w:sz w:val="18"/>
-        </w:rPr>
-        <w:t>記事タイプ：</w:t>
-      </w:r>
-      <w:r>
-        <w:rPr>
-          <w:color w:val="00823C"/>
-          <w:sz w:val="18"/>
-        </w:rPr>
-        <w:t>無料｜集客記事</w:t>
+        <w:t>#エッセイ #幸せ #SNS #占い師の本音</w:t>
       </w:r>
     </w:p>
     <w:p/>
-    <w:p>
-      <w:pPr>
-        <w:pStyle w:val="Heading1"/>
-      </w:pPr>
-      <w:r>
-        <w:rPr>
-          <w:color w:val="645000"/>
-          <w:sz w:val="32"/>
-        </w:rPr>
-        <w:t>コラム・人生・エッセイ</w:t>
-      </w:r>
-    </w:p>
-    <w:p>
-      <w:r>
-        <w:rPr>
-          <w:i/>
-          <w:color w:val="787878"/>
-          <w:sz w:val="18"/>
-        </w:rPr>
-        <w:t>── noteの#エッセイタグは最大勢力。占い師あつきの人柄が伝わるパーソナル記事</w:t>
-      </w:r>
-    </w:p>
     <w:p>
       <w:pPr>
         <w:pStyle w:val="Heading2"/>
@@ -2522,7 +2030,7 @@
           <w:color w:val="1E1E1E"/>
           <w:sz w:val="28"/>
         </w:rPr>
-        <w:t>「幸せそうに見える人」の裏側を、1500人分見てきた</w:t>
+        <w:t>「なんとかなる」が口癖の人、本当になんとかなってる</w:t>
       </w:r>
     </w:p>
     <w:p>
@@ -2530,7 +2038,7 @@
         <w:rPr>
           <w:sz w:val="20"/>
         </w:rPr>
-        <w:t>1500件超の鑑定から見えた、人間の幸せの構造。SNSで幸せそうに見える人の鑑定で聞いた本音。「幸せ」の定義は人によって全然違うという気づき。</w:t>
+        <w:t>鑑定で出会った「なんとかなる」タイプ。楽観的なだけかと思いきや、共通点があった。占い的にはこういう人の流れの乗り方が上手い。</w:t>
       </w:r>
     </w:p>
     <w:p>
@@ -2540,14 +2048,14 @@
           <w:color w:val="646464"/>
           <w:sz w:val="18"/>
         </w:rPr>
-        <w:t>タイトルのフック：</w:t>
+        <w:t>フック：</w:t>
       </w:r>
       <w:r>
         <w:rPr>
           <w:color w:val="960096"/>
           <w:sz w:val="18"/>
         </w:rPr>
-        <w:t>具体的な数字（1500人）× 裏側への好奇心</w:t>
+        <w:t>口癖あるある × 検証（「本当になんとかなってる」）</w:t>
       </w:r>
     </w:p>
     <w:p>
@@ -2557,31 +2065,14 @@
           <w:color w:val="646464"/>
           <w:sz w:val="18"/>
         </w:rPr>
-        <w:t>推奨タグ：</w:t>
+        <w:t>タグ：</w:t>
       </w:r>
       <w:r>
         <w:rPr>
           <w:color w:val="0064B4"/>
           <w:sz w:val="18"/>
         </w:rPr>
-        <w:t>#エッセイ #人生 #幸せ #占い師の本音</w:t>
-      </w:r>
-    </w:p>
-    <w:p>
-      <w:r>
-        <w:rPr>
-          <w:b/>
-          <w:color w:val="646464"/>
-          <w:sz w:val="18"/>
-        </w:rPr>
-        <w:t>記事タイプ：</w:t>
-      </w:r>
-      <w:r>
-        <w:rPr>
-          <w:color w:val="00823C"/>
-          <w:sz w:val="18"/>
-        </w:rPr>
-        <w:t>無料｜信頼構築記事</w:t>
+        <w:t>#エッセイ #ポジティブ #人生 #メンタルヘルス</w:t>
       </w:r>
     </w:p>
     <w:p/>
@@ -2604,7 +2095,7 @@
           <w:color w:val="1E1E1E"/>
           <w:sz w:val="28"/>
         </w:rPr>
-        <w:t>人生の分岐点、あとから気づく人がほとんど</w:t>
+        <w:t>友達に相談しても「考えすぎ」で終わる悩みの置き場所</w:t>
       </w:r>
     </w:p>
     <w:p>
@@ -2612,7 +2103,7 @@
         <w:rPr>
           <w:sz w:val="20"/>
         </w:rPr>
-        <w:t>「あの時が分岐点だった」は後からしかわからない。でも占い的には「今、流れが変わる時期」は事前に見える。だから占いは未来予測じゃなくて「準備」。</w:t>
+        <w:t>ブランドプロミスそのもの。「考えすぎだよ」で片付けられる悩みを、ちゃんと受け止めてくれる場所がある。宣伝じゃなく共感の記事として。</w:t>
       </w:r>
     </w:p>
     <w:p>
@@ -2622,14 +2113,14 @@
           <w:color w:val="646464"/>
           <w:sz w:val="18"/>
         </w:rPr>
-        <w:t>タイトルのフック：</w:t>
+        <w:t>フック：</w:t>
       </w:r>
       <w:r>
         <w:rPr>
           <w:color w:val="960096"/>
           <w:sz w:val="18"/>
         </w:rPr>
-        <w:t>人生の普遍的テーマ × 静かな気づき</w:t>
+        <w:t>痛みへの寄り添い × 居場所の提示</w:t>
       </w:r>
     </w:p>
     <w:p>
@@ -2639,31 +2130,14 @@
           <w:color w:val="646464"/>
           <w:sz w:val="18"/>
         </w:rPr>
-        <w:t>推奨タグ：</w:t>
+        <w:t>タグ：</w:t>
       </w:r>
       <w:r>
         <w:rPr>
           <w:color w:val="0064B4"/>
           <w:sz w:val="18"/>
         </w:rPr>
-        <w:t>#エッセイ #人生 #分岐点 #自分磨き</w:t>
-      </w:r>
-    </w:p>
-    <w:p>
-      <w:r>
-        <w:rPr>
-          <w:b/>
-          <w:color w:val="646464"/>
-          <w:sz w:val="18"/>
-        </w:rPr>
-        <w:t>記事タイプ：</w:t>
-      </w:r>
-      <w:r>
-        <w:rPr>
-          <w:color w:val="00823C"/>
-          <w:sz w:val="18"/>
-        </w:rPr>
-        <w:t>無料｜ブランディング記事</w:t>
+        <w:t>#エッセイ #悩み #考えすぎ #メンタルヘルス</w:t>
       </w:r>
     </w:p>
     <w:p/>
@@ -2686,7 +2160,7 @@
           <w:color w:val="1E1E1E"/>
           <w:sz w:val="28"/>
         </w:rPr>
-        <w:t>「なんとかなる」が口癖の人、本当になんとかなってる</w:t>
+        <w:t>「親ガチャ」って言葉、占い師的にはこう見える</w:t>
       </w:r>
     </w:p>
     <w:p>
@@ -2694,7 +2168,7 @@
         <w:rPr>
           <w:sz w:val="20"/>
         </w:rPr>
-        <w:t>楽観主義は運を呼ぶのか。鑑定で出会った「なんとかなる」タイプの共通点を分析。占い的には「流れに乗るのが上手い人」に共通する性質がある。</w:t>
+        <w:t>生まれた環境は選べない。でも占い的には「ハズレ」じゃなくて「初期設定」。使いにくい設定でも攻略法はある、という前向きな話。重くなりすぎないよう注意。</w:t>
       </w:r>
     </w:p>
     <w:p>
@@ -2704,14 +2178,14 @@
           <w:color w:val="646464"/>
           <w:sz w:val="18"/>
         </w:rPr>
-        <w:t>タイトルのフック：</w:t>
+        <w:t>フック：</w:t>
       </w:r>
       <w:r>
         <w:rPr>
           <w:color w:val="960096"/>
           <w:sz w:val="18"/>
         </w:rPr>
-        <w:t>口癖あるある × 検証的な好奇心</w:t>
+        <w:t>バズワード × 占い師の意外な切り口</w:t>
       </w:r>
     </w:p>
     <w:p>
@@ -2721,31 +2195,14 @@
           <w:color w:val="646464"/>
           <w:sz w:val="18"/>
         </w:rPr>
-        <w:t>推奨タグ：</w:t>
+        <w:t>タグ：</w:t>
       </w:r>
       <w:r>
         <w:rPr>
           <w:color w:val="0064B4"/>
           <w:sz w:val="18"/>
         </w:rPr>
-        <w:t>#エッセイ #ポジティブ #人生 #メンタルヘルス</w:t>
-      </w:r>
-    </w:p>
-    <w:p>
-      <w:r>
-        <w:rPr>
-          <w:b/>
-          <w:color w:val="646464"/>
-          <w:sz w:val="18"/>
-        </w:rPr>
-        <w:t>記事タイプ：</w:t>
-      </w:r>
-      <w:r>
-        <w:rPr>
-          <w:color w:val="00823C"/>
-          <w:sz w:val="18"/>
-        </w:rPr>
-        <w:t>無料｜集客記事</w:t>
+        <w:t>#親ガチャ #エッセイ #人生</w:t>
       </w:r>
     </w:p>
     <w:p/>
@@ -2768,7 +2225,7 @@
           <w:color w:val="1E1E1E"/>
           <w:sz w:val="28"/>
         </w:rPr>
-        <w:t>友達に相談しても「考えすぎ」で終わる悩みの置き場所</w:t>
+        <w:t>「運がいい人」をずっと観察してたら、1つだけ共通点があった</w:t>
       </w:r>
     </w:p>
     <w:p>
@@ -2776,7 +2233,7 @@
         <w:rPr>
           <w:sz w:val="20"/>
         </w:rPr>
-        <w:t>ブランドプロミスそのもの。「考えすぎだよ」で済まされる悩みを真剣に扱う場所がある、ということを伝える。占いの宣伝ではなく「共感の記事」として。</w:t>
+        <w:t>鑑定で「運がいい人」に何人も出会った。金持ちとか美人とかじゃない。共通していたのは意外とシンプルなこと。オチは記事を読まないとわからない構造に。</w:t>
       </w:r>
     </w:p>
     <w:p>
@@ -2786,14 +2243,14 @@
           <w:color w:val="646464"/>
           <w:sz w:val="18"/>
         </w:rPr>
-        <w:t>タイトルのフック：</w:t>
+        <w:t>フック：</w:t>
       </w:r>
       <w:r>
         <w:rPr>
           <w:color w:val="960096"/>
           <w:sz w:val="18"/>
         </w:rPr>
-        <w:t>痛みへの寄り添い × 居場所の提示</w:t>
+        <w:t>好奇心 ×「1つだけ」のシンプルさ × オチ非公開</w:t>
       </w:r>
     </w:p>
     <w:p>
@@ -2803,31 +2260,14 @@
           <w:color w:val="646464"/>
           <w:sz w:val="18"/>
         </w:rPr>
-        <w:t>推奨タグ：</w:t>
+        <w:t>タグ：</w:t>
       </w:r>
       <w:r>
         <w:rPr>
           <w:color w:val="0064B4"/>
           <w:sz w:val="18"/>
         </w:rPr>
-        <w:t>#エッセイ #悩み #考えすぎ #メンタルヘルス</w:t>
-      </w:r>
-    </w:p>
-    <w:p>
-      <w:r>
-        <w:rPr>
-          <w:b/>
-          <w:color w:val="646464"/>
-          <w:sz w:val="18"/>
-        </w:rPr>
-        <w:t>記事タイプ：</w:t>
-      </w:r>
-      <w:r>
-        <w:rPr>
-          <w:color w:val="00823C"/>
-          <w:sz w:val="18"/>
-        </w:rPr>
-        <w:t>無料｜ブランドメッセージ記事</w:t>
+        <w:t>#運がいい人 #エッセイ #人生 #占い師の本音</w:t>
       </w:r>
     </w:p>
     <w:p/>
@@ -2845,9 +2285,246 @@
           <w:color w:val="4B0082"/>
           <w:sz w:val="32"/>
         </w:rPr>
-        <w:t>投稿戦略メモ</w:t>
+        <w:t>構成サマリー</w:t>
       </w:r>
     </w:p>
+    <w:tbl>
+      <w:tblPr>
+        <w:tblStyle w:val="LightGrid-Accent1"/>
+        <w:tblW w:type="auto" w:w="0"/>
+        <w:tblLook w:firstColumn="1" w:firstRow="1" w:lastColumn="0" w:lastRow="0" w:noHBand="0" w:noVBand="1" w:val="04A0"/>
+      </w:tblPr>
+      <w:tblGrid>
+        <w:gridCol w:w="2880"/>
+        <w:gridCol w:w="2880"/>
+        <w:gridCol w:w="2880"/>
+      </w:tblGrid>
+      <w:tr>
+        <w:tc>
+          <w:tcPr>
+            <w:tcW w:type="dxa" w:w="2880"/>
+          </w:tcPr>
+          <w:p>
+            <w:r>
+              <w:t>カテゴリ</w:t>
+            </w:r>
+          </w:p>
+        </w:tc>
+        <w:tc>
+          <w:tcPr>
+            <w:tcW w:type="dxa" w:w="2880"/>
+          </w:tcPr>
+          <w:p>
+            <w:r>
+              <w:t>本数</w:t>
+            </w:r>
+          </w:p>
+        </w:tc>
+        <w:tc>
+          <w:tcPr>
+            <w:tcW w:type="dxa" w:w="2880"/>
+          </w:tcPr>
+          <w:p>
+            <w:r>
+              <w:t>役割</w:t>
+            </w:r>
+          </w:p>
+        </w:tc>
+      </w:tr>
+      <w:tr>
+        <w:tc>
+          <w:tcPr>
+            <w:tcW w:type="dxa" w:w="2880"/>
+          </w:tcPr>
+          <w:p>
+            <w:r>
+              <w:t>恋愛・片思い</w:t>
+            </w:r>
+          </w:p>
+        </w:tc>
+        <w:tc>
+          <w:tcPr>
+            <w:tcW w:type="dxa" w:w="2880"/>
+          </w:tcPr>
+          <w:p>
+            <w:r>
+              <w:t>6本</w:t>
+            </w:r>
+          </w:p>
+        </w:tc>
+        <w:tc>
+          <w:tcPr>
+            <w:tcW w:type="dxa" w:w="2880"/>
+          </w:tcPr>
+          <w:p>
+            <w:r>
+              <w:t>占いを知らない人の最初のクリック</w:t>
+            </w:r>
+          </w:p>
+        </w:tc>
+      </w:tr>
+      <w:tr>
+        <w:tc>
+          <w:tcPr>
+            <w:tcW w:type="dxa" w:w="2880"/>
+          </w:tcPr>
+          <w:p>
+            <w:r>
+              <w:t>マッチングアプリ</w:t>
+            </w:r>
+          </w:p>
+        </w:tc>
+        <w:tc>
+          <w:tcPr>
+            <w:tcW w:type="dxa" w:w="2880"/>
+          </w:tcPr>
+          <w:p>
+            <w:r>
+              <w:t>6本</w:t>
+            </w:r>
+          </w:p>
+        </w:tc>
+        <w:tc>
+          <w:tcPr>
+            <w:tcW w:type="dxa" w:w="2880"/>
+          </w:tcPr>
+          <w:p>
+            <w:r>
+              <w:t>20〜30代女性の日常。あるあるの宝庫</w:t>
+            </w:r>
+          </w:p>
+        </w:tc>
+      </w:tr>
+      <w:tr>
+        <w:tc>
+          <w:tcPr>
+            <w:tcW w:type="dxa" w:w="2880"/>
+          </w:tcPr>
+          <w:p>
+            <w:r>
+              <w:t>AI時代</w:t>
+            </w:r>
+          </w:p>
+        </w:tc>
+        <w:tc>
+          <w:tcPr>
+            <w:tcW w:type="dxa" w:w="2880"/>
+          </w:tcPr>
+          <w:p>
+            <w:r>
+              <w:t>5本</w:t>
+            </w:r>
+          </w:p>
+        </w:tc>
+        <w:tc>
+          <w:tcPr>
+            <w:tcW w:type="dxa" w:w="2880"/>
+          </w:tcPr>
+          <w:p>
+            <w:r>
+              <w:t>2025-2026最大トレンド。占い師×AIは希少な切り口</w:t>
+            </w:r>
+          </w:p>
+        </w:tc>
+      </w:tr>
+      <w:tr>
+        <w:tc>
+          <w:tcPr>
+            <w:tcW w:type="dxa" w:w="2880"/>
+          </w:tcPr>
+          <w:p>
+            <w:r>
+              <w:t>自分のこと・メンタル</w:t>
+            </w:r>
+          </w:p>
+        </w:tc>
+        <w:tc>
+          <w:tcPr>
+            <w:tcW w:type="dxa" w:w="2880"/>
+          </w:tcPr>
+          <w:p>
+            <w:r>
+              <w:t>5本</w:t>
+            </w:r>
+          </w:p>
+        </w:tc>
+        <w:tc>
+          <w:tcPr>
+            <w:tcW w:type="dxa" w:w="2880"/>
+          </w:tcPr>
+          <w:p>
+            <w:r>
+              <w:t>#エッセイ #自己肯定感 のnote王道タグ</w:t>
+            </w:r>
+          </w:p>
+        </w:tc>
+      </w:tr>
+      <w:tr>
+        <w:tc>
+          <w:tcPr>
+            <w:tcW w:type="dxa" w:w="2880"/>
+          </w:tcPr>
+          <w:p>
+            <w:r>
+              <w:t>仕事・お金</w:t>
+            </w:r>
+          </w:p>
+        </w:tc>
+        <w:tc>
+          <w:tcPr>
+            <w:tcW w:type="dxa" w:w="2880"/>
+          </w:tcPr>
+          <w:p>
+            <w:r>
+              <w:t>3本</w:t>
+            </w:r>
+          </w:p>
+        </w:tc>
+        <w:tc>
+          <w:tcPr>
+            <w:tcW w:type="dxa" w:w="2880"/>
+          </w:tcPr>
+          <w:p>
+            <w:r>
+              <w:t>恋愛以外の入口。転職・給料は全世代テーマ</w:t>
+            </w:r>
+          </w:p>
+        </w:tc>
+      </w:tr>
+      <w:tr>
+        <w:tc>
+          <w:tcPr>
+            <w:tcW w:type="dxa" w:w="2880"/>
+          </w:tcPr>
+          <w:p>
+            <w:r>
+              <w:t>コラム・日常</w:t>
+            </w:r>
+          </w:p>
+        </w:tc>
+        <w:tc>
+          <w:tcPr>
+            <w:tcW w:type="dxa" w:w="2880"/>
+          </w:tcPr>
+          <w:p>
+            <w:r>
+              <w:t>5本</w:t>
+            </w:r>
+          </w:p>
+        </w:tc>
+        <w:tc>
+          <w:tcPr>
+            <w:tcW w:type="dxa" w:w="2880"/>
+          </w:tcPr>
+          <w:p>
+            <w:r>
+              <w:t>占い師あつきの人柄が伝わる。鑑定への導線</w:t>
+            </w:r>
+          </w:p>
+        </w:tc>
+      </w:tr>
+    </w:tbl>
+    <w:p/>
     <w:p>
       <w:pPr>
         <w:pStyle w:val="Heading2"/>
@@ -2857,7 +2534,7 @@
           <w:color w:val="4B0082"/>
           <w:sz w:val="24"/>
         </w:rPr>
-        <w:t>投稿順序の考え方</w:t>
+        <w:t>v2からの主な変更点</w:t>
       </w:r>
     </w:p>
     <w:p>
@@ -2868,7 +2545,7 @@
         <w:rPr>
           <w:sz w:val="20"/>
         </w:rPr>
-        <w:t>まず恋愛系（#1〜#10）から数本。noteのメイン読者層と相性がいい</w:t>
+        <w:t>マッチングアプリを独立カテゴリに（2本→6本）。アプリあるあるは拡散力が高い</w:t>
       </w:r>
     </w:p>
     <w:p>
@@ -2879,7 +2556,7 @@
         <w:rPr>
           <w:sz w:val="20"/>
         </w:rPr>
-        <w:t>次にメンタル・自己理解系（#11〜#17）を混ぜる。#エッセイタグとの親和性が高い</w:t>
+        <w:t>AI時代を独立カテゴリに（1本→5本）。「ChatGPTに聞いてみた」「AI占い試してみた」など体験レポ形式で敷居を下げた</w:t>
       </w:r>
     </w:p>
     <w:p>
@@ -2890,7 +2567,7 @@
         <w:rPr>
           <w:sz w:val="20"/>
         </w:rPr>
-        <w:t>トレンド系（#18〜#23）は話題になっているタイミングで投下する</w:t>
+        <w:t>心理学用語を使うネタを全カット（回避型、愛着障害、ガスライティング等）</w:t>
       </w:r>
     </w:p>
     <w:p>
@@ -2901,7 +2578,18 @@
         <w:rPr>
           <w:sz w:val="20"/>
         </w:rPr>
-        <w:t>コラム系（#27〜#30）は信頼構築。数本溜まってから出すと効果的</w:t>
+        <w:t>哲学的・抽象的なネタをカット（「生きづらい」「何者にもなれない」「人生の分岐点」等）</w:t>
+      </w:r>
+    </w:p>
+    <w:p>
+      <w:pPr>
+        <w:pStyle w:val="ListBullet"/>
+      </w:pPr>
+      <w:r>
+        <w:rPr>
+          <w:sz w:val="20"/>
+        </w:rPr>
+        <w:t>全体的に「友達との会話レベル」の言葉遣いに統一</w:t>
       </w:r>
     </w:p>
     <w:p/>
@@ -2914,7 +2602,7 @@
           <w:color w:val="4B0082"/>
           <w:sz w:val="24"/>
         </w:rPr>
-        <w:t>四柱推命の出し方</w:t>
+        <w:t>四柱推命の出し方（記事の中で）</w:t>
       </w:r>
     </w:p>
     <w:p>
@@ -2936,7 +2624,7 @@
         <w:rPr>
           <w:sz w:val="20"/>
         </w:rPr>
-        <w:t>記事中盤で「占い師として見ていると…」「鑑定の現場では…」の形で自然に出す</w:t>
+        <w:t>「四柱推命」という単語も基本使わない。使うなら「東洋の占い」「生年月日から読む占い」程度</w:t>
       </w:r>
     </w:p>
     <w:p>
@@ -2947,7 +2635,7 @@
         <w:rPr>
           <w:sz w:val="20"/>
         </w:rPr>
-        <w:t>専門用語は避け、「性格タイプ」「エネルギーの方向性」「相性」など一般的な言葉で語る</w:t>
+        <w:t>記事の中盤で「占い師として見ていると…」「鑑定の現場では…」の形で自然に出す</w:t>
       </w:r>
     </w:p>
     <w:p>
@@ -2958,7 +2646,18 @@
         <w:rPr>
           <w:sz w:val="20"/>
         </w:rPr>
-        <w:t>記事の最後に「詳しく知りたい方は鑑定でお伝えできます」と軽く添えるだけでOK</w:t>
+        <w:t>専門用語は一切避け、「性格のタイプ」「相性」「タイミング」など日常語で語る</w:t>
+      </w:r>
+    </w:p>
+    <w:p>
+      <w:pPr>
+        <w:pStyle w:val="ListBullet"/>
+      </w:pPr>
+      <w:r>
+        <w:rPr>
+          <w:sz w:val="20"/>
+        </w:rPr>
+        <w:t>記事の最後に「もっと詳しく知りたい方は鑑定でお伝えできます」と軽く添えるだけ</w:t>
       </w:r>
     </w:p>
     <w:p/>
@@ -2971,7 +2670,7 @@
           <w:color w:val="4B0082"/>
           <w:sz w:val="24"/>
         </w:rPr>
-        <w:t>タイトルのパターン（既存記事から抽出）</w:t>
+        <w:t>おすすめ投稿順</w:t>
       </w:r>
     </w:p>
     <w:p>
@@ -2982,7 +2681,7 @@
         <w:rPr>
           <w:sz w:val="20"/>
         </w:rPr>
-        <w:t>短い断言：「やめとけ」「先に知れ」「全員読んで」</w:t>
+        <w:t>最初の5本：恋愛・アプリ系から（#1, #7, #2, #9, #12）→ 最もクリックされやすい</w:t>
       </w:r>
     </w:p>
     <w:p>
@@ -2993,7 +2692,7 @@
         <w:rPr>
           <w:sz w:val="20"/>
         </w:rPr>
-        <w:t>逆説・逆張り：「無理に上げなくていい」「むしろ正常」</w:t>
+        <w:t>次の5本：AI系を混ぜる（#13, #14, #5, #21, #15）→ 話題性で拡散を狙う</w:t>
       </w:r>
     </w:p>
     <w:p>
@@ -3004,7 +2703,7 @@
         <w:rPr>
           <w:sz w:val="20"/>
         </w:rPr>
-        <w:t>←記法：「好きかわからない ←それ答え出てるよ」</w:t>
+        <w:t>以降：メンタル系・コラム系を交互に（#18, #26, #19, #27 …）→ 信頼構築フェーズ</w:t>
       </w:r>
     </w:p>
     <w:p>
@@ -3015,100 +2714,9 @@
         <w:rPr>
           <w:sz w:val="20"/>
         </w:rPr>
-        <w:t>【】でトレンドワード：「【回避型】」「【愛着障害】」</w:t>
+        <w:t>仕事・お金系は月曜に投稿すると反応が良い（#23, #24, #25）</w:t>
       </w:r>
     </w:p>
-    <w:p>
-      <w:pPr>
-        <w:pStyle w:val="ListBullet"/>
-      </w:pPr>
-      <w:r>
-        <w:rPr>
-          <w:sz w:val="20"/>
-        </w:rPr>
-        <w:t>「〜な人と、〜な人」対比：既存記事「狂わされる人、狂わされない人」踏襲</w:t>
-      </w:r>
-    </w:p>
-    <w:p>
-      <w:pPr>
-        <w:pStyle w:val="ListBullet"/>
-      </w:pPr>
-      <w:r>
-        <w:rPr>
-          <w:sz w:val="20"/>
-        </w:rPr>
-        <w:t>（）で本音：既存記事「（と言いたいけど言えない話）」踏襲</w:t>
-      </w:r>
-    </w:p>
-    <w:p>
-      <w:pPr>
-        <w:pStyle w:val="ListBullet"/>
-      </w:pPr>
-      <w:r>
-        <w:rPr>
-          <w:sz w:val="20"/>
-        </w:rPr>
-        <w:t>句読点のリズム：「怖がるな。でも舐めるな」のテンポ感</w:t>
-      </w:r>
-    </w:p>
-    <w:p/>
-    <w:p>
-      <w:pPr>
-        <w:pStyle w:val="Heading2"/>
-      </w:pPr>
-      <w:r>
-        <w:rPr>
-          <w:color w:val="4B0082"/>
-          <w:sz w:val="24"/>
-        </w:rPr>
-        <w:t>noteで使うべきハッシュタグ（2025-2026）</w:t>
-      </w:r>
-    </w:p>
-    <w:p>
-      <w:pPr>
-        <w:pStyle w:val="ListBullet"/>
-      </w:pPr>
-      <w:r>
-        <w:rPr>
-          <w:sz w:val="20"/>
-        </w:rPr>
-        <w:t>広域：#エッセイ（note最大タグ）、#恋愛、#自分磨き、#メンタルヘルス</w:t>
-      </w:r>
-    </w:p>
-    <w:p>
-      <w:pPr>
-        <w:pStyle w:val="ListBullet"/>
-      </w:pPr>
-      <w:r>
-        <w:rPr>
-          <w:sz w:val="20"/>
-        </w:rPr>
-        <w:t>中域：#自己肯定感、#HSP、#人間関係、#婚活、#マッチングアプリ</w:t>
-      </w:r>
-    </w:p>
-    <w:p>
-      <w:pPr>
-        <w:pStyle w:val="ListBullet"/>
-      </w:pPr>
-      <w:r>
-        <w:rPr>
-          <w:sz w:val="20"/>
-        </w:rPr>
-        <w:t>占い寄り：#星座占い、#タロット、#スピリチュアル ※記事との相性で使い分け</w:t>
-      </w:r>
-    </w:p>
-    <w:p>
-      <w:pPr>
-        <w:pStyle w:val="ListBullet"/>
-      </w:pPr>
-      <w:r>
-        <w:rPr>
-          <w:sz w:val="20"/>
-        </w:rPr>
-        <w:t>トレンド：#ChatGPT、#愛着障害、#回避型、#SNS断ち、#親ガチャ</w:t>
-      </w:r>
-    </w:p>
-    <w:p/>
     <w:p/>
     <w:p>
       <w:pPr>
